--- a/高中物理/高中物理同步/人教版必修3 第11章 电路及其应用·中档卷（13题）.docx
+++ b/高中物理/高中物理同步/人教版必修3 第11章 电路及其应用·中档卷（13题）.docx
@@ -1154,11 +1154,9 @@
       <w:r>
         <w:rPr>
           <w:rFonts w:ascii="Times New Roman" w:eastAsia="宋体" w:hAnsi="Times New Roman" w:cs="Times New Roman"/>
-          <w:strike w:val="0"/>
           <w:kern w:val="0"/>
           <w:sz w:val="21"/>
           <w:szCs w:val="21"/>
-          <w:u w:val="none"/>
         </w:rPr>
         <w:drawing>
           <wp:inline>
@@ -1808,11 +1806,9 @@
       <w:r>
         <w:rPr>
           <w:rFonts w:ascii="Times New Roman" w:eastAsia="宋体" w:hAnsi="Times New Roman" w:cs="Times New Roman"/>
-          <w:strike w:val="0"/>
           <w:kern w:val="0"/>
           <w:sz w:val="21"/>
           <w:szCs w:val="21"/>
-          <w:u w:val="none"/>
         </w:rPr>
         <w:drawing>
           <wp:inline>
@@ -2489,11 +2485,9 @@
       <w:r>
         <w:rPr>
           <w:rFonts w:ascii="Times New Roman" w:eastAsia="宋体" w:hAnsi="Times New Roman" w:cs="Times New Roman"/>
-          <w:strike w:val="0"/>
           <w:kern w:val="0"/>
           <w:sz w:val="21"/>
           <w:szCs w:val="21"/>
-          <w:u w:val="none"/>
         </w:rPr>
         <w:drawing>
           <wp:inline>
@@ -3491,11 +3485,9 @@
       <w:r>
         <w:rPr>
           <w:rFonts w:ascii="Times New Roman" w:eastAsia="宋体" w:hAnsi="Times New Roman" w:cs="Times New Roman"/>
-          <w:strike w:val="0"/>
           <w:kern w:val="0"/>
           <w:sz w:val="21"/>
           <w:szCs w:val="21"/>
-          <w:u w:val="none"/>
         </w:rPr>
         <w:drawing>
           <wp:inline>
@@ -4107,11 +4099,9 @@
       <w:r>
         <w:rPr>
           <w:rFonts w:ascii="Times New Roman" w:eastAsia="宋体" w:hAnsi="Times New Roman" w:cs="Times New Roman"/>
-          <w:strike w:val="0"/>
           <w:kern w:val="0"/>
           <w:sz w:val="21"/>
           <w:szCs w:val="21"/>
-          <w:u w:val="none"/>
         </w:rPr>
         <w:drawing>
           <wp:inline>
@@ -4869,11 +4859,9 @@
       <w:r>
         <w:rPr>
           <w:rFonts w:ascii="Times New Roman" w:eastAsia="宋体" w:hAnsi="Times New Roman" w:cs="Times New Roman"/>
-          <w:strike w:val="0"/>
           <w:kern w:val="0"/>
           <w:sz w:val="21"/>
           <w:szCs w:val="21"/>
-          <w:u w:val="none"/>
         </w:rPr>
         <w:drawing>
           <wp:inline>
@@ -5591,11 +5579,9 @@
       <w:r>
         <w:rPr>
           <w:rFonts w:ascii="Times New Roman" w:eastAsia="宋体" w:hAnsi="Times New Roman" w:cs="Times New Roman"/>
-          <w:strike w:val="0"/>
           <w:kern w:val="0"/>
           <w:sz w:val="21"/>
           <w:szCs w:val="21"/>
-          <w:u w:val="none"/>
         </w:rPr>
         <w:drawing>
           <wp:inline>
@@ -6929,11 +6915,9 @@
       <w:r>
         <w:rPr>
           <w:rFonts w:ascii="Times New Roman" w:eastAsia="宋体" w:hAnsi="Times New Roman" w:cs="Times New Roman"/>
-          <w:strike w:val="0"/>
           <w:kern w:val="0"/>
           <w:sz w:val="21"/>
           <w:szCs w:val="21"/>
-          <w:u w:val="none"/>
         </w:rPr>
         <w:drawing>
           <wp:inline>
@@ -8150,11 +8134,9 @@
       <w:r>
         <w:rPr>
           <w:rFonts w:ascii="Times New Roman" w:eastAsia="宋体" w:hAnsi="Times New Roman" w:cs="Times New Roman"/>
-          <w:strike w:val="0"/>
           <w:kern w:val="0"/>
           <w:sz w:val="21"/>
           <w:szCs w:val="21"/>
-          <w:u w:val="none"/>
         </w:rPr>
         <w:drawing>
           <wp:inline>
@@ -8830,11 +8812,9 @@
       <w:r>
         <w:rPr>
           <w:rFonts w:ascii="Times New Roman" w:eastAsia="宋体" w:hAnsi="Times New Roman" w:cs="Times New Roman"/>
-          <w:strike w:val="0"/>
           <w:kern w:val="0"/>
           <w:sz w:val="21"/>
           <w:szCs w:val="21"/>
-          <w:u w:val="none"/>
         </w:rPr>
         <w:drawing>
           <wp:inline>
@@ -9763,11 +9743,9 @@
       <w:r>
         <w:rPr>
           <w:rFonts w:ascii="Times New Roman" w:eastAsia="宋体" w:hAnsi="Times New Roman" w:cs="Times New Roman"/>
-          <w:strike w:val="0"/>
           <w:kern w:val="0"/>
           <w:sz w:val="21"/>
           <w:szCs w:val="21"/>
-          <w:u w:val="none"/>
         </w:rPr>
         <w:drawing>
           <wp:inline>
@@ -10234,11 +10212,9 @@
       <w:r>
         <w:rPr>
           <w:rFonts w:ascii="Times New Roman" w:eastAsia="宋体" w:hAnsi="Times New Roman" w:cs="Times New Roman"/>
-          <w:strike w:val="0"/>
           <w:kern w:val="0"/>
           <w:sz w:val="21"/>
           <w:szCs w:val="21"/>
-          <w:u w:val="none"/>
         </w:rPr>
         <w:drawing>
           <wp:inline>
@@ -10843,11 +10819,9 @@
       <w:r>
         <w:rPr>
           <w:rFonts w:ascii="Times New Roman" w:eastAsia="宋体" w:hAnsi="Times New Roman" w:cs="Times New Roman"/>
-          <w:strike w:val="0"/>
           <w:kern w:val="0"/>
           <w:sz w:val="21"/>
           <w:szCs w:val="21"/>
-          <w:u w:val="none"/>
         </w:rPr>
         <w:drawing>
           <wp:inline>
@@ -11303,11 +11277,9 @@
       <w:r>
         <w:rPr>
           <w:rFonts w:ascii="Times New Roman" w:eastAsia="宋体" w:hAnsi="Times New Roman" w:cs="Times New Roman"/>
-          <w:strike w:val="0"/>
           <w:kern w:val="0"/>
           <w:sz w:val="21"/>
           <w:szCs w:val="21"/>
-          <w:u w:val="none"/>
         </w:rPr>
         <w:drawing>
           <wp:inline>
@@ -11479,11 +11451,9 @@
       <w:r>
         <w:rPr>
           <w:rFonts w:ascii="Times New Roman" w:eastAsia="宋体" w:hAnsi="Times New Roman" w:cs="Times New Roman"/>
-          <w:strike w:val="0"/>
           <w:kern w:val="0"/>
           <w:sz w:val="21"/>
           <w:szCs w:val="21"/>
-          <w:u w:val="none"/>
         </w:rPr>
         <w:drawing>
           <wp:inline>
@@ -11904,11 +11874,9 @@
       <w:r>
         <w:rPr>
           <w:rFonts w:ascii="Times New Roman" w:eastAsia="宋体" w:hAnsi="Times New Roman" w:cs="Times New Roman"/>
-          <w:strike w:val="0"/>
           <w:kern w:val="0"/>
           <w:sz w:val="21"/>
           <w:szCs w:val="21"/>
-          <w:u w:val="none"/>
         </w:rPr>
         <w:drawing>
           <wp:inline>
@@ -12829,11 +12797,9 @@
       <w:r>
         <w:rPr>
           <w:rFonts w:ascii="Times New Roman" w:eastAsia="宋体" w:hAnsi="Times New Roman" w:cs="Times New Roman"/>
-          <w:strike w:val="0"/>
           <w:kern w:val="0"/>
           <w:sz w:val="21"/>
           <w:szCs w:val="21"/>
-          <w:u w:val="none"/>
         </w:rPr>
         <w:drawing>
           <wp:inline>
@@ -14131,7 +14097,7 @@
     <w:sectPr>
       <w:footerReference w:type="default" r:id="rId148"/>
       <w:pgSz w:w="11906" w:h="16838"/>
-      <w:pgMar w:top="720" w:right="720" w:bottom="720" w:left="720" w:header="720" w:footer="720" w:gutter="0"/>
+      <w:pgMar w:top="850" w:right="850" w:bottom="850" w:left="850" w:header="850" w:footer="850" w:gutter="0"/>
       <w:pgNumType w:start="1"/>
       <w:cols w:num="1" w:sep="1" w:space="425"/>
       <w:docGrid w:type="lines" w:linePitch="312"/>
@@ -14146,6 +14112,14 @@
     <w:pPr>
       <w:jc w:val="center"/>
     </w:pPr>
+    <w:r>
+      <w:rPr>
+        <w:rFonts w:ascii="Times New Roman" w:hAnsi="Times New Roman" w:eastAsia="宋体"/>
+        <w:sz w:val="21"/>
+        <w:szCs w:val="21"/>
+      </w:rPr>
+      <w:t xml:space="preserve">第11章·中档　</w:t>
+    </w:r>
     <w:r>
       <w:rPr>
         <w:rFonts w:ascii="Times New Roman" w:hAnsi="Times New Roman" w:eastAsia="宋体"/>

--- a/高中物理/高中物理同步/人教版必修3 第11章 电路及其应用·中档卷（13题）.docx
+++ b/高中物理/高中物理同步/人教版必修3 第11章 电路及其应用·中档卷（13题）.docx
@@ -90,7 +90,9 @@
       </w:pPr>
       <w:r>
         <w:rPr>
-          <w:sz w:val="21"/>
+          <w:rFonts w:ascii="Times New Roman" w:hAnsi="Times New Roman" w:eastAsia="宋体" w:cs="Times New Roman"/>
+          <w:sz w:val="21"/>
+          <w:szCs w:val="21"/>
         </w:rPr>
         <w:t>1．在氢原子中模型中，核外电子绕核做半径为</w:t>
       </w:r>
@@ -99,12 +101,15 @@
           <w:rFonts w:ascii="Times New Roman" w:eastAsia="宋体" w:hAnsi="Times New Roman" w:cs="Times New Roman"/>
           <w:i/>
           <w:sz w:val="21"/>
+          <w:szCs w:val="21"/>
         </w:rPr>
         <w:t>r</w:t>
       </w:r>
       <w:r>
         <w:rPr>
-          <w:sz w:val="21"/>
+          <w:rFonts w:ascii="Times New Roman" w:hAnsi="Times New Roman" w:eastAsia="宋体" w:cs="Times New Roman"/>
+          <w:sz w:val="21"/>
+          <w:szCs w:val="21"/>
         </w:rPr>
         <w:t>的匀速圆周运动。已知电子的质量为</w:t>
       </w:r>
@@ -113,12 +118,15 @@
           <w:rFonts w:ascii="Times New Roman" w:eastAsia="宋体" w:hAnsi="Times New Roman" w:cs="Times New Roman"/>
           <w:i/>
           <w:sz w:val="21"/>
+          <w:szCs w:val="21"/>
         </w:rPr>
         <w:t>m</w:t>
       </w:r>
       <w:r>
         <w:rPr>
-          <w:sz w:val="21"/>
+          <w:rFonts w:ascii="Times New Roman" w:hAnsi="Times New Roman" w:eastAsia="宋体" w:cs="Times New Roman"/>
+          <w:sz w:val="21"/>
+          <w:szCs w:val="21"/>
         </w:rPr>
         <w:t>，电荷量为</w:t>
       </w:r>
@@ -127,12 +135,15 @@
           <w:rFonts w:ascii="Times New Roman" w:eastAsia="宋体" w:hAnsi="Times New Roman" w:cs="Times New Roman"/>
           <w:i/>
           <w:sz w:val="21"/>
+          <w:szCs w:val="21"/>
         </w:rPr>
         <w:t>e</w:t>
       </w:r>
       <w:r>
         <w:rPr>
-          <w:sz w:val="21"/>
+          <w:rFonts w:ascii="Times New Roman" w:hAnsi="Times New Roman" w:eastAsia="宋体" w:cs="Times New Roman"/>
+          <w:sz w:val="21"/>
+          <w:szCs w:val="21"/>
         </w:rPr>
         <w:t>，静电力常量为</w:t>
       </w:r>
@@ -141,12 +152,15 @@
           <w:rFonts w:ascii="Times New Roman" w:eastAsia="宋体" w:hAnsi="Times New Roman" w:cs="Times New Roman"/>
           <w:i/>
           <w:sz w:val="21"/>
+          <w:szCs w:val="21"/>
         </w:rPr>
         <w:t>k</w:t>
       </w:r>
       <w:r>
         <w:rPr>
-          <w:sz w:val="21"/>
+          <w:rFonts w:ascii="Times New Roman" w:hAnsi="Times New Roman" w:eastAsia="宋体" w:cs="Times New Roman"/>
+          <w:sz w:val="21"/>
+          <w:szCs w:val="21"/>
         </w:rPr>
         <w:t>。可以认为电子绕核旋转所需要的向心力由库仑力提供。</w:t>
       </w:r>
@@ -162,7 +176,9 @@
       </w:pPr>
       <w:r>
         <w:rPr>
-          <w:sz w:val="21"/>
+          <w:rFonts w:ascii="Times New Roman" w:hAnsi="Times New Roman" w:eastAsia="宋体" w:cs="Times New Roman"/>
+          <w:sz w:val="21"/>
+          <w:szCs w:val="21"/>
         </w:rPr>
         <w:t>（1）求电子的动能；</w:t>
       </w:r>
@@ -178,7 +194,9 @@
       </w:pPr>
       <w:r>
         <w:rPr>
-          <w:sz w:val="21"/>
+          <w:rFonts w:ascii="Times New Roman" w:hAnsi="Times New Roman" w:eastAsia="宋体" w:cs="Times New Roman"/>
+          <w:sz w:val="21"/>
+          <w:szCs w:val="21"/>
         </w:rPr>
         <w:t>（2）求电子绕核运动形成的等效电流</w:t>
       </w:r>
@@ -187,12 +205,15 @@
           <w:rFonts w:ascii="Times New Roman" w:eastAsia="宋体" w:hAnsi="Times New Roman" w:cs="Times New Roman"/>
           <w:i/>
           <w:sz w:val="21"/>
+          <w:szCs w:val="21"/>
         </w:rPr>
         <w:t>I</w:t>
       </w:r>
       <w:r>
         <w:rPr>
-          <w:sz w:val="21"/>
+          <w:rFonts w:ascii="Times New Roman" w:hAnsi="Times New Roman" w:eastAsia="宋体" w:cs="Times New Roman"/>
+          <w:sz w:val="21"/>
+          <w:szCs w:val="21"/>
         </w:rPr>
         <w:t>。</w:t>
       </w:r>
@@ -208,7 +229,9 @@
       </w:pPr>
       <w:r>
         <w:rPr>
-          <w:sz w:val="21"/>
+          <w:rFonts w:ascii="Times New Roman" w:hAnsi="Times New Roman" w:eastAsia="宋体" w:cs="Times New Roman"/>
+          <w:sz w:val="21"/>
+          <w:szCs w:val="21"/>
         </w:rPr>
         <w:t>【答案】（1）</w:t>
       </w:r>
@@ -258,7 +281,9 @@
       </m:oMath>
       <w:r>
         <w:rPr>
-          <w:sz w:val="21"/>
+          <w:rFonts w:ascii="Times New Roman" w:hAnsi="Times New Roman" w:eastAsia="宋体" w:cs="Times New Roman"/>
+          <w:sz w:val="21"/>
+          <w:szCs w:val="21"/>
         </w:rPr>
         <w:t>；（2）</w:t>
       </w:r>
@@ -366,7 +391,9 @@
       </w:pPr>
       <w:r>
         <w:rPr>
-          <w:sz w:val="21"/>
+          <w:rFonts w:ascii="Times New Roman" w:hAnsi="Times New Roman" w:eastAsia="宋体" w:cs="Times New Roman"/>
+          <w:sz w:val="21"/>
+          <w:szCs w:val="21"/>
         </w:rPr>
         <w:t>【详解】（1）核外电子绕核做半径为</w:t>
       </w:r>
@@ -375,12 +402,15 @@
           <w:rFonts w:ascii="Times New Roman" w:eastAsia="宋体" w:hAnsi="Times New Roman" w:cs="Times New Roman"/>
           <w:i/>
           <w:sz w:val="21"/>
+          <w:szCs w:val="21"/>
         </w:rPr>
         <w:t>r</w:t>
       </w:r>
       <w:r>
         <w:rPr>
-          <w:sz w:val="21"/>
+          <w:rFonts w:ascii="Times New Roman" w:hAnsi="Times New Roman" w:eastAsia="宋体" w:cs="Times New Roman"/>
+          <w:sz w:val="21"/>
+          <w:szCs w:val="21"/>
         </w:rPr>
         <w:t>的匀速圆周运动，由圆周运动提供向心力，则有</w:t>
       </w:r>
@@ -498,7 +528,9 @@
       </w:pPr>
       <w:r>
         <w:rPr>
-          <w:sz w:val="21"/>
+          <w:rFonts w:ascii="Times New Roman" w:hAnsi="Times New Roman" w:eastAsia="宋体" w:cs="Times New Roman"/>
+          <w:sz w:val="21"/>
+          <w:szCs w:val="21"/>
         </w:rPr>
         <w:t>电子的动能为</w:t>
       </w:r>
@@ -595,7 +627,9 @@
       </w:pPr>
       <w:r>
         <w:rPr>
-          <w:sz w:val="21"/>
+          <w:rFonts w:ascii="Times New Roman" w:hAnsi="Times New Roman" w:eastAsia="宋体" w:cs="Times New Roman"/>
+          <w:sz w:val="21"/>
+          <w:szCs w:val="21"/>
         </w:rPr>
         <w:t>解得</w:t>
       </w:r>
@@ -692,7 +726,9 @@
       </w:pPr>
       <w:r>
         <w:rPr>
-          <w:sz w:val="21"/>
+          <w:rFonts w:ascii="Times New Roman" w:hAnsi="Times New Roman" w:eastAsia="宋体" w:cs="Times New Roman"/>
+          <w:sz w:val="21"/>
+          <w:szCs w:val="21"/>
         </w:rPr>
         <w:t>（2）电子绕核一个周期通过截面的电荷量为e，则有</w:t>
       </w:r>
@@ -750,7 +786,9 @@
       </w:pPr>
       <w:r>
         <w:rPr>
-          <w:sz w:val="21"/>
+          <w:rFonts w:ascii="Times New Roman" w:hAnsi="Times New Roman" w:eastAsia="宋体" w:cs="Times New Roman"/>
+          <w:sz w:val="21"/>
+          <w:szCs w:val="21"/>
         </w:rPr>
         <w:t>核外电子绕核做半径为</w:t>
       </w:r>
@@ -759,12 +797,15 @@
           <w:rFonts w:ascii="Times New Roman" w:eastAsia="宋体" w:hAnsi="Times New Roman" w:cs="Times New Roman"/>
           <w:i/>
           <w:sz w:val="21"/>
+          <w:szCs w:val="21"/>
         </w:rPr>
         <w:t>r</w:t>
       </w:r>
       <w:r>
         <w:rPr>
-          <w:sz w:val="21"/>
+          <w:rFonts w:ascii="Times New Roman" w:hAnsi="Times New Roman" w:eastAsia="宋体" w:cs="Times New Roman"/>
+          <w:sz w:val="21"/>
+          <w:szCs w:val="21"/>
         </w:rPr>
         <w:t>的匀速圆周运动，由圆周运动提供向心力，则有</w:t>
       </w:r>
@@ -906,7 +947,9 @@
       </w:pPr>
       <w:r>
         <w:rPr>
-          <w:sz w:val="21"/>
+          <w:rFonts w:ascii="Times New Roman" w:hAnsi="Times New Roman" w:eastAsia="宋体" w:cs="Times New Roman"/>
+          <w:sz w:val="21"/>
+          <w:szCs w:val="21"/>
         </w:rPr>
         <w:t>解得</w:t>
       </w:r>
@@ -1052,7 +1095,9 @@
       </w:pPr>
       <w:r>
         <w:rPr>
-          <w:sz w:val="21"/>
+          <w:rFonts w:ascii="Times New Roman" w:hAnsi="Times New Roman" w:eastAsia="宋体" w:cs="Times New Roman"/>
+          <w:sz w:val="21"/>
+          <w:szCs w:val="21"/>
         </w:rPr>
         <w:t>2．一根长为</w:t>
       </w:r>
@@ -1061,12 +1106,15 @@
           <w:rFonts w:ascii="Times New Roman" w:eastAsia="宋体" w:hAnsi="Times New Roman" w:cs="Times New Roman"/>
           <w:i/>
           <w:sz w:val="21"/>
+          <w:szCs w:val="21"/>
         </w:rPr>
         <w:t>L</w:t>
       </w:r>
       <w:r>
         <w:rPr>
-          <w:sz w:val="21"/>
+          <w:rFonts w:ascii="Times New Roman" w:hAnsi="Times New Roman" w:eastAsia="宋体" w:cs="Times New Roman"/>
+          <w:sz w:val="21"/>
+          <w:szCs w:val="21"/>
         </w:rPr>
         <w:t>，横截面积为</w:t>
       </w:r>
@@ -1075,12 +1123,15 @@
           <w:rFonts w:ascii="Times New Roman" w:eastAsia="宋体" w:hAnsi="Times New Roman" w:cs="Times New Roman"/>
           <w:i/>
           <w:sz w:val="21"/>
+          <w:szCs w:val="21"/>
         </w:rPr>
         <w:t>S</w:t>
       </w:r>
       <w:r>
         <w:rPr>
-          <w:sz w:val="21"/>
+          <w:rFonts w:ascii="Times New Roman" w:hAnsi="Times New Roman" w:eastAsia="宋体" w:cs="Times New Roman"/>
+          <w:sz w:val="21"/>
+          <w:szCs w:val="21"/>
         </w:rPr>
         <w:t>的金属棒，金属棒中单位长度的自由电子数为</w:t>
       </w:r>
@@ -1089,12 +1140,15 @@
           <w:rFonts w:ascii="Times New Roman" w:eastAsia="宋体" w:hAnsi="Times New Roman" w:cs="Times New Roman"/>
           <w:i/>
           <w:sz w:val="21"/>
+          <w:szCs w:val="21"/>
         </w:rPr>
         <w:t>n</w:t>
       </w:r>
       <w:r>
         <w:rPr>
-          <w:sz w:val="21"/>
+          <w:rFonts w:ascii="Times New Roman" w:hAnsi="Times New Roman" w:eastAsia="宋体" w:cs="Times New Roman"/>
+          <w:sz w:val="21"/>
+          <w:szCs w:val="21"/>
         </w:rPr>
         <w:t>，元电荷为</w:t>
       </w:r>
@@ -1103,12 +1157,15 @@
           <w:rFonts w:ascii="Times New Roman" w:eastAsia="宋体" w:hAnsi="Times New Roman" w:cs="Times New Roman"/>
           <w:i/>
           <w:sz w:val="21"/>
+          <w:szCs w:val="21"/>
         </w:rPr>
         <w:t>e</w:t>
       </w:r>
       <w:r>
         <w:rPr>
-          <w:sz w:val="21"/>
+          <w:rFonts w:ascii="Times New Roman" w:hAnsi="Times New Roman" w:eastAsia="宋体" w:cs="Times New Roman"/>
+          <w:sz w:val="21"/>
+          <w:szCs w:val="21"/>
         </w:rPr>
         <w:t>，在棒两端加上恒定的电压时，棒内产生电流，自由电子定向运动的平均速率为</w:t>
       </w:r>
@@ -1117,12 +1174,15 @@
           <w:rFonts w:ascii="Times New Roman" w:eastAsia="宋体" w:hAnsi="Times New Roman" w:cs="Times New Roman"/>
           <w:i/>
           <w:sz w:val="21"/>
+          <w:szCs w:val="21"/>
         </w:rPr>
         <w:t>v</w:t>
       </w:r>
       <w:r>
         <w:rPr>
-          <w:sz w:val="21"/>
+          <w:rFonts w:ascii="Times New Roman" w:hAnsi="Times New Roman" w:eastAsia="宋体" w:cs="Times New Roman"/>
+          <w:sz w:val="21"/>
+          <w:szCs w:val="21"/>
         </w:rPr>
         <w:t>，电流的大小为（</w:t>
       </w:r>
@@ -1137,7 +1197,9 @@
       </w:r>
       <w:r>
         <w:rPr>
-          <w:sz w:val="21"/>
+          <w:rFonts w:ascii="Times New Roman" w:hAnsi="Times New Roman" w:eastAsia="宋体" w:cs="Times New Roman"/>
+          <w:sz w:val="21"/>
+          <w:szCs w:val="21"/>
         </w:rPr>
         <w:t>）</w:t>
       </w:r>
@@ -1212,7 +1274,9 @@
       </w:pPr>
       <w:r>
         <w:rPr>
-          <w:sz w:val="21"/>
+          <w:rFonts w:ascii="Times New Roman" w:hAnsi="Times New Roman" w:eastAsia="宋体" w:cs="Times New Roman"/>
+          <w:sz w:val="21"/>
+          <w:szCs w:val="21"/>
         </w:rPr>
         <w:t>A．</w:t>
       </w:r>
@@ -1250,7 +1314,9 @@
       </w:r>
       <w:r>
         <w:rPr>
-          <w:sz w:val="21"/>
+          <w:rFonts w:ascii="Times New Roman" w:hAnsi="Times New Roman" w:eastAsia="宋体" w:cs="Times New Roman"/>
+          <w:sz w:val="21"/>
+          <w:szCs w:val="21"/>
         </w:rPr>
         <w:t>B．</w:t>
       </w:r>
@@ -1282,7 +1348,9 @@
       </w:r>
       <w:r>
         <w:rPr>
-          <w:sz w:val="21"/>
+          <w:rFonts w:ascii="Times New Roman" w:hAnsi="Times New Roman" w:eastAsia="宋体" w:cs="Times New Roman"/>
+          <w:sz w:val="21"/>
+          <w:szCs w:val="21"/>
         </w:rPr>
         <w:t>C．</w:t>
       </w:r>
@@ -1326,7 +1394,9 @@
       </w:r>
       <w:r>
         <w:rPr>
-          <w:sz w:val="21"/>
+          <w:rFonts w:ascii="Times New Roman" w:hAnsi="Times New Roman" w:eastAsia="宋体" w:cs="Times New Roman"/>
+          <w:sz w:val="21"/>
+          <w:szCs w:val="21"/>
         </w:rPr>
         <w:t>D．</w:t>
       </w:r>
@@ -1356,7 +1426,9 @@
       </w:pPr>
       <w:r>
         <w:rPr>
-          <w:sz w:val="21"/>
+          <w:rFonts w:ascii="Times New Roman" w:hAnsi="Times New Roman" w:eastAsia="宋体" w:cs="Times New Roman"/>
+          <w:sz w:val="21"/>
+          <w:szCs w:val="21"/>
         </w:rPr>
         <w:t>【答案】B</w:t>
       </w:r>
@@ -1388,7 +1460,9 @@
       </w:pPr>
       <w:r>
         <w:rPr>
-          <w:sz w:val="21"/>
+          <w:rFonts w:ascii="Times New Roman" w:hAnsi="Times New Roman" w:eastAsia="宋体" w:cs="Times New Roman"/>
+          <w:sz w:val="21"/>
+          <w:szCs w:val="21"/>
         </w:rPr>
         <w:t>【详解】因为金属棒中单位长度的自由电子数为</w:t>
       </w:r>
@@ -1397,12 +1471,15 @@
           <w:rFonts w:ascii="Times New Roman" w:eastAsia="宋体" w:hAnsi="Times New Roman" w:cs="Times New Roman"/>
           <w:i/>
           <w:sz w:val="21"/>
+          <w:szCs w:val="21"/>
         </w:rPr>
         <w:t>n</w:t>
       </w:r>
       <w:r>
         <w:rPr>
-          <w:sz w:val="21"/>
+          <w:rFonts w:ascii="Times New Roman" w:hAnsi="Times New Roman" w:eastAsia="宋体" w:cs="Times New Roman"/>
+          <w:sz w:val="21"/>
+          <w:szCs w:val="21"/>
         </w:rPr>
         <w:t>，所以金属棒中电荷量为</w:t>
       </w:r>
@@ -1460,7 +1537,9 @@
       </w:pPr>
       <w:r>
         <w:rPr>
-          <w:sz w:val="21"/>
+          <w:rFonts w:ascii="Times New Roman" w:hAnsi="Times New Roman" w:eastAsia="宋体" w:cs="Times New Roman"/>
+          <w:sz w:val="21"/>
+          <w:szCs w:val="21"/>
         </w:rPr>
         <w:t>全部通过某一横截面所用时间为</w:t>
       </w:r>
@@ -1518,7 +1597,9 @@
       </w:pPr>
       <w:r>
         <w:rPr>
-          <w:sz w:val="21"/>
+          <w:rFonts w:ascii="Times New Roman" w:hAnsi="Times New Roman" w:eastAsia="宋体" w:cs="Times New Roman"/>
+          <w:sz w:val="21"/>
+          <w:szCs w:val="21"/>
         </w:rPr>
         <w:t>根据电流的定义式，得</w:t>
       </w:r>
@@ -1648,7 +1729,9 @@
       </w:pPr>
       <w:r>
         <w:rPr>
-          <w:sz w:val="21"/>
+          <w:rFonts w:ascii="Times New Roman" w:hAnsi="Times New Roman" w:eastAsia="宋体" w:cs="Times New Roman"/>
+          <w:sz w:val="21"/>
+          <w:szCs w:val="21"/>
         </w:rPr>
         <w:t>故选B。</w:t>
       </w:r>
@@ -1718,7 +1801,9 @@
       </w:pPr>
       <w:r>
         <w:rPr>
-          <w:sz w:val="21"/>
+          <w:rFonts w:ascii="Times New Roman" w:hAnsi="Times New Roman" w:eastAsia="宋体" w:cs="Times New Roman"/>
+          <w:sz w:val="21"/>
+          <w:szCs w:val="21"/>
         </w:rPr>
         <w:t>3．某同学测得某白炽灯的伏安特性曲线如图所示。图像上</w:t>
       </w:r>
@@ -1727,12 +1812,15 @@
           <w:rFonts w:ascii="Times New Roman" w:eastAsia="宋体" w:hAnsi="Times New Roman" w:cs="Times New Roman"/>
           <w:i/>
           <w:sz w:val="21"/>
+          <w:szCs w:val="21"/>
         </w:rPr>
         <w:t>A</w:t>
       </w:r>
       <w:r>
         <w:rPr>
-          <w:sz w:val="21"/>
+          <w:rFonts w:ascii="Times New Roman" w:hAnsi="Times New Roman" w:eastAsia="宋体" w:cs="Times New Roman"/>
+          <w:sz w:val="21"/>
+          <w:szCs w:val="21"/>
         </w:rPr>
         <w:t>点与原点的连线与横轴成</w:t>
       </w:r>
@@ -1746,7 +1834,9 @@
       </m:oMath>
       <w:r>
         <w:rPr>
-          <w:sz w:val="21"/>
+          <w:rFonts w:ascii="Times New Roman" w:hAnsi="Times New Roman" w:eastAsia="宋体" w:cs="Times New Roman"/>
+          <w:sz w:val="21"/>
+          <w:szCs w:val="21"/>
         </w:rPr>
         <w:t>角，</w:t>
       </w:r>
@@ -1755,12 +1845,15 @@
           <w:rFonts w:ascii="Times New Roman" w:eastAsia="宋体" w:hAnsi="Times New Roman" w:cs="Times New Roman"/>
           <w:i/>
           <w:sz w:val="21"/>
+          <w:szCs w:val="21"/>
         </w:rPr>
         <w:t>A</w:t>
       </w:r>
       <w:r>
         <w:rPr>
-          <w:sz w:val="21"/>
+          <w:rFonts w:ascii="Times New Roman" w:hAnsi="Times New Roman" w:eastAsia="宋体" w:cs="Times New Roman"/>
+          <w:sz w:val="21"/>
+          <w:szCs w:val="21"/>
         </w:rPr>
         <w:t>点的切线与横轴成</w:t>
       </w:r>
@@ -1774,7 +1867,9 @@
       </m:oMath>
       <w:r>
         <w:rPr>
-          <w:sz w:val="21"/>
+          <w:rFonts w:ascii="Times New Roman" w:hAnsi="Times New Roman" w:eastAsia="宋体" w:cs="Times New Roman"/>
+          <w:sz w:val="21"/>
+          <w:szCs w:val="21"/>
         </w:rPr>
         <w:t>角，则（</w:t>
       </w:r>
@@ -1789,7 +1884,9 @@
       </w:r>
       <w:r>
         <w:rPr>
-          <w:sz w:val="21"/>
+          <w:rFonts w:ascii="Times New Roman" w:hAnsi="Times New Roman" w:eastAsia="宋体" w:cs="Times New Roman"/>
+          <w:sz w:val="21"/>
+          <w:szCs w:val="21"/>
         </w:rPr>
         <w:t>）</w:t>
       </w:r>
@@ -1862,7 +1959,9 @@
       </w:pPr>
       <w:r>
         <w:rPr>
-          <w:sz w:val="21"/>
+          <w:rFonts w:ascii="Times New Roman" w:hAnsi="Times New Roman" w:eastAsia="宋体" w:cs="Times New Roman"/>
+          <w:sz w:val="21"/>
+          <w:szCs w:val="21"/>
         </w:rPr>
         <w:t>A．白炽灯的电阻随电压的增大而减小</w:t>
       </w:r>
@@ -1874,7 +1973,9 @@
       </w:r>
       <w:r>
         <w:rPr>
-          <w:sz w:val="21"/>
+          <w:rFonts w:ascii="Times New Roman" w:hAnsi="Times New Roman" w:eastAsia="宋体" w:cs="Times New Roman"/>
+          <w:sz w:val="21"/>
+          <w:szCs w:val="21"/>
         </w:rPr>
         <w:t>B．在</w:t>
       </w:r>
@@ -1883,12 +1984,15 @@
           <w:rFonts w:ascii="Times New Roman" w:eastAsia="宋体" w:hAnsi="Times New Roman" w:cs="Times New Roman"/>
           <w:i/>
           <w:sz w:val="21"/>
+          <w:szCs w:val="21"/>
         </w:rPr>
         <w:t>A</w:t>
       </w:r>
       <w:r>
         <w:rPr>
-          <w:sz w:val="21"/>
+          <w:rFonts w:ascii="Times New Roman" w:hAnsi="Times New Roman" w:eastAsia="宋体" w:cs="Times New Roman"/>
+          <w:sz w:val="21"/>
+          <w:szCs w:val="21"/>
         </w:rPr>
         <w:t>点，白炽灯的电阻可表示为</w:t>
       </w:r>
@@ -1919,7 +2023,9 @@
       </w:r>
       <w:r>
         <w:rPr>
-          <w:sz w:val="21"/>
+          <w:rFonts w:ascii="Times New Roman" w:hAnsi="Times New Roman" w:eastAsia="宋体" w:cs="Times New Roman"/>
+          <w:sz w:val="21"/>
+          <w:szCs w:val="21"/>
         </w:rPr>
         <w:t>C．在</w:t>
       </w:r>
@@ -1928,12 +2034,15 @@
           <w:rFonts w:ascii="Times New Roman" w:eastAsia="宋体" w:hAnsi="Times New Roman" w:cs="Times New Roman"/>
           <w:i/>
           <w:sz w:val="21"/>
+          <w:szCs w:val="21"/>
         </w:rPr>
         <w:t>A</w:t>
       </w:r>
       <w:r>
         <w:rPr>
-          <w:sz w:val="21"/>
+          <w:rFonts w:ascii="Times New Roman" w:hAnsi="Times New Roman" w:eastAsia="宋体" w:cs="Times New Roman"/>
+          <w:sz w:val="21"/>
+          <w:szCs w:val="21"/>
         </w:rPr>
         <w:t>点，白炽灯的电功率可表示为</w:t>
       </w:r>
@@ -1983,7 +2092,9 @@
       </w:r>
       <w:r>
         <w:rPr>
-          <w:sz w:val="21"/>
+          <w:rFonts w:ascii="Times New Roman" w:hAnsi="Times New Roman" w:eastAsia="宋体" w:cs="Times New Roman"/>
+          <w:sz w:val="21"/>
+          <w:szCs w:val="21"/>
         </w:rPr>
         <w:t>D．在</w:t>
       </w:r>
@@ -1992,12 +2103,15 @@
           <w:rFonts w:ascii="Times New Roman" w:eastAsia="宋体" w:hAnsi="Times New Roman" w:cs="Times New Roman"/>
           <w:i/>
           <w:sz w:val="21"/>
+          <w:szCs w:val="21"/>
         </w:rPr>
         <w:t>A</w:t>
       </w:r>
       <w:r>
         <w:rPr>
-          <w:sz w:val="21"/>
+          <w:rFonts w:ascii="Times New Roman" w:hAnsi="Times New Roman" w:eastAsia="宋体" w:cs="Times New Roman"/>
+          <w:sz w:val="21"/>
+          <w:szCs w:val="21"/>
         </w:rPr>
         <w:t>点，白炽灯的电阻为</w:t>
       </w:r>
@@ -2081,7 +2195,9 @@
       </w:pPr>
       <w:r>
         <w:rPr>
-          <w:sz w:val="21"/>
+          <w:rFonts w:ascii="Times New Roman" w:hAnsi="Times New Roman" w:eastAsia="宋体" w:cs="Times New Roman"/>
+          <w:sz w:val="21"/>
+          <w:szCs w:val="21"/>
         </w:rPr>
         <w:t>【答案】C</w:t>
       </w:r>
@@ -2113,7 +2229,9 @@
       </w:pPr>
       <w:r>
         <w:rPr>
-          <w:sz w:val="21"/>
+          <w:rFonts w:ascii="Times New Roman" w:hAnsi="Times New Roman" w:eastAsia="宋体" w:cs="Times New Roman"/>
+          <w:sz w:val="21"/>
+          <w:szCs w:val="21"/>
         </w:rPr>
         <w:t>【详解】A．由图示可知，随电压增大，通过灯泡的电流增大，且电压和电流的比值增大，故灯泡的电阻变大，故A错误；</w:t>
       </w:r>
@@ -2129,7 +2247,9 @@
       </w:pPr>
       <w:r>
         <w:rPr>
-          <w:sz w:val="21"/>
+          <w:rFonts w:ascii="Times New Roman" w:hAnsi="Times New Roman" w:eastAsia="宋体" w:cs="Times New Roman"/>
+          <w:sz w:val="21"/>
+          <w:szCs w:val="21"/>
         </w:rPr>
         <w:t>BD．由欧姆定律可知，在</w:t>
       </w:r>
@@ -2138,12 +2258,15 @@
           <w:rFonts w:ascii="Times New Roman" w:eastAsia="宋体" w:hAnsi="Times New Roman" w:cs="Times New Roman"/>
           <w:i/>
           <w:sz w:val="21"/>
+          <w:szCs w:val="21"/>
         </w:rPr>
         <w:t>A</w:t>
       </w:r>
       <w:r>
         <w:rPr>
-          <w:sz w:val="21"/>
+          <w:rFonts w:ascii="Times New Roman" w:hAnsi="Times New Roman" w:eastAsia="宋体" w:cs="Times New Roman"/>
+          <w:sz w:val="21"/>
+          <w:szCs w:val="21"/>
         </w:rPr>
         <w:t>点白炽灯的电阻</w:t>
       </w:r>
@@ -2225,7 +2348,9 @@
       </w:pPr>
       <w:r>
         <w:rPr>
-          <w:sz w:val="21"/>
+          <w:rFonts w:ascii="Times New Roman" w:hAnsi="Times New Roman" w:eastAsia="宋体" w:cs="Times New Roman"/>
+          <w:sz w:val="21"/>
+          <w:szCs w:val="21"/>
         </w:rPr>
         <w:t>由于纵坐标与横坐标的标度可能不同，所以不能用</w:t>
       </w:r>
@@ -2248,7 +2373,9 @@
       </m:oMath>
       <w:r>
         <w:rPr>
-          <w:sz w:val="21"/>
+          <w:rFonts w:ascii="Times New Roman" w:hAnsi="Times New Roman" w:eastAsia="宋体" w:cs="Times New Roman"/>
+          <w:sz w:val="21"/>
+          <w:szCs w:val="21"/>
         </w:rPr>
         <w:t>计算电阻值，故BD错误；</w:t>
       </w:r>
@@ -2264,7 +2391,9 @@
       </w:pPr>
       <w:r>
         <w:rPr>
-          <w:sz w:val="21"/>
+          <w:rFonts w:ascii="Times New Roman" w:hAnsi="Times New Roman" w:eastAsia="宋体" w:cs="Times New Roman"/>
+          <w:sz w:val="21"/>
+          <w:szCs w:val="21"/>
         </w:rPr>
         <w:t>C．在</w:t>
       </w:r>
@@ -2273,12 +2402,15 @@
           <w:rFonts w:ascii="Times New Roman" w:eastAsia="宋体" w:hAnsi="Times New Roman" w:cs="Times New Roman"/>
           <w:i/>
           <w:sz w:val="21"/>
+          <w:szCs w:val="21"/>
         </w:rPr>
         <w:t>A</w:t>
       </w:r>
       <w:r>
         <w:rPr>
-          <w:sz w:val="21"/>
+          <w:rFonts w:ascii="Times New Roman" w:hAnsi="Times New Roman" w:eastAsia="宋体" w:cs="Times New Roman"/>
+          <w:sz w:val="21"/>
+          <w:szCs w:val="21"/>
         </w:rPr>
         <w:t>点，白炽灯的电功率可表示为</w:t>
       </w:r>
@@ -2354,7 +2486,9 @@
       </w:pPr>
       <w:r>
         <w:rPr>
-          <w:sz w:val="21"/>
+          <w:rFonts w:ascii="Times New Roman" w:hAnsi="Times New Roman" w:eastAsia="宋体" w:cs="Times New Roman"/>
+          <w:sz w:val="21"/>
+          <w:szCs w:val="21"/>
         </w:rPr>
         <w:t>故C正确。</w:t>
       </w:r>
@@ -2370,7 +2504,9 @@
       </w:pPr>
       <w:r>
         <w:rPr>
-          <w:sz w:val="21"/>
+          <w:rFonts w:ascii="Times New Roman" w:hAnsi="Times New Roman" w:eastAsia="宋体" w:cs="Times New Roman"/>
+          <w:sz w:val="21"/>
+          <w:szCs w:val="21"/>
         </w:rPr>
         <w:t>故选C。</w:t>
       </w:r>
@@ -2418,7 +2554,9 @@
       </w:pPr>
       <w:r>
         <w:rPr>
-          <w:sz w:val="21"/>
+          <w:rFonts w:ascii="Times New Roman" w:hAnsi="Times New Roman" w:eastAsia="宋体" w:cs="Times New Roman"/>
+          <w:sz w:val="21"/>
+          <w:szCs w:val="21"/>
         </w:rPr>
         <w:t>4．如图所示，两个厚度相同、上下表面均为正方形，由同种材料构成的导体A、B，两个正方形的边长</w:t>
       </w:r>
@@ -2468,7 +2606,9 @@
       </m:oMath>
       <w:r>
         <w:rPr>
-          <w:sz w:val="21"/>
+          <w:rFonts w:ascii="Times New Roman" w:hAnsi="Times New Roman" w:eastAsia="宋体" w:cs="Times New Roman"/>
+          <w:sz w:val="21"/>
+          <w:szCs w:val="21"/>
         </w:rPr>
         <w:t>，分别在A、B导体左右两侧面加上相同的电压。下列说法正确的是（　　）</w:t>
       </w:r>
@@ -2538,7 +2678,9 @@
       </w:pPr>
       <w:r>
         <w:rPr>
-          <w:sz w:val="21"/>
+          <w:rFonts w:ascii="Times New Roman" w:hAnsi="Times New Roman" w:eastAsia="宋体" w:cs="Times New Roman"/>
+          <w:sz w:val="21"/>
+          <w:szCs w:val="21"/>
         </w:rPr>
         <w:t>A．导体A和B的电阻之比为</w:t>
       </w:r>
@@ -2572,7 +2714,9 @@
       </w:r>
       <w:r>
         <w:rPr>
-          <w:sz w:val="21"/>
+          <w:rFonts w:ascii="Times New Roman" w:hAnsi="Times New Roman" w:eastAsia="宋体" w:cs="Times New Roman"/>
+          <w:sz w:val="21"/>
+          <w:szCs w:val="21"/>
         </w:rPr>
         <w:t>B．导体A和B的电阻之比为</w:t>
       </w:r>
@@ -2608,7 +2752,9 @@
       </w:pPr>
       <w:r>
         <w:rPr>
-          <w:sz w:val="21"/>
+          <w:rFonts w:ascii="Times New Roman" w:hAnsi="Times New Roman" w:eastAsia="宋体" w:cs="Times New Roman"/>
+          <w:sz w:val="21"/>
+          <w:szCs w:val="21"/>
         </w:rPr>
         <w:t>C．通过导体A和B的电流之比为</w:t>
       </w:r>
@@ -2642,7 +2788,9 @@
       </w:r>
       <w:r>
         <w:rPr>
-          <w:sz w:val="21"/>
+          <w:rFonts w:ascii="Times New Roman" w:hAnsi="Times New Roman" w:eastAsia="宋体" w:cs="Times New Roman"/>
+          <w:sz w:val="21"/>
+          <w:szCs w:val="21"/>
         </w:rPr>
         <w:t>D．相等时间内通过导体A和B左右两侧面的电荷量之比为</w:t>
       </w:r>
@@ -2678,7 +2826,9 @@
       </w:pPr>
       <w:r>
         <w:rPr>
-          <w:sz w:val="21"/>
+          <w:rFonts w:ascii="Times New Roman" w:hAnsi="Times New Roman" w:eastAsia="宋体" w:cs="Times New Roman"/>
+          <w:sz w:val="21"/>
+          <w:szCs w:val="21"/>
         </w:rPr>
         <w:t>【答案】C</w:t>
       </w:r>
@@ -2710,7 +2860,9 @@
       </w:pPr>
       <w:r>
         <w:rPr>
-          <w:sz w:val="21"/>
+          <w:rFonts w:ascii="Times New Roman" w:hAnsi="Times New Roman" w:eastAsia="宋体" w:cs="Times New Roman"/>
+          <w:sz w:val="21"/>
+          <w:szCs w:val="21"/>
         </w:rPr>
         <w:t>【详解】AB．设小正方形边长</w:t>
       </w:r>
@@ -2719,12 +2871,15 @@
           <w:rFonts w:ascii="Times New Roman" w:eastAsia="宋体" w:hAnsi="Times New Roman" w:cs="Times New Roman"/>
           <w:i/>
           <w:sz w:val="21"/>
+          <w:szCs w:val="21"/>
         </w:rPr>
         <w:t>l</w:t>
       </w:r>
       <w:r>
         <w:rPr>
-          <w:sz w:val="21"/>
+          <w:rFonts w:ascii="Times New Roman" w:hAnsi="Times New Roman" w:eastAsia="宋体" w:cs="Times New Roman"/>
+          <w:sz w:val="21"/>
+          <w:szCs w:val="21"/>
         </w:rPr>
         <w:t>，则大正方形边长2</w:t>
       </w:r>
@@ -2733,12 +2888,15 @@
           <w:rFonts w:ascii="Times New Roman" w:eastAsia="宋体" w:hAnsi="Times New Roman" w:cs="Times New Roman"/>
           <w:i/>
           <w:sz w:val="21"/>
+          <w:szCs w:val="21"/>
         </w:rPr>
         <w:t>l</w:t>
       </w:r>
       <w:r>
         <w:rPr>
-          <w:sz w:val="21"/>
+          <w:rFonts w:ascii="Times New Roman" w:hAnsi="Times New Roman" w:eastAsia="宋体" w:cs="Times New Roman"/>
+          <w:sz w:val="21"/>
+          <w:szCs w:val="21"/>
         </w:rPr>
         <w:t>，厚度</w:t>
       </w:r>
@@ -2747,12 +2905,15 @@
           <w:rFonts w:ascii="Times New Roman" w:eastAsia="宋体" w:hAnsi="Times New Roman" w:cs="Times New Roman"/>
           <w:i/>
           <w:sz w:val="21"/>
+          <w:szCs w:val="21"/>
         </w:rPr>
         <w:t>d</w:t>
       </w:r>
       <w:r>
         <w:rPr>
-          <w:sz w:val="21"/>
+          <w:rFonts w:ascii="Times New Roman" w:hAnsi="Times New Roman" w:eastAsia="宋体" w:cs="Times New Roman"/>
+          <w:sz w:val="21"/>
+          <w:szCs w:val="21"/>
         </w:rPr>
         <w:t>，根据</w:t>
       </w:r>
@@ -2816,7 +2977,9 @@
       </w:pPr>
       <w:r>
         <w:rPr>
-          <w:sz w:val="21"/>
+          <w:rFonts w:ascii="Times New Roman" w:hAnsi="Times New Roman" w:eastAsia="宋体" w:cs="Times New Roman"/>
+          <w:sz w:val="21"/>
+          <w:szCs w:val="21"/>
         </w:rPr>
         <w:t>可得</w:t>
       </w:r>
@@ -2994,7 +3157,9 @@
       </w:pPr>
       <w:r>
         <w:rPr>
-          <w:sz w:val="21"/>
+          <w:rFonts w:ascii="Times New Roman" w:hAnsi="Times New Roman" w:eastAsia="宋体" w:cs="Times New Roman"/>
+          <w:sz w:val="21"/>
+          <w:szCs w:val="21"/>
         </w:rPr>
         <w:t>故AB错误；</w:t>
       </w:r>
@@ -3010,7 +3175,9 @@
       </w:pPr>
       <w:r>
         <w:rPr>
-          <w:sz w:val="21"/>
+          <w:rFonts w:ascii="Times New Roman" w:hAnsi="Times New Roman" w:eastAsia="宋体" w:cs="Times New Roman"/>
+          <w:sz w:val="21"/>
+          <w:szCs w:val="21"/>
         </w:rPr>
         <w:t>C．分别在A、B导体左右两侧面加上相同的电压，根据欧姆定律可知，通过导体A和B的电流之比为</w:t>
       </w:r>
@@ -3036,7 +3203,9 @@
       </m:oMath>
       <w:r>
         <w:rPr>
-          <w:sz w:val="21"/>
+          <w:rFonts w:ascii="Times New Roman" w:hAnsi="Times New Roman" w:eastAsia="宋体" w:cs="Times New Roman"/>
+          <w:sz w:val="21"/>
+          <w:szCs w:val="21"/>
         </w:rPr>
         <w:t>，故C正确；</w:t>
       </w:r>
@@ -3052,7 +3221,9 @@
       </w:pPr>
       <w:r>
         <w:rPr>
-          <w:sz w:val="21"/>
+          <w:rFonts w:ascii="Times New Roman" w:hAnsi="Times New Roman" w:eastAsia="宋体" w:cs="Times New Roman"/>
+          <w:sz w:val="21"/>
+          <w:szCs w:val="21"/>
         </w:rPr>
         <w:t>D．相等时间内通过导体A和B左右两侧面的电荷量之比为</w:t>
       </w:r>
@@ -3206,7 +3377,9 @@
       </w:pPr>
       <w:r>
         <w:rPr>
-          <w:sz w:val="21"/>
+          <w:rFonts w:ascii="Times New Roman" w:hAnsi="Times New Roman" w:eastAsia="宋体" w:cs="Times New Roman"/>
+          <w:sz w:val="21"/>
+          <w:szCs w:val="21"/>
         </w:rPr>
         <w:t>故D错误。</w:t>
       </w:r>
@@ -3222,7 +3395,9 @@
       </w:pPr>
       <w:r>
         <w:rPr>
-          <w:sz w:val="21"/>
+          <w:rFonts w:ascii="Times New Roman" w:hAnsi="Times New Roman" w:eastAsia="宋体" w:cs="Times New Roman"/>
+          <w:sz w:val="21"/>
+          <w:szCs w:val="21"/>
         </w:rPr>
         <w:t>故选C。</w:t>
       </w:r>
@@ -3292,7 +3467,9 @@
       </w:pPr>
       <w:r>
         <w:rPr>
-          <w:sz w:val="21"/>
+          <w:rFonts w:ascii="Times New Roman" w:hAnsi="Times New Roman" w:eastAsia="宋体" w:cs="Times New Roman"/>
+          <w:sz w:val="21"/>
+          <w:szCs w:val="21"/>
         </w:rPr>
         <w:t>5．为研究某金属导线材料的电阻率，实验小组用如图甲所示电路进行实验，调节金属导线上可动接线柱</w:t>
       </w:r>
@@ -3301,12 +3478,15 @@
           <w:rFonts w:ascii="Times New Roman" w:eastAsia="宋体" w:hAnsi="Times New Roman" w:cs="Times New Roman"/>
           <w:i/>
           <w:sz w:val="21"/>
+          <w:szCs w:val="21"/>
         </w:rPr>
         <w:t>Q</w:t>
       </w:r>
       <w:r>
         <w:rPr>
-          <w:sz w:val="21"/>
+          <w:rFonts w:ascii="Times New Roman" w:hAnsi="Times New Roman" w:eastAsia="宋体" w:cs="Times New Roman"/>
+          <w:sz w:val="21"/>
+          <w:szCs w:val="21"/>
         </w:rPr>
         <w:t>的位置（如图乙所示），可以改变导线接入电路的长度，可动接线柱</w:t>
       </w:r>
@@ -3315,12 +3495,15 @@
           <w:rFonts w:ascii="Times New Roman" w:eastAsia="宋体" w:hAnsi="Times New Roman" w:cs="Times New Roman"/>
           <w:i/>
           <w:sz w:val="21"/>
+          <w:szCs w:val="21"/>
         </w:rPr>
         <w:t>Q</w:t>
       </w:r>
       <w:r>
         <w:rPr>
-          <w:sz w:val="21"/>
+          <w:rFonts w:ascii="Times New Roman" w:hAnsi="Times New Roman" w:eastAsia="宋体" w:cs="Times New Roman"/>
+          <w:sz w:val="21"/>
+          <w:szCs w:val="21"/>
         </w:rPr>
         <w:t>有一定的电阻，但阻值未知。实验器材如下：</w:t>
       </w:r>
@@ -3336,7 +3519,9 @@
       </w:pPr>
       <w:r>
         <w:rPr>
-          <w:sz w:val="21"/>
+          <w:rFonts w:ascii="Times New Roman" w:hAnsi="Times New Roman" w:eastAsia="宋体" w:cs="Times New Roman"/>
+          <w:sz w:val="21"/>
+          <w:szCs w:val="21"/>
         </w:rPr>
         <w:t>待测金属导线一根；</w:t>
       </w:r>
@@ -3352,7 +3537,9 @@
       </w:pPr>
       <w:r>
         <w:rPr>
-          <w:sz w:val="21"/>
+          <w:rFonts w:ascii="Times New Roman" w:hAnsi="Times New Roman" w:eastAsia="宋体" w:cs="Times New Roman"/>
+          <w:sz w:val="21"/>
+          <w:szCs w:val="21"/>
         </w:rPr>
         <w:t>电压表一个，量程0~3V，内阻约为3kΩ；</w:t>
       </w:r>
@@ -3368,7 +3555,9 @@
       </w:pPr>
       <w:r>
         <w:rPr>
-          <w:sz w:val="21"/>
+          <w:rFonts w:ascii="Times New Roman" w:hAnsi="Times New Roman" w:eastAsia="宋体" w:cs="Times New Roman"/>
+          <w:sz w:val="21"/>
+          <w:szCs w:val="21"/>
         </w:rPr>
         <w:t>电流表一个，量程0~0.6A，内阻约为0.1Ω；</w:t>
       </w:r>
@@ -3384,7 +3573,9 @@
       </w:pPr>
       <w:r>
         <w:rPr>
-          <w:sz w:val="21"/>
+          <w:rFonts w:ascii="Times New Roman" w:hAnsi="Times New Roman" w:eastAsia="宋体" w:cs="Times New Roman"/>
+          <w:sz w:val="21"/>
+          <w:szCs w:val="21"/>
         </w:rPr>
         <w:t>滑动变阻器</w:t>
       </w:r>
@@ -3410,7 +3601,9 @@
       </m:oMath>
       <w:r>
         <w:rPr>
-          <w:sz w:val="21"/>
+          <w:rFonts w:ascii="Times New Roman" w:hAnsi="Times New Roman" w:eastAsia="宋体" w:cs="Times New Roman"/>
+          <w:sz w:val="21"/>
+          <w:szCs w:val="21"/>
         </w:rPr>
         <w:t>（阻值范围0~10Ω，允许通过的最大电流为0.1A）；</w:t>
       </w:r>
@@ -3426,7 +3619,9 @@
       </w:pPr>
       <w:r>
         <w:rPr>
-          <w:sz w:val="21"/>
+          <w:rFonts w:ascii="Times New Roman" w:hAnsi="Times New Roman" w:eastAsia="宋体" w:cs="Times New Roman"/>
+          <w:sz w:val="21"/>
+          <w:szCs w:val="21"/>
         </w:rPr>
         <w:t>滑动变阻器</w:t>
       </w:r>
@@ -3452,7 +3647,9 @@
       </m:oMath>
       <w:r>
         <w:rPr>
-          <w:sz w:val="21"/>
+          <w:rFonts w:ascii="Times New Roman" w:hAnsi="Times New Roman" w:eastAsia="宋体" w:cs="Times New Roman"/>
+          <w:sz w:val="21"/>
+          <w:szCs w:val="21"/>
         </w:rPr>
         <w:t>（阻值范围0~20Ω，允许通过的最大电流为1A）；</w:t>
       </w:r>
@@ -3468,7 +3665,9 @@
       </w:pPr>
       <w:r>
         <w:rPr>
-          <w:sz w:val="21"/>
+          <w:rFonts w:ascii="Times New Roman" w:hAnsi="Times New Roman" w:eastAsia="宋体" w:cs="Times New Roman"/>
+          <w:sz w:val="21"/>
+          <w:szCs w:val="21"/>
         </w:rPr>
         <w:t>干电池两节，开关一个，导线若干，螺旋测微器一只。</w:t>
       </w:r>
@@ -3538,7 +3737,9 @@
       </w:pPr>
       <w:r>
         <w:rPr>
-          <w:sz w:val="21"/>
+          <w:rFonts w:ascii="Times New Roman" w:hAnsi="Times New Roman" w:eastAsia="宋体" w:cs="Times New Roman"/>
+          <w:sz w:val="21"/>
+          <w:szCs w:val="21"/>
         </w:rPr>
         <w:t>(1)请以笔画线代替导线，将图乙中未连接的导线补完整</w:t>
       </w:r>
@@ -3547,12 +3748,15 @@
           <w:rFonts w:ascii="Times New Roman" w:eastAsia="宋体" w:hAnsi="Times New Roman" w:cs="Times New Roman"/>
           <w:b w:val="0"/>
           <w:sz w:val="21"/>
+          <w:szCs w:val="21"/>
         </w:rPr>
         <w:t>________</w:t>
       </w:r>
       <w:r>
         <w:rPr>
-          <w:sz w:val="21"/>
+          <w:rFonts w:ascii="Times New Roman" w:hAnsi="Times New Roman" w:eastAsia="宋体" w:cs="Times New Roman"/>
+          <w:sz w:val="21"/>
+          <w:szCs w:val="21"/>
         </w:rPr>
         <w:t>。</w:t>
       </w:r>
@@ -3568,7 +3772,9 @@
       </w:pPr>
       <w:r>
         <w:rPr>
-          <w:sz w:val="21"/>
+          <w:rFonts w:ascii="Times New Roman" w:hAnsi="Times New Roman" w:eastAsia="宋体" w:cs="Times New Roman"/>
+          <w:sz w:val="21"/>
+          <w:szCs w:val="21"/>
         </w:rPr>
         <w:t>(2)滑动变阻器应该选</w:t>
       </w:r>
@@ -3577,12 +3783,15 @@
           <w:rFonts w:ascii="Times New Roman" w:eastAsia="宋体" w:hAnsi="Times New Roman" w:cs="Times New Roman"/>
           <w:b w:val="0"/>
           <w:sz w:val="21"/>
+          <w:szCs w:val="21"/>
         </w:rPr>
         <w:t>_________</w:t>
       </w:r>
       <w:r>
         <w:rPr>
-          <w:sz w:val="21"/>
+          <w:rFonts w:ascii="Times New Roman" w:hAnsi="Times New Roman" w:eastAsia="宋体" w:cs="Times New Roman"/>
+          <w:sz w:val="21"/>
+          <w:szCs w:val="21"/>
         </w:rPr>
         <w:t>（选填“</w:t>
       </w:r>
@@ -3608,7 +3817,9 @@
       </m:oMath>
       <w:r>
         <w:rPr>
-          <w:sz w:val="21"/>
+          <w:rFonts w:ascii="Times New Roman" w:hAnsi="Times New Roman" w:eastAsia="宋体" w:cs="Times New Roman"/>
+          <w:sz w:val="21"/>
+          <w:szCs w:val="21"/>
         </w:rPr>
         <w:t>”或“</w:t>
       </w:r>
@@ -3634,7 +3845,9 @@
       </m:oMath>
       <w:r>
         <w:rPr>
-          <w:sz w:val="21"/>
+          <w:rFonts w:ascii="Times New Roman" w:hAnsi="Times New Roman" w:eastAsia="宋体" w:cs="Times New Roman"/>
+          <w:sz w:val="21"/>
+          <w:szCs w:val="21"/>
         </w:rPr>
         <w:t>”）。图甲中开关S闭合之前，应将滑动变阻器的滑片P置于</w:t>
       </w:r>
@@ -3643,12 +3856,15 @@
           <w:rFonts w:ascii="Times New Roman" w:eastAsia="宋体" w:hAnsi="Times New Roman" w:cs="Times New Roman"/>
           <w:b w:val="0"/>
           <w:sz w:val="21"/>
+          <w:szCs w:val="21"/>
         </w:rPr>
         <w:t>_________</w:t>
       </w:r>
       <w:r>
         <w:rPr>
-          <w:sz w:val="21"/>
+          <w:rFonts w:ascii="Times New Roman" w:hAnsi="Times New Roman" w:eastAsia="宋体" w:cs="Times New Roman"/>
+          <w:sz w:val="21"/>
+          <w:szCs w:val="21"/>
         </w:rPr>
         <w:t>端（选填“</w:t>
       </w:r>
@@ -3657,12 +3873,15 @@
           <w:rFonts w:ascii="Times New Roman" w:eastAsia="宋体" w:hAnsi="Times New Roman" w:cs="Times New Roman"/>
           <w:i/>
           <w:sz w:val="21"/>
+          <w:szCs w:val="21"/>
         </w:rPr>
         <w:t>A</w:t>
       </w:r>
       <w:r>
         <w:rPr>
-          <w:sz w:val="21"/>
+          <w:rFonts w:ascii="Times New Roman" w:hAnsi="Times New Roman" w:eastAsia="宋体" w:cs="Times New Roman"/>
+          <w:sz w:val="21"/>
+          <w:szCs w:val="21"/>
         </w:rPr>
         <w:t>”或“</w:t>
       </w:r>
@@ -3671,12 +3890,15 @@
           <w:rFonts w:ascii="Times New Roman" w:eastAsia="宋体" w:hAnsi="Times New Roman" w:cs="Times New Roman"/>
           <w:i/>
           <w:sz w:val="21"/>
+          <w:szCs w:val="21"/>
         </w:rPr>
         <w:t>B</w:t>
       </w:r>
       <w:r>
         <w:rPr>
-          <w:sz w:val="21"/>
+          <w:rFonts w:ascii="Times New Roman" w:hAnsi="Times New Roman" w:eastAsia="宋体" w:cs="Times New Roman"/>
+          <w:sz w:val="21"/>
+          <w:szCs w:val="21"/>
         </w:rPr>
         <w:t>”）。</w:t>
       </w:r>
@@ -3692,7 +3914,9 @@
       </w:pPr>
       <w:r>
         <w:rPr>
-          <w:sz w:val="21"/>
+          <w:rFonts w:ascii="Times New Roman" w:hAnsi="Times New Roman" w:eastAsia="宋体" w:cs="Times New Roman"/>
+          <w:sz w:val="21"/>
+          <w:szCs w:val="21"/>
         </w:rPr>
         <w:t>(3)用螺旋测微器测量金属导线的直径如图丙所示，则导线的直径</w:t>
       </w:r>
@@ -3701,12 +3925,15 @@
           <w:rFonts w:ascii="Times New Roman" w:eastAsia="宋体" w:hAnsi="Times New Roman" w:cs="Times New Roman"/>
           <w:i/>
           <w:sz w:val="21"/>
+          <w:szCs w:val="21"/>
         </w:rPr>
         <w:t>d</w:t>
       </w:r>
       <w:r>
         <w:rPr>
-          <w:sz w:val="21"/>
+          <w:rFonts w:ascii="Times New Roman" w:hAnsi="Times New Roman" w:eastAsia="宋体" w:cs="Times New Roman"/>
+          <w:sz w:val="21"/>
+          <w:szCs w:val="21"/>
         </w:rPr>
         <w:t>=</w:t>
       </w:r>
@@ -3715,12 +3942,15 @@
           <w:rFonts w:ascii="Times New Roman" w:eastAsia="宋体" w:hAnsi="Times New Roman" w:cs="Times New Roman"/>
           <w:b w:val="0"/>
           <w:sz w:val="21"/>
+          <w:szCs w:val="21"/>
         </w:rPr>
         <w:t>________</w:t>
       </w:r>
       <w:r>
         <w:rPr>
-          <w:sz w:val="21"/>
+          <w:rFonts w:ascii="Times New Roman" w:hAnsi="Times New Roman" w:eastAsia="宋体" w:cs="Times New Roman"/>
+          <w:sz w:val="21"/>
+          <w:szCs w:val="21"/>
         </w:rPr>
         <w:t>mm。</w:t>
       </w:r>
@@ -3736,7 +3966,9 @@
       </w:pPr>
       <w:r>
         <w:rPr>
-          <w:sz w:val="21"/>
+          <w:rFonts w:ascii="Times New Roman" w:hAnsi="Times New Roman" w:eastAsia="宋体" w:cs="Times New Roman"/>
+          <w:sz w:val="21"/>
+          <w:szCs w:val="21"/>
         </w:rPr>
         <w:t>(4)多次改变导线接入电路的长度</w:t>
       </w:r>
@@ -3745,12 +3977,15 @@
           <w:rFonts w:ascii="Times New Roman" w:eastAsia="宋体" w:hAnsi="Times New Roman" w:cs="Times New Roman"/>
           <w:i/>
           <w:sz w:val="21"/>
+          <w:szCs w:val="21"/>
         </w:rPr>
         <w:t>L</w:t>
       </w:r>
       <w:r>
         <w:rPr>
-          <w:sz w:val="21"/>
+          <w:rFonts w:ascii="Times New Roman" w:hAnsi="Times New Roman" w:eastAsia="宋体" w:cs="Times New Roman"/>
+          <w:sz w:val="21"/>
+          <w:szCs w:val="21"/>
         </w:rPr>
         <w:t>，测量不同长度时的电阻</w:t>
       </w:r>
@@ -3776,7 +4011,9 @@
       </m:oMath>
       <w:r>
         <w:rPr>
-          <w:sz w:val="21"/>
+          <w:rFonts w:ascii="Times New Roman" w:hAnsi="Times New Roman" w:eastAsia="宋体" w:cs="Times New Roman"/>
+          <w:sz w:val="21"/>
+          <w:szCs w:val="21"/>
         </w:rPr>
         <w:t>，作</w:t>
       </w:r>
@@ -3814,7 +4051,9 @@
       </m:oMath>
       <w:r>
         <w:rPr>
-          <w:sz w:val="21"/>
+          <w:rFonts w:ascii="Times New Roman" w:hAnsi="Times New Roman" w:eastAsia="宋体" w:cs="Times New Roman"/>
+          <w:sz w:val="21"/>
+          <w:szCs w:val="21"/>
         </w:rPr>
         <w:t>图像如图丁所示，测得图像中直线的斜率为</w:t>
       </w:r>
@@ -3823,12 +4062,15 @@
           <w:rFonts w:ascii="Times New Roman" w:eastAsia="宋体" w:hAnsi="Times New Roman" w:cs="Times New Roman"/>
           <w:i/>
           <w:sz w:val="21"/>
+          <w:szCs w:val="21"/>
         </w:rPr>
         <w:t>k</w:t>
       </w:r>
       <w:r>
         <w:rPr>
-          <w:sz w:val="21"/>
+          <w:rFonts w:ascii="Times New Roman" w:hAnsi="Times New Roman" w:eastAsia="宋体" w:cs="Times New Roman"/>
+          <w:sz w:val="21"/>
+          <w:szCs w:val="21"/>
         </w:rPr>
         <w:t>，则该金属材料的电阻率为</w:t>
       </w:r>
@@ -3837,12 +4079,15 @@
           <w:rFonts w:ascii="Times New Roman" w:eastAsia="宋体" w:hAnsi="Times New Roman" w:cs="Times New Roman"/>
           <w:b w:val="0"/>
           <w:sz w:val="21"/>
+          <w:szCs w:val="21"/>
         </w:rPr>
         <w:t>_________</w:t>
       </w:r>
       <w:r>
         <w:rPr>
-          <w:sz w:val="21"/>
+          <w:rFonts w:ascii="Times New Roman" w:hAnsi="Times New Roman" w:eastAsia="宋体" w:cs="Times New Roman"/>
+          <w:sz w:val="21"/>
+          <w:szCs w:val="21"/>
         </w:rPr>
         <w:t>（用</w:t>
       </w:r>
@@ -3851,12 +4096,15 @@
           <w:rFonts w:ascii="Times New Roman" w:eastAsia="宋体" w:hAnsi="Times New Roman" w:cs="Times New Roman"/>
           <w:i/>
           <w:sz w:val="21"/>
+          <w:szCs w:val="21"/>
         </w:rPr>
         <w:t>k</w:t>
       </w:r>
       <w:r>
         <w:rPr>
-          <w:sz w:val="21"/>
+          <w:rFonts w:ascii="Times New Roman" w:hAnsi="Times New Roman" w:eastAsia="宋体" w:cs="Times New Roman"/>
+          <w:sz w:val="21"/>
+          <w:szCs w:val="21"/>
         </w:rPr>
         <w:t>和</w:t>
       </w:r>
@@ -3865,12 +4113,15 @@
           <w:rFonts w:ascii="Times New Roman" w:eastAsia="宋体" w:hAnsi="Times New Roman" w:cs="Times New Roman"/>
           <w:i/>
           <w:sz w:val="21"/>
+          <w:szCs w:val="21"/>
         </w:rPr>
         <w:t>d</w:t>
       </w:r>
       <w:r>
         <w:rPr>
-          <w:sz w:val="21"/>
+          <w:rFonts w:ascii="Times New Roman" w:hAnsi="Times New Roman" w:eastAsia="宋体" w:cs="Times New Roman"/>
+          <w:sz w:val="21"/>
+          <w:szCs w:val="21"/>
         </w:rPr>
         <w:t>表示）。</w:t>
       </w:r>
@@ -3886,7 +4137,9 @@
       </w:pPr>
       <w:r>
         <w:rPr>
-          <w:sz w:val="21"/>
+          <w:rFonts w:ascii="Times New Roman" w:hAnsi="Times New Roman" w:eastAsia="宋体" w:cs="Times New Roman"/>
+          <w:sz w:val="21"/>
+          <w:szCs w:val="21"/>
         </w:rPr>
         <w:t>(5)仅考虑测量电阻时电表内阻的影响，根据实验数据求出的该金属材料的电阻率比真实值</w:t>
       </w:r>
@@ -3895,12 +4148,15 @@
           <w:rFonts w:ascii="Times New Roman" w:eastAsia="宋体" w:hAnsi="Times New Roman" w:cs="Times New Roman"/>
           <w:b w:val="0"/>
           <w:sz w:val="21"/>
+          <w:szCs w:val="21"/>
         </w:rPr>
         <w:t>________</w:t>
       </w:r>
       <w:r>
         <w:rPr>
-          <w:sz w:val="21"/>
+          <w:rFonts w:ascii="Times New Roman" w:hAnsi="Times New Roman" w:eastAsia="宋体" w:cs="Times New Roman"/>
+          <w:sz w:val="21"/>
+          <w:szCs w:val="21"/>
         </w:rPr>
         <w:t>（选填“偏大”“偏小”或“无影响”）</w:t>
       </w:r>
@@ -3916,7 +4172,9 @@
       </w:pPr>
       <w:r>
         <w:rPr>
-          <w:sz w:val="21"/>
+          <w:rFonts w:ascii="Times New Roman" w:hAnsi="Times New Roman" w:eastAsia="宋体" w:cs="Times New Roman"/>
+          <w:sz w:val="21"/>
+          <w:szCs w:val="21"/>
         </w:rPr>
         <w:t>【答案】(1)见解析</w:t>
       </w:r>
@@ -3930,7 +4188,9 @@
       </w:r>
       <w:r>
         <w:rPr>
-          <w:sz w:val="21"/>
+          <w:rFonts w:ascii="Times New Roman" w:hAnsi="Times New Roman" w:eastAsia="宋体" w:cs="Times New Roman"/>
+          <w:sz w:val="21"/>
+          <w:szCs w:val="21"/>
         </w:rPr>
         <w:t xml:space="preserve">(2)     </w:t>
       </w:r>
@@ -3965,6 +4225,7 @@
           <w:rFonts w:ascii="Times New Roman" w:eastAsia="宋体" w:hAnsi="Times New Roman" w:cs="Times New Roman"/>
           <w:i/>
           <w:sz w:val="21"/>
+          <w:szCs w:val="21"/>
         </w:rPr>
         <w:t>A</w:t>
       </w:r>
@@ -3978,7 +4239,9 @@
       </w:r>
       <w:r>
         <w:rPr>
-          <w:sz w:val="21"/>
+          <w:rFonts w:ascii="Times New Roman" w:hAnsi="Times New Roman" w:eastAsia="宋体" w:cs="Times New Roman"/>
+          <w:sz w:val="21"/>
+          <w:szCs w:val="21"/>
         </w:rPr>
         <w:t>(3)1.850</w:t>
       </w:r>
@@ -3992,7 +4255,9 @@
       </w:r>
       <w:r>
         <w:rPr>
-          <w:sz w:val="21"/>
+          <w:rFonts w:ascii="Times New Roman" w:hAnsi="Times New Roman" w:eastAsia="宋体" w:cs="Times New Roman"/>
+          <w:sz w:val="21"/>
+          <w:szCs w:val="21"/>
         </w:rPr>
         <w:t>(4)</w:t>
       </w:r>
@@ -4050,7 +4315,9 @@
       </w:r>
       <w:r>
         <w:rPr>
-          <w:sz w:val="21"/>
+          <w:rFonts w:ascii="Times New Roman" w:hAnsi="Times New Roman" w:eastAsia="宋体" w:cs="Times New Roman"/>
+          <w:sz w:val="21"/>
+          <w:szCs w:val="21"/>
         </w:rPr>
         <w:t>(5)偏小</w:t>
       </w:r>
@@ -4082,7 +4349,9 @@
       </w:pPr>
       <w:r>
         <w:rPr>
-          <w:sz w:val="21"/>
+          <w:rFonts w:ascii="Times New Roman" w:hAnsi="Times New Roman" w:eastAsia="宋体" w:cs="Times New Roman"/>
+          <w:sz w:val="21"/>
+          <w:szCs w:val="21"/>
         </w:rPr>
         <w:t>【详解】（1）根据图甲电路图，完整的实物连线如图所示</w:t>
       </w:r>
@@ -4152,7 +4421,9 @@
       </w:pPr>
       <w:r>
         <w:rPr>
-          <w:sz w:val="21"/>
+          <w:rFonts w:ascii="Times New Roman" w:hAnsi="Times New Roman" w:eastAsia="宋体" w:cs="Times New Roman"/>
+          <w:sz w:val="21"/>
+          <w:szCs w:val="21"/>
         </w:rPr>
         <w:t>（2）[1]由于滑动变阻器</w:t>
       </w:r>
@@ -4178,7 +4449,9 @@
       </m:oMath>
       <w:r>
         <w:rPr>
-          <w:sz w:val="21"/>
+          <w:rFonts w:ascii="Times New Roman" w:hAnsi="Times New Roman" w:eastAsia="宋体" w:cs="Times New Roman"/>
+          <w:sz w:val="21"/>
+          <w:szCs w:val="21"/>
         </w:rPr>
         <w:t>允许通过的最大电流只有0.1A，而滑动变阻器</w:t>
       </w:r>
@@ -4204,7 +4477,9 @@
       </m:oMath>
       <w:r>
         <w:rPr>
-          <w:sz w:val="21"/>
+          <w:rFonts w:ascii="Times New Roman" w:hAnsi="Times New Roman" w:eastAsia="宋体" w:cs="Times New Roman"/>
+          <w:sz w:val="21"/>
+          <w:szCs w:val="21"/>
         </w:rPr>
         <w:t>允许通过的最大电流为1A，则滑动变阻器应该选</w:t>
       </w:r>
@@ -4230,7 +4505,9 @@
       </m:oMath>
       <w:r>
         <w:rPr>
-          <w:sz w:val="21"/>
+          <w:rFonts w:ascii="Times New Roman" w:hAnsi="Times New Roman" w:eastAsia="宋体" w:cs="Times New Roman"/>
+          <w:sz w:val="21"/>
+          <w:szCs w:val="21"/>
         </w:rPr>
         <w:t>；</w:t>
       </w:r>
@@ -4246,7 +4523,9 @@
       </w:pPr>
       <w:r>
         <w:rPr>
-          <w:sz w:val="21"/>
+          <w:rFonts w:ascii="Times New Roman" w:hAnsi="Times New Roman" w:eastAsia="宋体" w:cs="Times New Roman"/>
+          <w:sz w:val="21"/>
+          <w:szCs w:val="21"/>
         </w:rPr>
         <w:t>[2]为了保证电表安全，图甲中开关S闭合之前，应将滑动变阻器的滑片P置于</w:t>
       </w:r>
@@ -4255,12 +4534,15 @@
           <w:rFonts w:ascii="Times New Roman" w:eastAsia="宋体" w:hAnsi="Times New Roman" w:cs="Times New Roman"/>
           <w:i/>
           <w:sz w:val="21"/>
+          <w:szCs w:val="21"/>
         </w:rPr>
         <w:t>A</w:t>
       </w:r>
       <w:r>
         <w:rPr>
-          <w:sz w:val="21"/>
+          <w:rFonts w:ascii="Times New Roman" w:hAnsi="Times New Roman" w:eastAsia="宋体" w:cs="Times New Roman"/>
+          <w:sz w:val="21"/>
+          <w:szCs w:val="21"/>
         </w:rPr>
         <w:t>端。</w:t>
       </w:r>
@@ -4276,7 +4558,9 @@
       </w:pPr>
       <w:r>
         <w:rPr>
-          <w:sz w:val="21"/>
+          <w:rFonts w:ascii="Times New Roman" w:hAnsi="Times New Roman" w:eastAsia="宋体" w:cs="Times New Roman"/>
+          <w:sz w:val="21"/>
+          <w:szCs w:val="21"/>
         </w:rPr>
         <w:t>（3）螺旋测微器的精确值为</w:t>
       </w:r>
@@ -4299,7 +4583,9 @@
       </m:oMath>
       <w:r>
         <w:rPr>
-          <w:sz w:val="21"/>
+          <w:rFonts w:ascii="Times New Roman" w:hAnsi="Times New Roman" w:eastAsia="宋体" w:cs="Times New Roman"/>
+          <w:sz w:val="21"/>
+          <w:szCs w:val="21"/>
         </w:rPr>
         <w:t>，由图丙可知导线的直径为</w:t>
       </w:r>
@@ -4408,7 +4694,9 @@
       </w:pPr>
       <w:r>
         <w:rPr>
-          <w:sz w:val="21"/>
+          <w:rFonts w:ascii="Times New Roman" w:hAnsi="Times New Roman" w:eastAsia="宋体" w:cs="Times New Roman"/>
+          <w:sz w:val="21"/>
+          <w:szCs w:val="21"/>
         </w:rPr>
         <w:t>（4）根据电阻定律可动</w:t>
       </w:r>
@@ -4538,7 +4826,9 @@
       </w:pPr>
       <w:r>
         <w:rPr>
-          <w:sz w:val="21"/>
+          <w:rFonts w:ascii="Times New Roman" w:hAnsi="Times New Roman" w:eastAsia="宋体" w:cs="Times New Roman"/>
+          <w:sz w:val="21"/>
+          <w:szCs w:val="21"/>
         </w:rPr>
         <w:t>可知</w:t>
       </w:r>
@@ -4576,7 +4866,9 @@
       </m:oMath>
       <w:r>
         <w:rPr>
-          <w:sz w:val="21"/>
+          <w:rFonts w:ascii="Times New Roman" w:hAnsi="Times New Roman" w:eastAsia="宋体" w:cs="Times New Roman"/>
+          <w:sz w:val="21"/>
+          <w:szCs w:val="21"/>
         </w:rPr>
         <w:t>图像的斜率为</w:t>
       </w:r>
@@ -4658,7 +4950,9 @@
       </w:pPr>
       <w:r>
         <w:rPr>
-          <w:sz w:val="21"/>
+          <w:rFonts w:ascii="Times New Roman" w:hAnsi="Times New Roman" w:eastAsia="宋体" w:cs="Times New Roman"/>
+          <w:sz w:val="21"/>
+          <w:szCs w:val="21"/>
         </w:rPr>
         <w:t>可得该金属材料的电阻率为</w:t>
       </w:r>
@@ -4740,7 +5034,9 @@
       </w:pPr>
       <w:r>
         <w:rPr>
-          <w:sz w:val="21"/>
+          <w:rFonts w:ascii="Times New Roman" w:hAnsi="Times New Roman" w:eastAsia="宋体" w:cs="Times New Roman"/>
+          <w:sz w:val="21"/>
+          <w:szCs w:val="21"/>
         </w:rPr>
         <w:t>（5）由于图甲电路图中电流表采用外接法，由于电压表的分流使得电流表读数大于待测电阻的真实电流，所以待测电阻阻值测量值偏小；根据</w:t>
       </w:r>
@@ -4816,7 +5112,9 @@
       </w:pPr>
       <w:r>
         <w:rPr>
-          <w:sz w:val="21"/>
+          <w:rFonts w:ascii="Times New Roman" w:hAnsi="Times New Roman" w:eastAsia="宋体" w:cs="Times New Roman"/>
+          <w:sz w:val="21"/>
+          <w:szCs w:val="21"/>
         </w:rPr>
         <w:t>可知根据实验数据求出的该金属材料的电阻率比真实值偏小。</w:t>
       </w:r>
@@ -4842,7 +5140,9 @@
       </w:pPr>
       <w:r>
         <w:rPr>
-          <w:sz w:val="21"/>
+          <w:rFonts w:ascii="Times New Roman" w:hAnsi="Times New Roman" w:eastAsia="宋体" w:cs="Times New Roman"/>
+          <w:sz w:val="21"/>
+          <w:szCs w:val="21"/>
         </w:rPr>
         <w:t>6．某学习小组对两种型号铅笔芯的电阻率进行测量。实验器材如下：</w:t>
       </w:r>
@@ -4912,7 +5212,9 @@
       </w:pPr>
       <w:r>
         <w:rPr>
-          <w:sz w:val="21"/>
+          <w:rFonts w:ascii="Times New Roman" w:hAnsi="Times New Roman" w:eastAsia="宋体" w:cs="Times New Roman"/>
+          <w:sz w:val="21"/>
+          <w:szCs w:val="21"/>
         </w:rPr>
         <w:t>学生电源（输出电压</w:t>
       </w:r>
@@ -4956,7 +5258,9 @@
       </m:oMath>
       <w:r>
         <w:rPr>
-          <w:sz w:val="21"/>
+          <w:rFonts w:ascii="Times New Roman" w:hAnsi="Times New Roman" w:eastAsia="宋体" w:cs="Times New Roman"/>
+          <w:sz w:val="21"/>
+          <w:szCs w:val="21"/>
         </w:rPr>
         <w:t>）</w:t>
       </w:r>
@@ -4972,7 +5276,9 @@
       </w:pPr>
       <w:r>
         <w:rPr>
-          <w:sz w:val="21"/>
+          <w:rFonts w:ascii="Times New Roman" w:hAnsi="Times New Roman" w:eastAsia="宋体" w:cs="Times New Roman"/>
+          <w:sz w:val="21"/>
+          <w:szCs w:val="21"/>
         </w:rPr>
         <w:t>滑动变阻器（最大阻值</w:t>
       </w:r>
@@ -4995,7 +5301,9 @@
       </m:oMath>
       <w:r>
         <w:rPr>
-          <w:sz w:val="21"/>
+          <w:rFonts w:ascii="Times New Roman" w:hAnsi="Times New Roman" w:eastAsia="宋体" w:cs="Times New Roman"/>
+          <w:sz w:val="21"/>
+          <w:szCs w:val="21"/>
         </w:rPr>
         <w:t>，额定电流</w:t>
       </w:r>
@@ -5027,7 +5335,9 @@
       </m:oMath>
       <w:r>
         <w:rPr>
-          <w:sz w:val="21"/>
+          <w:rFonts w:ascii="Times New Roman" w:hAnsi="Times New Roman" w:eastAsia="宋体" w:cs="Times New Roman"/>
+          <w:sz w:val="21"/>
+          <w:szCs w:val="21"/>
         </w:rPr>
         <w:t>）；</w:t>
       </w:r>
@@ -5043,7 +5353,9 @@
       </w:pPr>
       <w:r>
         <w:rPr>
-          <w:sz w:val="21"/>
+          <w:rFonts w:ascii="Times New Roman" w:hAnsi="Times New Roman" w:eastAsia="宋体" w:cs="Times New Roman"/>
+          <w:sz w:val="21"/>
+          <w:szCs w:val="21"/>
         </w:rPr>
         <w:t>电压表</w:t>
       </w:r>
@@ -5060,7 +5372,9 @@
       </m:oMath>
       <w:r>
         <w:rPr>
-          <w:sz w:val="21"/>
+          <w:rFonts w:ascii="Times New Roman" w:hAnsi="Times New Roman" w:eastAsia="宋体" w:cs="Times New Roman"/>
+          <w:sz w:val="21"/>
+          <w:szCs w:val="21"/>
         </w:rPr>
         <w:t>（量程</w:t>
       </w:r>
@@ -5092,7 +5406,9 @@
       </m:oMath>
       <w:r>
         <w:rPr>
-          <w:sz w:val="21"/>
+          <w:rFonts w:ascii="Times New Roman" w:hAnsi="Times New Roman" w:eastAsia="宋体" w:cs="Times New Roman"/>
+          <w:sz w:val="21"/>
+          <w:szCs w:val="21"/>
         </w:rPr>
         <w:t>，内阻未知）；</w:t>
       </w:r>
@@ -5108,7 +5424,9 @@
       </w:pPr>
       <w:r>
         <w:rPr>
-          <w:sz w:val="21"/>
+          <w:rFonts w:ascii="Times New Roman" w:hAnsi="Times New Roman" w:eastAsia="宋体" w:cs="Times New Roman"/>
+          <w:sz w:val="21"/>
+          <w:szCs w:val="21"/>
         </w:rPr>
         <w:t>电流表</w:t>
       </w:r>
@@ -5125,7 +5443,9 @@
       </m:oMath>
       <w:r>
         <w:rPr>
-          <w:sz w:val="21"/>
+          <w:rFonts w:ascii="Times New Roman" w:hAnsi="Times New Roman" w:eastAsia="宋体" w:cs="Times New Roman"/>
+          <w:sz w:val="21"/>
+          <w:szCs w:val="21"/>
         </w:rPr>
         <w:t>（量程</w:t>
       </w:r>
@@ -5157,7 +5477,9 @@
       </m:oMath>
       <w:r>
         <w:rPr>
-          <w:sz w:val="21"/>
+          <w:rFonts w:ascii="Times New Roman" w:hAnsi="Times New Roman" w:eastAsia="宋体" w:cs="Times New Roman"/>
+          <w:sz w:val="21"/>
+          <w:szCs w:val="21"/>
         </w:rPr>
         <w:t>，内阻未知）；</w:t>
       </w:r>
@@ -5173,7 +5495,9 @@
       </w:pPr>
       <w:r>
         <w:rPr>
-          <w:sz w:val="21"/>
+          <w:rFonts w:ascii="Times New Roman" w:hAnsi="Times New Roman" w:eastAsia="宋体" w:cs="Times New Roman"/>
+          <w:sz w:val="21"/>
+          <w:szCs w:val="21"/>
         </w:rPr>
         <w:t>待测铅笔芯</w:t>
       </w:r>
@@ -5187,7 +5511,9 @@
       </m:oMath>
       <w:r>
         <w:rPr>
-          <w:sz w:val="21"/>
+          <w:rFonts w:ascii="Times New Roman" w:hAnsi="Times New Roman" w:eastAsia="宋体" w:cs="Times New Roman"/>
+          <w:sz w:val="21"/>
+          <w:szCs w:val="21"/>
         </w:rPr>
         <w:t>（</w:t>
       </w:r>
@@ -5204,7 +5530,9 @@
       </m:oMath>
       <w:r>
         <w:rPr>
-          <w:sz w:val="21"/>
+          <w:rFonts w:ascii="Times New Roman" w:hAnsi="Times New Roman" w:eastAsia="宋体" w:cs="Times New Roman"/>
+          <w:sz w:val="21"/>
+          <w:szCs w:val="21"/>
         </w:rPr>
         <w:t>型号、</w:t>
       </w:r>
@@ -5221,7 +5549,9 @@
       </m:oMath>
       <w:r>
         <w:rPr>
-          <w:sz w:val="21"/>
+          <w:rFonts w:ascii="Times New Roman" w:hAnsi="Times New Roman" w:eastAsia="宋体" w:cs="Times New Roman"/>
+          <w:sz w:val="21"/>
+          <w:szCs w:val="21"/>
         </w:rPr>
         <w:t>型号）；</w:t>
       </w:r>
@@ -5237,7 +5567,9 @@
       </w:pPr>
       <w:r>
         <w:rPr>
-          <w:sz w:val="21"/>
+          <w:rFonts w:ascii="Times New Roman" w:hAnsi="Times New Roman" w:eastAsia="宋体" w:cs="Times New Roman"/>
+          <w:sz w:val="21"/>
+          <w:szCs w:val="21"/>
         </w:rPr>
         <w:t>游标卡尺，螺旋测微器，开关</w:t>
       </w:r>
@@ -5254,7 +5586,9 @@
       </m:oMath>
       <w:r>
         <w:rPr>
-          <w:sz w:val="21"/>
+          <w:rFonts w:ascii="Times New Roman" w:hAnsi="Times New Roman" w:eastAsia="宋体" w:cs="Times New Roman"/>
+          <w:sz w:val="21"/>
+          <w:szCs w:val="21"/>
         </w:rPr>
         <w:t>，单刀双掷开关</w:t>
       </w:r>
@@ -5271,7 +5605,9 @@
       </m:oMath>
       <w:r>
         <w:rPr>
-          <w:sz w:val="21"/>
+          <w:rFonts w:ascii="Times New Roman" w:hAnsi="Times New Roman" w:eastAsia="宋体" w:cs="Times New Roman"/>
+          <w:sz w:val="21"/>
+          <w:szCs w:val="21"/>
         </w:rPr>
         <w:t>，导线若干。</w:t>
       </w:r>
@@ -5287,7 +5623,9 @@
       </w:pPr>
       <w:r>
         <w:rPr>
-          <w:sz w:val="21"/>
+          <w:rFonts w:ascii="Times New Roman" w:hAnsi="Times New Roman" w:eastAsia="宋体" w:cs="Times New Roman"/>
+          <w:sz w:val="21"/>
+          <w:szCs w:val="21"/>
         </w:rPr>
         <w:t>回答以下问题：</w:t>
       </w:r>
@@ -5303,7 +5641,9 @@
       </w:pPr>
       <w:r>
         <w:rPr>
-          <w:sz w:val="21"/>
+          <w:rFonts w:ascii="Times New Roman" w:hAnsi="Times New Roman" w:eastAsia="宋体" w:cs="Times New Roman"/>
+          <w:sz w:val="21"/>
+          <w:szCs w:val="21"/>
         </w:rPr>
         <w:t>(1)把待测铅笔芯接入图乙所示电路，闭合开关</w:t>
       </w:r>
@@ -5320,7 +5660,9 @@
       </m:oMath>
       <w:r>
         <w:rPr>
-          <w:sz w:val="21"/>
+          <w:rFonts w:ascii="Times New Roman" w:hAnsi="Times New Roman" w:eastAsia="宋体" w:cs="Times New Roman"/>
+          <w:sz w:val="21"/>
+          <w:szCs w:val="21"/>
         </w:rPr>
         <w:t>后，将滑动变阻器滑片由最右端向左调节到合适位置，将单刀双掷开关</w:t>
       </w:r>
@@ -5337,7 +5679,9 @@
       </m:oMath>
       <w:r>
         <w:rPr>
-          <w:sz w:val="21"/>
+          <w:rFonts w:ascii="Times New Roman" w:hAnsi="Times New Roman" w:eastAsia="宋体" w:cs="Times New Roman"/>
+          <w:sz w:val="21"/>
+          <w:szCs w:val="21"/>
         </w:rPr>
         <w:t>分别掷到</w:t>
       </w:r>
@@ -5363,7 +5707,9 @@
       </m:oMath>
       <w:r>
         <w:rPr>
-          <w:sz w:val="21"/>
+          <w:rFonts w:ascii="Times New Roman" w:hAnsi="Times New Roman" w:eastAsia="宋体" w:cs="Times New Roman"/>
+          <w:sz w:val="21"/>
+          <w:szCs w:val="21"/>
         </w:rPr>
         <w:t>端，观察到电压表示数变化比电流表示数变化更明显，则测量铅笔芯电阻时应将</w:t>
       </w:r>
@@ -5380,7 +5726,9 @@
       </m:oMath>
       <w:r>
         <w:rPr>
-          <w:sz w:val="21"/>
+          <w:rFonts w:ascii="Times New Roman" w:hAnsi="Times New Roman" w:eastAsia="宋体" w:cs="Times New Roman"/>
+          <w:sz w:val="21"/>
+          <w:szCs w:val="21"/>
         </w:rPr>
         <w:t>掷到</w:t>
       </w:r>
@@ -5389,12 +5737,15 @@
           <w:rFonts w:ascii="Times New Roman" w:eastAsia="宋体" w:hAnsi="Times New Roman" w:cs="Times New Roman"/>
           <w:b w:val="0"/>
           <w:sz w:val="21"/>
+          <w:szCs w:val="21"/>
         </w:rPr>
         <w:t>______</w:t>
       </w:r>
       <w:r>
         <w:rPr>
-          <w:sz w:val="21"/>
+          <w:rFonts w:ascii="Times New Roman" w:hAnsi="Times New Roman" w:eastAsia="宋体" w:cs="Times New Roman"/>
+          <w:sz w:val="21"/>
+          <w:szCs w:val="21"/>
         </w:rPr>
         <w:t>（填“1”或“2”）端；</w:t>
       </w:r>
@@ -5410,7 +5761,9 @@
       </w:pPr>
       <w:r>
         <w:rPr>
-          <w:sz w:val="21"/>
+          <w:rFonts w:ascii="Times New Roman" w:hAnsi="Times New Roman" w:eastAsia="宋体" w:cs="Times New Roman"/>
+          <w:sz w:val="21"/>
+          <w:szCs w:val="21"/>
         </w:rPr>
         <w:t>(2)正确连接电路，得到</w:t>
       </w:r>
@@ -5427,7 +5780,9 @@
       </m:oMath>
       <w:r>
         <w:rPr>
-          <w:sz w:val="21"/>
+          <w:rFonts w:ascii="Times New Roman" w:hAnsi="Times New Roman" w:eastAsia="宋体" w:cs="Times New Roman"/>
+          <w:sz w:val="21"/>
+          <w:szCs w:val="21"/>
         </w:rPr>
         <w:t>型号铅笔芯</w:t>
       </w:r>
@@ -5453,7 +5808,9 @@
       </m:oMath>
       <w:r>
         <w:rPr>
-          <w:sz w:val="21"/>
+          <w:rFonts w:ascii="Times New Roman" w:hAnsi="Times New Roman" w:eastAsia="宋体" w:cs="Times New Roman"/>
+          <w:sz w:val="21"/>
+          <w:szCs w:val="21"/>
         </w:rPr>
         <w:t>图像如图丙所示，求得电阻</w:t>
       </w:r>
@@ -5491,6 +5848,7 @@
           <w:rFonts w:ascii="Times New Roman" w:eastAsia="宋体" w:hAnsi="Times New Roman" w:cs="Times New Roman"/>
           <w:b w:val="0"/>
           <w:sz w:val="21"/>
+          <w:szCs w:val="21"/>
         </w:rPr>
         <w:t>______</w:t>
       </w:r>
@@ -5507,7 +5865,9 @@
       </m:oMath>
       <w:r>
         <w:rPr>
-          <w:sz w:val="21"/>
+          <w:rFonts w:ascii="Times New Roman" w:hAnsi="Times New Roman" w:eastAsia="宋体" w:cs="Times New Roman"/>
+          <w:sz w:val="21"/>
+          <w:szCs w:val="21"/>
         </w:rPr>
         <w:t>（保留3位有效数字）；采用同样方法得到</w:t>
       </w:r>
@@ -5524,7 +5884,9 @@
       </m:oMath>
       <w:r>
         <w:rPr>
-          <w:sz w:val="21"/>
+          <w:rFonts w:ascii="Times New Roman" w:hAnsi="Times New Roman" w:eastAsia="宋体" w:cs="Times New Roman"/>
+          <w:sz w:val="21"/>
+          <w:szCs w:val="21"/>
         </w:rPr>
         <w:t>型号铅笔芯的电阻为</w:t>
       </w:r>
@@ -5562,7 +5924,9 @@
       </m:oMath>
       <w:r>
         <w:rPr>
-          <w:sz w:val="21"/>
+          <w:rFonts w:ascii="Times New Roman" w:hAnsi="Times New Roman" w:eastAsia="宋体" w:cs="Times New Roman"/>
+          <w:sz w:val="21"/>
+          <w:szCs w:val="21"/>
         </w:rPr>
         <w:t>；</w:t>
       </w:r>
@@ -5632,7 +5996,9 @@
       </w:pPr>
       <w:r>
         <w:rPr>
-          <w:sz w:val="21"/>
+          <w:rFonts w:ascii="Times New Roman" w:hAnsi="Times New Roman" w:eastAsia="宋体" w:cs="Times New Roman"/>
+          <w:sz w:val="21"/>
+          <w:szCs w:val="21"/>
         </w:rPr>
         <w:t>(3)使用螺旋测微器测得</w:t>
       </w:r>
@@ -5664,7 +6030,9 @@
       </m:oMath>
       <w:r>
         <w:rPr>
-          <w:sz w:val="21"/>
+          <w:rFonts w:ascii="Times New Roman" w:hAnsi="Times New Roman" w:eastAsia="宋体" w:cs="Times New Roman"/>
+          <w:sz w:val="21"/>
+          <w:szCs w:val="21"/>
         </w:rPr>
         <w:t>型号铅笔芯的直径分别为</w:t>
       </w:r>
@@ -5714,7 +6082,9 @@
       </m:oMath>
       <w:r>
         <w:rPr>
-          <w:sz w:val="21"/>
+          <w:rFonts w:ascii="Times New Roman" w:hAnsi="Times New Roman" w:eastAsia="宋体" w:cs="Times New Roman"/>
+          <w:sz w:val="21"/>
+          <w:szCs w:val="21"/>
         </w:rPr>
         <w:t>，</w:t>
       </w:r>
@@ -5764,7 +6134,9 @@
       </m:oMath>
       <w:r>
         <w:rPr>
-          <w:sz w:val="21"/>
+          <w:rFonts w:ascii="Times New Roman" w:hAnsi="Times New Roman" w:eastAsia="宋体" w:cs="Times New Roman"/>
+          <w:sz w:val="21"/>
+          <w:szCs w:val="21"/>
         </w:rPr>
         <w:t>，测量过程中接入电路的铅笔芯长度相等，则X型号铅笔芯的电阻率</w:t>
       </w:r>
@@ -5773,12 +6145,15 @@
           <w:rFonts w:ascii="Times New Roman" w:eastAsia="宋体" w:hAnsi="Times New Roman" w:cs="Times New Roman"/>
           <w:b w:val="0"/>
           <w:sz w:val="21"/>
+          <w:szCs w:val="21"/>
         </w:rPr>
         <w:t>______</w:t>
       </w:r>
       <w:r>
         <w:rPr>
-          <w:sz w:val="21"/>
+          <w:rFonts w:ascii="Times New Roman" w:hAnsi="Times New Roman" w:eastAsia="宋体" w:cs="Times New Roman"/>
+          <w:sz w:val="21"/>
+          <w:szCs w:val="21"/>
         </w:rPr>
         <w:t>（填“大于”或“小于”）Y型号铅笔芯的电阻率。</w:t>
       </w:r>
@@ -5794,7 +6169,9 @@
       </w:pPr>
       <w:r>
         <w:rPr>
-          <w:sz w:val="21"/>
+          <w:rFonts w:ascii="Times New Roman" w:hAnsi="Times New Roman" w:eastAsia="宋体" w:cs="Times New Roman"/>
+          <w:sz w:val="21"/>
+          <w:szCs w:val="21"/>
         </w:rPr>
         <w:t>【答案】(1)1</w:t>
       </w:r>
@@ -5808,7 +6185,9 @@
       </w:r>
       <w:r>
         <w:rPr>
-          <w:sz w:val="21"/>
+          <w:rFonts w:ascii="Times New Roman" w:hAnsi="Times New Roman" w:eastAsia="宋体" w:cs="Times New Roman"/>
+          <w:sz w:val="21"/>
+          <w:szCs w:val="21"/>
         </w:rPr>
         <w:t>(2)1.91</w:t>
       </w:r>
@@ -5822,7 +6201,9 @@
       </w:r>
       <w:r>
         <w:rPr>
-          <w:sz w:val="21"/>
+          <w:rFonts w:ascii="Times New Roman" w:hAnsi="Times New Roman" w:eastAsia="宋体" w:cs="Times New Roman"/>
+          <w:sz w:val="21"/>
+          <w:szCs w:val="21"/>
         </w:rPr>
         <w:t>(3)小于</w:t>
       </w:r>
@@ -5854,7 +6235,9 @@
       </w:pPr>
       <w:r>
         <w:rPr>
-          <w:sz w:val="21"/>
+          <w:rFonts w:ascii="Times New Roman" w:hAnsi="Times New Roman" w:eastAsia="宋体" w:cs="Times New Roman"/>
+          <w:sz w:val="21"/>
+          <w:szCs w:val="21"/>
         </w:rPr>
         <w:t>【详解】（1）由于电压表示数变化更明显，说明电流表分压较多，因此电流表应采用外接法，即测量铅笔芯电阻时应将</w:t>
       </w:r>
@@ -5863,12 +6246,15 @@
           <w:rFonts w:ascii="Times New Roman" w:eastAsia="宋体" w:hAnsi="Times New Roman" w:cs="Times New Roman"/>
           <w:i/>
           <w:sz w:val="21"/>
+          <w:szCs w:val="21"/>
         </w:rPr>
         <w:t>K</w:t>
       </w:r>
       <w:r>
         <w:rPr>
-          <w:sz w:val="21"/>
+          <w:rFonts w:ascii="Times New Roman" w:hAnsi="Times New Roman" w:eastAsia="宋体" w:cs="Times New Roman"/>
+          <w:sz w:val="21"/>
+          <w:szCs w:val="21"/>
         </w:rPr>
         <w:t>掷到1端；</w:t>
       </w:r>
@@ -5884,7 +6270,9 @@
       </w:pPr>
       <w:r>
         <w:rPr>
-          <w:sz w:val="21"/>
+          <w:rFonts w:ascii="Times New Roman" w:hAnsi="Times New Roman" w:eastAsia="宋体" w:cs="Times New Roman"/>
+          <w:sz w:val="21"/>
+          <w:szCs w:val="21"/>
         </w:rPr>
         <w:t>（2）根据图丙的</w:t>
       </w:r>
@@ -5893,12 +6281,15 @@
           <w:rFonts w:ascii="Times New Roman" w:eastAsia="宋体" w:hAnsi="Times New Roman" w:cs="Times New Roman"/>
           <w:i/>
           <w:sz w:val="21"/>
+          <w:szCs w:val="21"/>
         </w:rPr>
         <w:t>I-U</w:t>
       </w:r>
       <w:r>
         <w:rPr>
-          <w:sz w:val="21"/>
+          <w:rFonts w:ascii="Times New Roman" w:hAnsi="Times New Roman" w:eastAsia="宋体" w:cs="Times New Roman"/>
+          <w:sz w:val="21"/>
+          <w:szCs w:val="21"/>
         </w:rPr>
         <w:t>图像，结合欧姆定律有</w:t>
       </w:r>
@@ -6010,7 +6401,9 @@
       </w:pPr>
       <w:r>
         <w:rPr>
-          <w:sz w:val="21"/>
+          <w:rFonts w:ascii="Times New Roman" w:hAnsi="Times New Roman" w:eastAsia="宋体" w:cs="Times New Roman"/>
+          <w:sz w:val="21"/>
+          <w:szCs w:val="21"/>
         </w:rPr>
         <w:t>（3）根据电阻定律</w:t>
       </w:r>
@@ -6194,7 +6587,9 @@
       </w:pPr>
       <w:r>
         <w:rPr>
-          <w:sz w:val="21"/>
+          <w:rFonts w:ascii="Times New Roman" w:hAnsi="Times New Roman" w:eastAsia="宋体" w:cs="Times New Roman"/>
+          <w:sz w:val="21"/>
+          <w:szCs w:val="21"/>
         </w:rPr>
         <w:t>可得</w:t>
       </w:r>
@@ -6282,7 +6677,9 @@
       </w:pPr>
       <w:r>
         <w:rPr>
-          <w:sz w:val="21"/>
+          <w:rFonts w:ascii="Times New Roman" w:hAnsi="Times New Roman" w:eastAsia="宋体" w:cs="Times New Roman"/>
+          <w:sz w:val="21"/>
+          <w:szCs w:val="21"/>
         </w:rPr>
         <w:t>又因为接入电路的两铅笔芯长度相等，且</w:t>
       </w:r>
@@ -6352,7 +6749,9 @@
       </w:pPr>
       <w:r>
         <w:rPr>
-          <w:sz w:val="21"/>
+          <w:rFonts w:ascii="Times New Roman" w:hAnsi="Times New Roman" w:eastAsia="宋体" w:cs="Times New Roman"/>
+          <w:sz w:val="21"/>
+          <w:szCs w:val="21"/>
         </w:rPr>
         <w:t>又</w:t>
       </w:r>
@@ -6476,7 +6875,9 @@
       </w:pPr>
       <w:r>
         <w:rPr>
-          <w:sz w:val="21"/>
+          <w:rFonts w:ascii="Times New Roman" w:hAnsi="Times New Roman" w:eastAsia="宋体" w:cs="Times New Roman"/>
+          <w:sz w:val="21"/>
+          <w:szCs w:val="21"/>
         </w:rPr>
         <w:t>得</w:t>
       </w:r>
@@ -6552,7 +6953,9 @@
       </w:pPr>
       <w:r>
         <w:rPr>
-          <w:sz w:val="21"/>
+          <w:rFonts w:ascii="Times New Roman" w:hAnsi="Times New Roman" w:eastAsia="宋体" w:cs="Times New Roman"/>
+          <w:sz w:val="21"/>
+          <w:szCs w:val="21"/>
         </w:rPr>
         <w:t>得</w:t>
       </w:r>
@@ -6682,7 +7085,9 @@
       </w:pPr>
       <w:r>
         <w:rPr>
-          <w:sz w:val="21"/>
+          <w:rFonts w:ascii="Times New Roman" w:hAnsi="Times New Roman" w:eastAsia="宋体" w:cs="Times New Roman"/>
+          <w:sz w:val="21"/>
+          <w:szCs w:val="21"/>
         </w:rPr>
         <w:t>7．由四个电阻连接成的混联电路如图所示，</w:t>
       </w:r>
@@ -6729,7 +7134,9 @@
       </m:oMath>
       <w:r>
         <w:rPr>
-          <w:sz w:val="21"/>
+          <w:rFonts w:ascii="Times New Roman" w:hAnsi="Times New Roman" w:eastAsia="宋体" w:cs="Times New Roman"/>
+          <w:sz w:val="21"/>
+          <w:szCs w:val="21"/>
         </w:rPr>
         <w:t>，</w:t>
       </w:r>
@@ -6776,7 +7183,9 @@
       </m:oMath>
       <w:r>
         <w:rPr>
-          <w:sz w:val="21"/>
+          <w:rFonts w:ascii="Times New Roman" w:hAnsi="Times New Roman" w:eastAsia="宋体" w:cs="Times New Roman"/>
+          <w:sz w:val="21"/>
+          <w:szCs w:val="21"/>
         </w:rPr>
         <w:t>，</w:t>
       </w:r>
@@ -6823,7 +7232,9 @@
       </m:oMath>
       <w:r>
         <w:rPr>
-          <w:sz w:val="21"/>
+          <w:rFonts w:ascii="Times New Roman" w:hAnsi="Times New Roman" w:eastAsia="宋体" w:cs="Times New Roman"/>
+          <w:sz w:val="21"/>
+          <w:szCs w:val="21"/>
         </w:rPr>
         <w:t>，</w:t>
       </w:r>
@@ -6870,7 +7281,9 @@
       </m:oMath>
       <w:r>
         <w:rPr>
-          <w:sz w:val="21"/>
+          <w:rFonts w:ascii="Times New Roman" w:hAnsi="Times New Roman" w:eastAsia="宋体" w:cs="Times New Roman"/>
+          <w:sz w:val="21"/>
+          <w:szCs w:val="21"/>
         </w:rPr>
         <w:t>，把42V的电压加在</w:t>
       </w:r>
@@ -6879,12 +7292,15 @@
           <w:rFonts w:ascii="Times New Roman" w:eastAsia="宋体" w:hAnsi="Times New Roman" w:cs="Times New Roman"/>
           <w:i/>
           <w:sz w:val="21"/>
+          <w:szCs w:val="21"/>
         </w:rPr>
         <w:t>a</w:t>
       </w:r>
       <w:r>
         <w:rPr>
-          <w:sz w:val="21"/>
+          <w:rFonts w:ascii="Times New Roman" w:hAnsi="Times New Roman" w:eastAsia="宋体" w:cs="Times New Roman"/>
+          <w:sz w:val="21"/>
+          <w:szCs w:val="21"/>
         </w:rPr>
         <w:t>、</w:t>
       </w:r>
@@ -6893,12 +7309,15 @@
           <w:rFonts w:ascii="Times New Roman" w:eastAsia="宋体" w:hAnsi="Times New Roman" w:cs="Times New Roman"/>
           <w:i/>
           <w:sz w:val="21"/>
+          <w:szCs w:val="21"/>
         </w:rPr>
         <w:t>b</w:t>
       </w:r>
       <w:r>
         <w:rPr>
-          <w:sz w:val="21"/>
+          <w:rFonts w:ascii="Times New Roman" w:hAnsi="Times New Roman" w:eastAsia="宋体" w:cs="Times New Roman"/>
+          <w:sz w:val="21"/>
+          <w:szCs w:val="21"/>
         </w:rPr>
         <w:t>两端，则（　　）</w:t>
       </w:r>
@@ -6968,7 +7387,9 @@
       </w:pPr>
       <w:r>
         <w:rPr>
-          <w:sz w:val="21"/>
+          <w:rFonts w:ascii="Times New Roman" w:hAnsi="Times New Roman" w:eastAsia="宋体" w:cs="Times New Roman"/>
+          <w:sz w:val="21"/>
+          <w:szCs w:val="21"/>
         </w:rPr>
         <w:t>A．通过</w:t>
       </w:r>
@@ -6994,7 +7415,9 @@
       </m:oMath>
       <w:r>
         <w:rPr>
-          <w:sz w:val="21"/>
+          <w:rFonts w:ascii="Times New Roman" w:hAnsi="Times New Roman" w:eastAsia="宋体" w:cs="Times New Roman"/>
+          <w:sz w:val="21"/>
+          <w:szCs w:val="21"/>
         </w:rPr>
         <w:t>的电流为1A</w:t>
       </w:r>
@@ -7008,7 +7431,9 @@
       </w:r>
       <w:r>
         <w:rPr>
-          <w:sz w:val="21"/>
+          <w:rFonts w:ascii="Times New Roman" w:hAnsi="Times New Roman" w:eastAsia="宋体" w:cs="Times New Roman"/>
+          <w:sz w:val="21"/>
+          <w:szCs w:val="21"/>
         </w:rPr>
         <w:t>B．通过</w:t>
       </w:r>
@@ -7034,7 +7459,9 @@
       </m:oMath>
       <w:r>
         <w:rPr>
-          <w:sz w:val="21"/>
+          <w:rFonts w:ascii="Times New Roman" w:hAnsi="Times New Roman" w:eastAsia="宋体" w:cs="Times New Roman"/>
+          <w:sz w:val="21"/>
+          <w:szCs w:val="21"/>
         </w:rPr>
         <w:t>的电流为2A</w:t>
       </w:r>
@@ -7048,7 +7475,9 @@
       </w:r>
       <w:r>
         <w:rPr>
-          <w:sz w:val="21"/>
+          <w:rFonts w:ascii="Times New Roman" w:hAnsi="Times New Roman" w:eastAsia="宋体" w:cs="Times New Roman"/>
+          <w:sz w:val="21"/>
+          <w:szCs w:val="21"/>
         </w:rPr>
         <w:t>C．通过</w:t>
       </w:r>
@@ -7074,7 +7503,9 @@
       </m:oMath>
       <w:r>
         <w:rPr>
-          <w:sz w:val="21"/>
+          <w:rFonts w:ascii="Times New Roman" w:hAnsi="Times New Roman" w:eastAsia="宋体" w:cs="Times New Roman"/>
+          <w:sz w:val="21"/>
+          <w:szCs w:val="21"/>
         </w:rPr>
         <w:t>的电流为1A</w:t>
       </w:r>
@@ -7088,7 +7519,9 @@
       </w:r>
       <w:r>
         <w:rPr>
-          <w:sz w:val="21"/>
+          <w:rFonts w:ascii="Times New Roman" w:hAnsi="Times New Roman" w:eastAsia="宋体" w:cs="Times New Roman"/>
+          <w:sz w:val="21"/>
+          <w:szCs w:val="21"/>
         </w:rPr>
         <w:t>D．通过</w:t>
       </w:r>
@@ -7114,7 +7547,9 @@
       </m:oMath>
       <w:r>
         <w:rPr>
-          <w:sz w:val="21"/>
+          <w:rFonts w:ascii="Times New Roman" w:hAnsi="Times New Roman" w:eastAsia="宋体" w:cs="Times New Roman"/>
+          <w:sz w:val="21"/>
+          <w:szCs w:val="21"/>
         </w:rPr>
         <w:t>的电流为2.5A</w:t>
       </w:r>
@@ -7130,7 +7565,9 @@
       </w:pPr>
       <w:r>
         <w:rPr>
-          <w:sz w:val="21"/>
+          <w:rFonts w:ascii="Times New Roman" w:hAnsi="Times New Roman" w:eastAsia="宋体" w:cs="Times New Roman"/>
+          <w:sz w:val="21"/>
+          <w:szCs w:val="21"/>
         </w:rPr>
         <w:t>【答案】C</w:t>
       </w:r>
@@ -7162,7 +7599,9 @@
       </w:pPr>
       <w:r>
         <w:rPr>
-          <w:sz w:val="21"/>
+          <w:rFonts w:ascii="Times New Roman" w:hAnsi="Times New Roman" w:eastAsia="宋体" w:cs="Times New Roman"/>
+          <w:sz w:val="21"/>
+          <w:szCs w:val="21"/>
         </w:rPr>
         <w:t>【详解】AB．</w:t>
       </w:r>
@@ -7188,7 +7627,9 @@
       </m:oMath>
       <w:r>
         <w:rPr>
-          <w:sz w:val="21"/>
+          <w:rFonts w:ascii="Times New Roman" w:hAnsi="Times New Roman" w:eastAsia="宋体" w:cs="Times New Roman"/>
+          <w:sz w:val="21"/>
+          <w:szCs w:val="21"/>
         </w:rPr>
         <w:t>与</w:t>
       </w:r>
@@ -7214,7 +7655,9 @@
       </m:oMath>
       <w:r>
         <w:rPr>
-          <w:sz w:val="21"/>
+          <w:rFonts w:ascii="Times New Roman" w:hAnsi="Times New Roman" w:eastAsia="宋体" w:cs="Times New Roman"/>
+          <w:sz w:val="21"/>
+          <w:szCs w:val="21"/>
         </w:rPr>
         <w:t>并联，其等效电阻为</w:t>
       </w:r>
@@ -7338,7 +7781,9 @@
       </w:pPr>
       <w:r>
         <w:rPr>
-          <w:sz w:val="21"/>
+          <w:rFonts w:ascii="Times New Roman" w:hAnsi="Times New Roman" w:eastAsia="宋体" w:cs="Times New Roman"/>
+          <w:sz w:val="21"/>
+          <w:szCs w:val="21"/>
         </w:rPr>
         <w:t>把42V的电压加在</w:t>
       </w:r>
@@ -7347,12 +7792,15 @@
           <w:rFonts w:ascii="Times New Roman" w:eastAsia="宋体" w:hAnsi="Times New Roman" w:cs="Times New Roman"/>
           <w:i/>
           <w:sz w:val="21"/>
+          <w:szCs w:val="21"/>
         </w:rPr>
         <w:t>a</w:t>
       </w:r>
       <w:r>
         <w:rPr>
-          <w:sz w:val="21"/>
+          <w:rFonts w:ascii="Times New Roman" w:hAnsi="Times New Roman" w:eastAsia="宋体" w:cs="Times New Roman"/>
+          <w:sz w:val="21"/>
+          <w:szCs w:val="21"/>
         </w:rPr>
         <w:t>、</w:t>
       </w:r>
@@ -7361,12 +7809,15 @@
           <w:rFonts w:ascii="Times New Roman" w:eastAsia="宋体" w:hAnsi="Times New Roman" w:cs="Times New Roman"/>
           <w:i/>
           <w:sz w:val="21"/>
+          <w:szCs w:val="21"/>
         </w:rPr>
         <w:t>b</w:t>
       </w:r>
       <w:r>
         <w:rPr>
-          <w:sz w:val="21"/>
+          <w:rFonts w:ascii="Times New Roman" w:hAnsi="Times New Roman" w:eastAsia="宋体" w:cs="Times New Roman"/>
+          <w:sz w:val="21"/>
+          <w:szCs w:val="21"/>
         </w:rPr>
         <w:t>两端，则干路上的电流为</w:t>
       </w:r>
@@ -7505,7 +7956,9 @@
       </w:pPr>
       <w:r>
         <w:rPr>
-          <w:sz w:val="21"/>
+          <w:rFonts w:ascii="Times New Roman" w:hAnsi="Times New Roman" w:eastAsia="宋体" w:cs="Times New Roman"/>
+          <w:sz w:val="21"/>
+          <w:szCs w:val="21"/>
         </w:rPr>
         <w:t>而</w:t>
       </w:r>
@@ -7531,7 +7984,9 @@
       </m:oMath>
       <w:r>
         <w:rPr>
-          <w:sz w:val="21"/>
+          <w:rFonts w:ascii="Times New Roman" w:hAnsi="Times New Roman" w:eastAsia="宋体" w:cs="Times New Roman"/>
+          <w:sz w:val="21"/>
+          <w:szCs w:val="21"/>
         </w:rPr>
         <w:t>和</w:t>
       </w:r>
@@ -7557,7 +8012,9 @@
       </m:oMath>
       <w:r>
         <w:rPr>
-          <w:sz w:val="21"/>
+          <w:rFonts w:ascii="Times New Roman" w:hAnsi="Times New Roman" w:eastAsia="宋体" w:cs="Times New Roman"/>
+          <w:sz w:val="21"/>
+          <w:szCs w:val="21"/>
         </w:rPr>
         <w:t>均在干路上，则电流均为3A，故AB错误；</w:t>
       </w:r>
@@ -7573,7 +8030,9 @@
       </w:pPr>
       <w:r>
         <w:rPr>
-          <w:sz w:val="21"/>
+          <w:rFonts w:ascii="Times New Roman" w:hAnsi="Times New Roman" w:eastAsia="宋体" w:cs="Times New Roman"/>
+          <w:sz w:val="21"/>
+          <w:szCs w:val="21"/>
         </w:rPr>
         <w:t>CD．</w:t>
       </w:r>
@@ -7599,7 +8058,9 @@
       </m:oMath>
       <w:r>
         <w:rPr>
-          <w:sz w:val="21"/>
+          <w:rFonts w:ascii="Times New Roman" w:hAnsi="Times New Roman" w:eastAsia="宋体" w:cs="Times New Roman"/>
+          <w:sz w:val="21"/>
+          <w:szCs w:val="21"/>
         </w:rPr>
         <w:t>与</w:t>
       </w:r>
@@ -7625,7 +8086,9 @@
       </m:oMath>
       <w:r>
         <w:rPr>
-          <w:sz w:val="21"/>
+          <w:rFonts w:ascii="Times New Roman" w:hAnsi="Times New Roman" w:eastAsia="宋体" w:cs="Times New Roman"/>
+          <w:sz w:val="21"/>
+          <w:szCs w:val="21"/>
         </w:rPr>
         <w:t>并联，根据并联电压相等分流规律可知</w:t>
       </w:r>
@@ -7923,7 +8386,9 @@
       </w:pPr>
       <w:r>
         <w:rPr>
-          <w:sz w:val="21"/>
+          <w:rFonts w:ascii="Times New Roman" w:hAnsi="Times New Roman" w:eastAsia="宋体" w:cs="Times New Roman"/>
+          <w:sz w:val="21"/>
+          <w:szCs w:val="21"/>
         </w:rPr>
         <w:t>故C正确，D错误；</w:t>
       </w:r>
@@ -7939,7 +8404,9 @@
       </w:pPr>
       <w:r>
         <w:rPr>
-          <w:sz w:val="21"/>
+          <w:rFonts w:ascii="Times New Roman" w:hAnsi="Times New Roman" w:eastAsia="宋体" w:cs="Times New Roman"/>
+          <w:sz w:val="21"/>
+          <w:szCs w:val="21"/>
         </w:rPr>
         <w:t>故选C。</w:t>
       </w:r>
@@ -7965,7 +8432,9 @@
       </w:pPr>
       <w:r>
         <w:rPr>
-          <w:sz w:val="21"/>
+          <w:rFonts w:ascii="Times New Roman" w:hAnsi="Times New Roman" w:eastAsia="宋体" w:cs="Times New Roman"/>
+          <w:sz w:val="21"/>
+          <w:szCs w:val="21"/>
         </w:rPr>
         <w:t>8．两个定值电阻</w:t>
       </w:r>
@@ -7974,6 +8443,7 @@
           <w:rFonts w:ascii="Times New Roman" w:eastAsia="宋体" w:hAnsi="Times New Roman" w:cs="Times New Roman"/>
           <w:i/>
           <w:sz w:val="21"/>
+          <w:szCs w:val="21"/>
         </w:rPr>
         <w:t>R</w:t>
       </w:r>
@@ -7982,13 +8452,16 @@
           <w:rFonts w:ascii="Times New Roman" w:eastAsia="宋体" w:hAnsi="Times New Roman" w:cs="Times New Roman"/>
           <w:i/>
           <w:sz w:val="21"/>
+          <w:szCs w:val="21"/>
           <w:vertAlign w:val="subscript"/>
         </w:rPr>
         <w:t>1</w:t>
       </w:r>
       <w:r>
         <w:rPr>
-          <w:sz w:val="21"/>
+          <w:rFonts w:ascii="Times New Roman" w:hAnsi="Times New Roman" w:eastAsia="宋体" w:cs="Times New Roman"/>
+          <w:sz w:val="21"/>
+          <w:szCs w:val="21"/>
         </w:rPr>
         <w:t>、</w:t>
       </w:r>
@@ -7997,6 +8470,7 @@
           <w:rFonts w:ascii="Times New Roman" w:eastAsia="宋体" w:hAnsi="Times New Roman" w:cs="Times New Roman"/>
           <w:i/>
           <w:sz w:val="21"/>
+          <w:szCs w:val="21"/>
         </w:rPr>
         <w:t>R</w:t>
       </w:r>
@@ -8005,13 +8479,16 @@
           <w:rFonts w:ascii="Times New Roman" w:eastAsia="宋体" w:hAnsi="Times New Roman" w:cs="Times New Roman"/>
           <w:i/>
           <w:sz w:val="21"/>
+          <w:szCs w:val="21"/>
           <w:vertAlign w:val="subscript"/>
         </w:rPr>
         <w:t>2</w:t>
       </w:r>
       <w:r>
         <w:rPr>
-          <w:sz w:val="21"/>
+          <w:rFonts w:ascii="Times New Roman" w:hAnsi="Times New Roman" w:eastAsia="宋体" w:cs="Times New Roman"/>
+          <w:sz w:val="21"/>
+          <w:szCs w:val="21"/>
         </w:rPr>
         <w:t>串联接在</w:t>
       </w:r>
@@ -8020,12 +8497,15 @@
           <w:rFonts w:ascii="Times New Roman" w:eastAsia="宋体" w:hAnsi="Times New Roman" w:cs="Times New Roman"/>
           <w:i/>
           <w:sz w:val="21"/>
+          <w:szCs w:val="21"/>
         </w:rPr>
         <w:t>U</w:t>
       </w:r>
       <w:r>
         <w:rPr>
-          <w:sz w:val="21"/>
+          <w:rFonts w:ascii="Times New Roman" w:hAnsi="Times New Roman" w:eastAsia="宋体" w:cs="Times New Roman"/>
+          <w:sz w:val="21"/>
+          <w:szCs w:val="21"/>
         </w:rPr>
         <w:t>＝12 V的直流电源上，把一个内阻不是远大于</w:t>
       </w:r>
@@ -8034,6 +8514,7 @@
           <w:rFonts w:ascii="Times New Roman" w:eastAsia="宋体" w:hAnsi="Times New Roman" w:cs="Times New Roman"/>
           <w:i/>
           <w:sz w:val="21"/>
+          <w:szCs w:val="21"/>
         </w:rPr>
         <w:t>R</w:t>
       </w:r>
@@ -8042,13 +8523,16 @@
           <w:rFonts w:ascii="Times New Roman" w:eastAsia="宋体" w:hAnsi="Times New Roman" w:cs="Times New Roman"/>
           <w:i/>
           <w:sz w:val="21"/>
+          <w:szCs w:val="21"/>
           <w:vertAlign w:val="subscript"/>
         </w:rPr>
         <w:t>1</w:t>
       </w:r>
       <w:r>
         <w:rPr>
-          <w:sz w:val="21"/>
+          <w:rFonts w:ascii="Times New Roman" w:hAnsi="Times New Roman" w:eastAsia="宋体" w:cs="Times New Roman"/>
+          <w:sz w:val="21"/>
+          <w:szCs w:val="21"/>
         </w:rPr>
         <w:t>、</w:t>
       </w:r>
@@ -8057,6 +8541,7 @@
           <w:rFonts w:ascii="Times New Roman" w:eastAsia="宋体" w:hAnsi="Times New Roman" w:cs="Times New Roman"/>
           <w:i/>
           <w:sz w:val="21"/>
+          <w:szCs w:val="21"/>
         </w:rPr>
         <w:t>R</w:t>
       </w:r>
@@ -8065,13 +8550,16 @@
           <w:rFonts w:ascii="Times New Roman" w:eastAsia="宋体" w:hAnsi="Times New Roman" w:cs="Times New Roman"/>
           <w:i/>
           <w:sz w:val="21"/>
+          <w:szCs w:val="21"/>
           <w:vertAlign w:val="subscript"/>
         </w:rPr>
         <w:t>2</w:t>
       </w:r>
       <w:r>
         <w:rPr>
-          <w:sz w:val="21"/>
+          <w:rFonts w:ascii="Times New Roman" w:hAnsi="Times New Roman" w:eastAsia="宋体" w:cs="Times New Roman"/>
+          <w:sz w:val="21"/>
+          <w:szCs w:val="21"/>
         </w:rPr>
         <w:t>的电压表接在</w:t>
       </w:r>
@@ -8080,6 +8568,7 @@
           <w:rFonts w:ascii="Times New Roman" w:eastAsia="宋体" w:hAnsi="Times New Roman" w:cs="Times New Roman"/>
           <w:i/>
           <w:sz w:val="21"/>
+          <w:szCs w:val="21"/>
         </w:rPr>
         <w:t>R</w:t>
       </w:r>
@@ -8088,13 +8577,16 @@
           <w:rFonts w:ascii="Times New Roman" w:eastAsia="宋体" w:hAnsi="Times New Roman" w:cs="Times New Roman"/>
           <w:i/>
           <w:sz w:val="21"/>
+          <w:szCs w:val="21"/>
           <w:vertAlign w:val="subscript"/>
         </w:rPr>
         <w:t>1</w:t>
       </w:r>
       <w:r>
         <w:rPr>
-          <w:sz w:val="21"/>
+          <w:rFonts w:ascii="Times New Roman" w:hAnsi="Times New Roman" w:eastAsia="宋体" w:cs="Times New Roman"/>
+          <w:sz w:val="21"/>
+          <w:szCs w:val="21"/>
         </w:rPr>
         <w:t>的两端，如图所示，电压表示数为8 V，如果把它改接在</w:t>
       </w:r>
@@ -8103,6 +8595,7 @@
           <w:rFonts w:ascii="Times New Roman" w:eastAsia="宋体" w:hAnsi="Times New Roman" w:cs="Times New Roman"/>
           <w:i/>
           <w:sz w:val="21"/>
+          <w:szCs w:val="21"/>
         </w:rPr>
         <w:t>R</w:t>
       </w:r>
@@ -8111,13 +8604,16 @@
           <w:rFonts w:ascii="Times New Roman" w:eastAsia="宋体" w:hAnsi="Times New Roman" w:cs="Times New Roman"/>
           <w:i/>
           <w:sz w:val="21"/>
+          <w:szCs w:val="21"/>
           <w:vertAlign w:val="subscript"/>
         </w:rPr>
         <w:t>2</w:t>
       </w:r>
       <w:r>
         <w:rPr>
-          <w:sz w:val="21"/>
+          <w:rFonts w:ascii="Times New Roman" w:hAnsi="Times New Roman" w:eastAsia="宋体" w:cs="Times New Roman"/>
+          <w:sz w:val="21"/>
+          <w:szCs w:val="21"/>
         </w:rPr>
         <w:t>的两端，则电压表的示数将（　　）</w:t>
       </w:r>
@@ -8190,7 +8686,9 @@
       </w:pPr>
       <w:r>
         <w:rPr>
-          <w:sz w:val="21"/>
+          <w:rFonts w:ascii="Times New Roman" w:hAnsi="Times New Roman" w:eastAsia="宋体" w:cs="Times New Roman"/>
+          <w:sz w:val="21"/>
+          <w:szCs w:val="21"/>
         </w:rPr>
         <w:t>A．小于4 V</w:t>
       </w:r>
@@ -8202,7 +8700,9 @@
       </w:r>
       <w:r>
         <w:rPr>
-          <w:sz w:val="21"/>
+          <w:rFonts w:ascii="Times New Roman" w:hAnsi="Times New Roman" w:eastAsia="宋体" w:cs="Times New Roman"/>
+          <w:sz w:val="21"/>
+          <w:szCs w:val="21"/>
         </w:rPr>
         <w:t>B．等于4 V</w:t>
       </w:r>
@@ -8216,7 +8716,9 @@
       </w:r>
       <w:r>
         <w:rPr>
-          <w:sz w:val="21"/>
+          <w:rFonts w:ascii="Times New Roman" w:hAnsi="Times New Roman" w:eastAsia="宋体" w:cs="Times New Roman"/>
+          <w:sz w:val="21"/>
+          <w:szCs w:val="21"/>
         </w:rPr>
         <w:t>C．大于4 V而小于8 V</w:t>
       </w:r>
@@ -8228,7 +8730,9 @@
       </w:r>
       <w:r>
         <w:rPr>
-          <w:sz w:val="21"/>
+          <w:rFonts w:ascii="Times New Roman" w:hAnsi="Times New Roman" w:eastAsia="宋体" w:cs="Times New Roman"/>
+          <w:sz w:val="21"/>
+          <w:szCs w:val="21"/>
         </w:rPr>
         <w:t>D．大于8 V</w:t>
       </w:r>
@@ -8244,7 +8748,9 @@
       </w:pPr>
       <w:r>
         <w:rPr>
-          <w:sz w:val="21"/>
+          <w:rFonts w:ascii="Times New Roman" w:hAnsi="Times New Roman" w:eastAsia="宋体" w:cs="Times New Roman"/>
+          <w:sz w:val="21"/>
+          <w:szCs w:val="21"/>
         </w:rPr>
         <w:t>【答案】A</w:t>
       </w:r>
@@ -8276,230 +8782,296 @@
       </w:pPr>
       <w:r>
         <w:rPr>
-          <w:sz w:val="21"/>
+          <w:rFonts w:ascii="Times New Roman" w:hAnsi="Times New Roman" w:eastAsia="宋体" w:cs="Times New Roman"/>
+          <w:sz w:val="21"/>
+          <w:szCs w:val="21"/>
         </w:rPr>
         <w:t>【详解】电压表接在</w:t>
       </w:r>
       <w:r>
         <w:rPr>
+          <w:rFonts w:ascii="Times New Roman" w:hAnsi="Times New Roman" w:eastAsia="宋体" w:cs="Times New Roman"/>
           <w:i/>
           <w:sz w:val="21"/>
+          <w:szCs w:val="21"/>
         </w:rPr>
         <w:t>R</w:t>
       </w:r>
       <w:r>
         <w:rPr>
+          <w:rFonts w:ascii="Times New Roman" w:hAnsi="Times New Roman" w:eastAsia="宋体" w:cs="Times New Roman"/>
           <w:i/>
           <w:sz w:val="21"/>
+          <w:szCs w:val="21"/>
           <w:vertAlign w:val="subscript"/>
         </w:rPr>
         <w:t>1</w:t>
       </w:r>
       <w:r>
         <w:rPr>
-          <w:sz w:val="21"/>
+          <w:rFonts w:ascii="Times New Roman" w:hAnsi="Times New Roman" w:eastAsia="宋体" w:cs="Times New Roman"/>
+          <w:sz w:val="21"/>
+          <w:szCs w:val="21"/>
         </w:rPr>
         <w:t>两端，电压表的示数8V，则此时</w:t>
       </w:r>
       <w:r>
         <w:rPr>
+          <w:rFonts w:ascii="Times New Roman" w:hAnsi="Times New Roman" w:eastAsia="宋体" w:cs="Times New Roman"/>
           <w:i/>
           <w:sz w:val="21"/>
+          <w:szCs w:val="21"/>
         </w:rPr>
         <w:t>R</w:t>
       </w:r>
       <w:r>
         <w:rPr>
+          <w:rFonts w:ascii="Times New Roman" w:hAnsi="Times New Roman" w:eastAsia="宋体" w:cs="Times New Roman"/>
           <w:i/>
           <w:sz w:val="21"/>
+          <w:szCs w:val="21"/>
           <w:vertAlign w:val="subscript"/>
         </w:rPr>
         <w:t>2</w:t>
       </w:r>
       <w:r>
         <w:rPr>
-          <w:sz w:val="21"/>
+          <w:rFonts w:ascii="Times New Roman" w:hAnsi="Times New Roman" w:eastAsia="宋体" w:cs="Times New Roman"/>
+          <w:sz w:val="21"/>
+          <w:szCs w:val="21"/>
         </w:rPr>
         <w:t>两端的电压为4V；把此表改接在两端</w:t>
       </w:r>
       <w:r>
         <w:rPr>
+          <w:rFonts w:ascii="Times New Roman" w:hAnsi="Times New Roman" w:eastAsia="宋体" w:cs="Times New Roman"/>
           <w:i/>
           <w:sz w:val="21"/>
+          <w:szCs w:val="21"/>
         </w:rPr>
         <w:t>R</w:t>
       </w:r>
       <w:r>
         <w:rPr>
+          <w:rFonts w:ascii="Times New Roman" w:hAnsi="Times New Roman" w:eastAsia="宋体" w:cs="Times New Roman"/>
           <w:i/>
           <w:sz w:val="21"/>
+          <w:szCs w:val="21"/>
           <w:vertAlign w:val="subscript"/>
         </w:rPr>
         <w:t>2</w:t>
       </w:r>
       <w:r>
         <w:rPr>
-          <w:sz w:val="21"/>
+          <w:rFonts w:ascii="Times New Roman" w:hAnsi="Times New Roman" w:eastAsia="宋体" w:cs="Times New Roman"/>
+          <w:sz w:val="21"/>
+          <w:szCs w:val="21"/>
         </w:rPr>
         <w:t>时，由于电压表的内阻不是远大于</w:t>
       </w:r>
       <w:r>
         <w:rPr>
+          <w:rFonts w:ascii="Times New Roman" w:hAnsi="Times New Roman" w:eastAsia="宋体" w:cs="Times New Roman"/>
           <w:i/>
           <w:sz w:val="21"/>
+          <w:szCs w:val="21"/>
         </w:rPr>
         <w:t>R</w:t>
       </w:r>
       <w:r>
         <w:rPr>
+          <w:rFonts w:ascii="Times New Roman" w:hAnsi="Times New Roman" w:eastAsia="宋体" w:cs="Times New Roman"/>
           <w:i/>
           <w:sz w:val="21"/>
+          <w:szCs w:val="21"/>
           <w:vertAlign w:val="subscript"/>
         </w:rPr>
         <w:t>1</w:t>
       </w:r>
       <w:r>
         <w:rPr>
-          <w:sz w:val="21"/>
+          <w:rFonts w:ascii="Times New Roman" w:hAnsi="Times New Roman" w:eastAsia="宋体" w:cs="Times New Roman"/>
+          <w:sz w:val="21"/>
+          <w:szCs w:val="21"/>
         </w:rPr>
         <w:t>、</w:t>
       </w:r>
       <w:r>
         <w:rPr>
+          <w:rFonts w:ascii="Times New Roman" w:hAnsi="Times New Roman" w:eastAsia="宋体" w:cs="Times New Roman"/>
           <w:i/>
           <w:sz w:val="21"/>
+          <w:szCs w:val="21"/>
         </w:rPr>
         <w:t>R</w:t>
       </w:r>
       <w:r>
         <w:rPr>
+          <w:rFonts w:ascii="Times New Roman" w:hAnsi="Times New Roman" w:eastAsia="宋体" w:cs="Times New Roman"/>
           <w:i/>
           <w:sz w:val="21"/>
+          <w:szCs w:val="21"/>
           <w:vertAlign w:val="subscript"/>
         </w:rPr>
         <w:t>2</w:t>
       </w:r>
       <w:r>
         <w:rPr>
-          <w:sz w:val="21"/>
+          <w:rFonts w:ascii="Times New Roman" w:hAnsi="Times New Roman" w:eastAsia="宋体" w:cs="Times New Roman"/>
+          <w:sz w:val="21"/>
+          <w:szCs w:val="21"/>
         </w:rPr>
         <w:t>，电压表与</w:t>
       </w:r>
       <w:r>
         <w:rPr>
+          <w:rFonts w:ascii="Times New Roman" w:hAnsi="Times New Roman" w:eastAsia="宋体" w:cs="Times New Roman"/>
           <w:i/>
           <w:sz w:val="21"/>
+          <w:szCs w:val="21"/>
         </w:rPr>
         <w:t>R</w:t>
       </w:r>
       <w:r>
         <w:rPr>
+          <w:rFonts w:ascii="Times New Roman" w:hAnsi="Times New Roman" w:eastAsia="宋体" w:cs="Times New Roman"/>
           <w:i/>
           <w:sz w:val="21"/>
+          <w:szCs w:val="21"/>
           <w:vertAlign w:val="subscript"/>
         </w:rPr>
         <w:t>2</w:t>
       </w:r>
       <w:r>
         <w:rPr>
-          <w:sz w:val="21"/>
+          <w:rFonts w:ascii="Times New Roman" w:hAnsi="Times New Roman" w:eastAsia="宋体" w:cs="Times New Roman"/>
+          <w:sz w:val="21"/>
+          <w:szCs w:val="21"/>
         </w:rPr>
         <w:t>并联的阻值小于</w:t>
       </w:r>
       <w:r>
         <w:rPr>
+          <w:rFonts w:ascii="Times New Roman" w:hAnsi="Times New Roman" w:eastAsia="宋体" w:cs="Times New Roman"/>
           <w:i/>
           <w:sz w:val="21"/>
+          <w:szCs w:val="21"/>
         </w:rPr>
         <w:t>R</w:t>
       </w:r>
       <w:r>
         <w:rPr>
+          <w:rFonts w:ascii="Times New Roman" w:hAnsi="Times New Roman" w:eastAsia="宋体" w:cs="Times New Roman"/>
           <w:i/>
           <w:sz w:val="21"/>
+          <w:szCs w:val="21"/>
           <w:vertAlign w:val="subscript"/>
         </w:rPr>
         <w:t>2</w:t>
       </w:r>
       <w:r>
         <w:rPr>
-          <w:sz w:val="21"/>
+          <w:rFonts w:ascii="Times New Roman" w:hAnsi="Times New Roman" w:eastAsia="宋体" w:cs="Times New Roman"/>
+          <w:sz w:val="21"/>
+          <w:szCs w:val="21"/>
         </w:rPr>
         <w:t>，分压值也减小，而</w:t>
       </w:r>
       <w:r>
         <w:rPr>
+          <w:rFonts w:ascii="Times New Roman" w:hAnsi="Times New Roman" w:eastAsia="宋体" w:cs="Times New Roman"/>
           <w:i/>
           <w:sz w:val="21"/>
+          <w:szCs w:val="21"/>
         </w:rPr>
         <w:t>R</w:t>
       </w:r>
       <w:r>
         <w:rPr>
+          <w:rFonts w:ascii="Times New Roman" w:hAnsi="Times New Roman" w:eastAsia="宋体" w:cs="Times New Roman"/>
           <w:i/>
           <w:sz w:val="21"/>
+          <w:szCs w:val="21"/>
           <w:vertAlign w:val="subscript"/>
         </w:rPr>
         <w:t>1</w:t>
       </w:r>
       <w:r>
         <w:rPr>
-          <w:sz w:val="21"/>
+          <w:rFonts w:ascii="Times New Roman" w:hAnsi="Times New Roman" w:eastAsia="宋体" w:cs="Times New Roman"/>
+          <w:sz w:val="21"/>
+          <w:szCs w:val="21"/>
         </w:rPr>
         <w:t>与并联部分串联，总电压</w:t>
       </w:r>
       <w:r>
         <w:rPr>
+          <w:rFonts w:ascii="Times New Roman" w:hAnsi="Times New Roman" w:eastAsia="宋体" w:cs="Times New Roman"/>
           <w:i/>
           <w:sz w:val="21"/>
+          <w:szCs w:val="21"/>
         </w:rPr>
         <w:t>U</w:t>
       </w:r>
       <w:r>
         <w:rPr>
-          <w:sz w:val="21"/>
+          <w:rFonts w:ascii="Times New Roman" w:hAnsi="Times New Roman" w:eastAsia="宋体" w:cs="Times New Roman"/>
+          <w:sz w:val="21"/>
+          <w:szCs w:val="21"/>
         </w:rPr>
         <w:t>=12V，则</w:t>
       </w:r>
       <w:r>
         <w:rPr>
+          <w:rFonts w:ascii="Times New Roman" w:hAnsi="Times New Roman" w:eastAsia="宋体" w:cs="Times New Roman"/>
           <w:i/>
           <w:sz w:val="21"/>
+          <w:szCs w:val="21"/>
         </w:rPr>
         <w:t>R</w:t>
       </w:r>
       <w:r>
         <w:rPr>
+          <w:rFonts w:ascii="Times New Roman" w:hAnsi="Times New Roman" w:eastAsia="宋体" w:cs="Times New Roman"/>
           <w:i/>
           <w:sz w:val="21"/>
+          <w:szCs w:val="21"/>
           <w:vertAlign w:val="subscript"/>
         </w:rPr>
         <w:t>1</w:t>
       </w:r>
       <w:r>
         <w:rPr>
-          <w:sz w:val="21"/>
+          <w:rFonts w:ascii="Times New Roman" w:hAnsi="Times New Roman" w:eastAsia="宋体" w:cs="Times New Roman"/>
+          <w:sz w:val="21"/>
+          <w:szCs w:val="21"/>
         </w:rPr>
         <w:t>的电压大于8V，电压表与</w:t>
       </w:r>
       <w:r>
         <w:rPr>
+          <w:rFonts w:ascii="Times New Roman" w:hAnsi="Times New Roman" w:eastAsia="宋体" w:cs="Times New Roman"/>
           <w:i/>
           <w:sz w:val="21"/>
+          <w:szCs w:val="21"/>
         </w:rPr>
         <w:t>R</w:t>
       </w:r>
       <w:r>
         <w:rPr>
+          <w:rFonts w:ascii="Times New Roman" w:hAnsi="Times New Roman" w:eastAsia="宋体" w:cs="Times New Roman"/>
           <w:i/>
           <w:sz w:val="21"/>
+          <w:szCs w:val="21"/>
           <w:vertAlign w:val="subscript"/>
         </w:rPr>
         <w:t>2</w:t>
       </w:r>
       <w:r>
         <w:rPr>
-          <w:sz w:val="21"/>
+          <w:rFonts w:ascii="Times New Roman" w:hAnsi="Times New Roman" w:eastAsia="宋体" w:cs="Times New Roman"/>
+          <w:sz w:val="21"/>
+          <w:szCs w:val="21"/>
         </w:rPr>
         <w:t>并联电路的电压小于4V。</w:t>
       </w:r>
@@ -8515,7 +9087,9 @@
       </w:pPr>
       <w:r>
         <w:rPr>
-          <w:sz w:val="21"/>
+          <w:rFonts w:ascii="Times New Roman" w:hAnsi="Times New Roman" w:eastAsia="宋体" w:cs="Times New Roman"/>
+          <w:sz w:val="21"/>
+          <w:szCs w:val="21"/>
         </w:rPr>
         <w:t>故选A。</w:t>
       </w:r>
@@ -8563,7 +9137,9 @@
       </w:pPr>
       <w:r>
         <w:rPr>
-          <w:sz w:val="21"/>
+          <w:rFonts w:ascii="Times New Roman" w:hAnsi="Times New Roman" w:eastAsia="宋体" w:cs="Times New Roman"/>
+          <w:sz w:val="21"/>
+          <w:szCs w:val="21"/>
         </w:rPr>
         <w:t>9．四个相同的小量程电流表（表头）分别改装成两个电流表</w:t>
       </w:r>
@@ -8592,7 +9168,9 @@
       </m:oMath>
       <w:r>
         <w:rPr>
-          <w:sz w:val="21"/>
+          <w:rFonts w:ascii="Times New Roman" w:hAnsi="Times New Roman" w:eastAsia="宋体" w:cs="Times New Roman"/>
+          <w:sz w:val="21"/>
+          <w:szCs w:val="21"/>
         </w:rPr>
         <w:t>、</w:t>
       </w:r>
@@ -8621,7 +9199,9 @@
       </m:oMath>
       <w:r>
         <w:rPr>
-          <w:sz w:val="21"/>
+          <w:rFonts w:ascii="Times New Roman" w:hAnsi="Times New Roman" w:eastAsia="宋体" w:cs="Times New Roman"/>
+          <w:sz w:val="21"/>
+          <w:szCs w:val="21"/>
         </w:rPr>
         <w:t>和两个电压表</w:t>
       </w:r>
@@ -8650,7 +9230,9 @@
       </m:oMath>
       <w:r>
         <w:rPr>
-          <w:sz w:val="21"/>
+          <w:rFonts w:ascii="Times New Roman" w:hAnsi="Times New Roman" w:eastAsia="宋体" w:cs="Times New Roman"/>
+          <w:sz w:val="21"/>
+          <w:szCs w:val="21"/>
         </w:rPr>
         <w:t>、</w:t>
       </w:r>
@@ -8679,7 +9261,9 @@
       </m:oMath>
       <w:r>
         <w:rPr>
-          <w:sz w:val="21"/>
+          <w:rFonts w:ascii="Times New Roman" w:hAnsi="Times New Roman" w:eastAsia="宋体" w:cs="Times New Roman"/>
+          <w:sz w:val="21"/>
+          <w:szCs w:val="21"/>
         </w:rPr>
         <w:t>。已知电流表</w:t>
       </w:r>
@@ -8708,7 +9292,9 @@
       </m:oMath>
       <w:r>
         <w:rPr>
-          <w:sz w:val="21"/>
+          <w:rFonts w:ascii="Times New Roman" w:hAnsi="Times New Roman" w:eastAsia="宋体" w:cs="Times New Roman"/>
+          <w:sz w:val="21"/>
+          <w:szCs w:val="21"/>
         </w:rPr>
         <w:t>的量程大于</w:t>
       </w:r>
@@ -8737,7 +9323,9 @@
       </m:oMath>
       <w:r>
         <w:rPr>
-          <w:sz w:val="21"/>
+          <w:rFonts w:ascii="Times New Roman" w:hAnsi="Times New Roman" w:eastAsia="宋体" w:cs="Times New Roman"/>
+          <w:sz w:val="21"/>
+          <w:szCs w:val="21"/>
         </w:rPr>
         <w:t>的量程，电压表</w:t>
       </w:r>
@@ -8766,7 +9354,9 @@
       </m:oMath>
       <w:r>
         <w:rPr>
-          <w:sz w:val="21"/>
+          <w:rFonts w:ascii="Times New Roman" w:hAnsi="Times New Roman" w:eastAsia="宋体" w:cs="Times New Roman"/>
+          <w:sz w:val="21"/>
+          <w:szCs w:val="21"/>
         </w:rPr>
         <w:t>的量程大</w:t>
       </w:r>
@@ -8795,7 +9385,9 @@
       </m:oMath>
       <w:r>
         <w:rPr>
-          <w:sz w:val="21"/>
+          <w:rFonts w:ascii="Times New Roman" w:hAnsi="Times New Roman" w:eastAsia="宋体" w:cs="Times New Roman"/>
+          <w:sz w:val="21"/>
+          <w:szCs w:val="21"/>
         </w:rPr>
         <w:t>的量程，改装好后把它们按图示接入电路，则（　　）</w:t>
       </w:r>
@@ -8865,7 +9457,9 @@
       </w:pPr>
       <w:r>
         <w:rPr>
-          <w:sz w:val="21"/>
+          <w:rFonts w:ascii="Times New Roman" w:hAnsi="Times New Roman" w:eastAsia="宋体" w:cs="Times New Roman"/>
+          <w:sz w:val="21"/>
+          <w:szCs w:val="21"/>
         </w:rPr>
         <w:t>A．电流表</w:t>
       </w:r>
@@ -8894,7 +9488,9 @@
       </m:oMath>
       <w:r>
         <w:rPr>
-          <w:sz w:val="21"/>
+          <w:rFonts w:ascii="Times New Roman" w:hAnsi="Times New Roman" w:eastAsia="宋体" w:cs="Times New Roman"/>
+          <w:sz w:val="21"/>
+          <w:szCs w:val="21"/>
         </w:rPr>
         <w:t>的偏转角小于电流表</w:t>
       </w:r>
@@ -8923,7 +9519,9 @@
       </m:oMath>
       <w:r>
         <w:rPr>
-          <w:sz w:val="21"/>
+          <w:rFonts w:ascii="Times New Roman" w:hAnsi="Times New Roman" w:eastAsia="宋体" w:cs="Times New Roman"/>
+          <w:sz w:val="21"/>
+          <w:szCs w:val="21"/>
         </w:rPr>
         <w:t>的偏转角</w:t>
       </w:r>
@@ -8937,7 +9535,9 @@
       </w:r>
       <w:r>
         <w:rPr>
-          <w:sz w:val="21"/>
+          <w:rFonts w:ascii="Times New Roman" w:hAnsi="Times New Roman" w:eastAsia="宋体" w:cs="Times New Roman"/>
+          <w:sz w:val="21"/>
+          <w:szCs w:val="21"/>
         </w:rPr>
         <w:t>B．电流表</w:t>
       </w:r>
@@ -8966,7 +9566,9 @@
       </m:oMath>
       <w:r>
         <w:rPr>
-          <w:sz w:val="21"/>
+          <w:rFonts w:ascii="Times New Roman" w:hAnsi="Times New Roman" w:eastAsia="宋体" w:cs="Times New Roman"/>
+          <w:sz w:val="21"/>
+          <w:szCs w:val="21"/>
         </w:rPr>
         <w:t>的读数大于电流表</w:t>
       </w:r>
@@ -8995,7 +9597,9 @@
       </m:oMath>
       <w:r>
         <w:rPr>
-          <w:sz w:val="21"/>
+          <w:rFonts w:ascii="Times New Roman" w:hAnsi="Times New Roman" w:eastAsia="宋体" w:cs="Times New Roman"/>
+          <w:sz w:val="21"/>
+          <w:szCs w:val="21"/>
         </w:rPr>
         <w:t>的读数</w:t>
       </w:r>
@@ -9011,7 +9615,9 @@
       </w:pPr>
       <w:r>
         <w:rPr>
-          <w:sz w:val="21"/>
+          <w:rFonts w:ascii="Times New Roman" w:hAnsi="Times New Roman" w:eastAsia="宋体" w:cs="Times New Roman"/>
+          <w:sz w:val="21"/>
+          <w:szCs w:val="21"/>
         </w:rPr>
         <w:t>C．电压表</w:t>
       </w:r>
@@ -9040,7 +9646,9 @@
       </m:oMath>
       <w:r>
         <w:rPr>
-          <w:sz w:val="21"/>
+          <w:rFonts w:ascii="Times New Roman" w:hAnsi="Times New Roman" w:eastAsia="宋体" w:cs="Times New Roman"/>
+          <w:sz w:val="21"/>
+          <w:szCs w:val="21"/>
         </w:rPr>
         <w:t>的偏转角大于电压表</w:t>
       </w:r>
@@ -9069,7 +9677,9 @@
       </m:oMath>
       <w:r>
         <w:rPr>
-          <w:sz w:val="21"/>
+          <w:rFonts w:ascii="Times New Roman" w:hAnsi="Times New Roman" w:eastAsia="宋体" w:cs="Times New Roman"/>
+          <w:sz w:val="21"/>
+          <w:szCs w:val="21"/>
         </w:rPr>
         <w:t>的偏转角</w:t>
       </w:r>
@@ -9083,7 +9693,9 @@
       </w:r>
       <w:r>
         <w:rPr>
-          <w:sz w:val="21"/>
+          <w:rFonts w:ascii="Times New Roman" w:hAnsi="Times New Roman" w:eastAsia="宋体" w:cs="Times New Roman"/>
+          <w:sz w:val="21"/>
+          <w:szCs w:val="21"/>
         </w:rPr>
         <w:t>D．电压表</w:t>
       </w:r>
@@ -9112,7 +9724,9 @@
       </m:oMath>
       <w:r>
         <w:rPr>
-          <w:sz w:val="21"/>
+          <w:rFonts w:ascii="Times New Roman" w:hAnsi="Times New Roman" w:eastAsia="宋体" w:cs="Times New Roman"/>
+          <w:sz w:val="21"/>
+          <w:szCs w:val="21"/>
         </w:rPr>
         <w:t>的读数小于电压表</w:t>
       </w:r>
@@ -9141,7 +9755,9 @@
       </m:oMath>
       <w:r>
         <w:rPr>
-          <w:sz w:val="21"/>
+          <w:rFonts w:ascii="Times New Roman" w:hAnsi="Times New Roman" w:eastAsia="宋体" w:cs="Times New Roman"/>
+          <w:sz w:val="21"/>
+          <w:szCs w:val="21"/>
         </w:rPr>
         <w:t>的读数</w:t>
       </w:r>
@@ -9157,7 +9773,9 @@
       </w:pPr>
       <w:r>
         <w:rPr>
-          <w:sz w:val="21"/>
+          <w:rFonts w:ascii="Times New Roman" w:hAnsi="Times New Roman" w:eastAsia="宋体" w:cs="Times New Roman"/>
+          <w:sz w:val="21"/>
+          <w:szCs w:val="21"/>
         </w:rPr>
         <w:t>【答案】B</w:t>
       </w:r>
@@ -9189,7 +9807,9 @@
       </w:pPr>
       <w:r>
         <w:rPr>
-          <w:sz w:val="21"/>
+          <w:rFonts w:ascii="Times New Roman" w:hAnsi="Times New Roman" w:eastAsia="宋体" w:cs="Times New Roman"/>
+          <w:sz w:val="21"/>
+          <w:szCs w:val="21"/>
         </w:rPr>
         <w:t>【详解】AB．两个电流表</w:t>
       </w:r>
@@ -9218,7 +9838,9 @@
       </m:oMath>
       <w:r>
         <w:rPr>
-          <w:sz w:val="21"/>
+          <w:rFonts w:ascii="Times New Roman" w:hAnsi="Times New Roman" w:eastAsia="宋体" w:cs="Times New Roman"/>
+          <w:sz w:val="21"/>
+          <w:szCs w:val="21"/>
         </w:rPr>
         <w:t>、</w:t>
       </w:r>
@@ -9247,7 +9869,9 @@
       </m:oMath>
       <w:r>
         <w:rPr>
-          <w:sz w:val="21"/>
+          <w:rFonts w:ascii="Times New Roman" w:hAnsi="Times New Roman" w:eastAsia="宋体" w:cs="Times New Roman"/>
+          <w:sz w:val="21"/>
+          <w:szCs w:val="21"/>
         </w:rPr>
         <w:t>是由两个相同的表头与定值电阻并联改装而成，因两电流表并联，可知通过两表头的电流相等，则电流表</w:t>
       </w:r>
@@ -9276,7 +9900,9 @@
       </m:oMath>
       <w:r>
         <w:rPr>
-          <w:sz w:val="21"/>
+          <w:rFonts w:ascii="Times New Roman" w:hAnsi="Times New Roman" w:eastAsia="宋体" w:cs="Times New Roman"/>
+          <w:sz w:val="21"/>
+          <w:szCs w:val="21"/>
         </w:rPr>
         <w:t>的偏转角等于电流表</w:t>
       </w:r>
@@ -9305,7 +9931,9 @@
       </m:oMath>
       <w:r>
         <w:rPr>
-          <w:sz w:val="21"/>
+          <w:rFonts w:ascii="Times New Roman" w:hAnsi="Times New Roman" w:eastAsia="宋体" w:cs="Times New Roman"/>
+          <w:sz w:val="21"/>
+          <w:szCs w:val="21"/>
         </w:rPr>
         <w:t>的偏转角，因电流表</w:t>
       </w:r>
@@ -9334,7 +9962,9 @@
       </m:oMath>
       <w:r>
         <w:rPr>
-          <w:sz w:val="21"/>
+          <w:rFonts w:ascii="Times New Roman" w:hAnsi="Times New Roman" w:eastAsia="宋体" w:cs="Times New Roman"/>
+          <w:sz w:val="21"/>
+          <w:szCs w:val="21"/>
         </w:rPr>
         <w:t>的量程大于</w:t>
       </w:r>
@@ -9363,7 +9993,9 @@
       </m:oMath>
       <w:r>
         <w:rPr>
-          <w:sz w:val="21"/>
+          <w:rFonts w:ascii="Times New Roman" w:hAnsi="Times New Roman" w:eastAsia="宋体" w:cs="Times New Roman"/>
+          <w:sz w:val="21"/>
+          <w:szCs w:val="21"/>
         </w:rPr>
         <w:t>的量程，可知电流表</w:t>
       </w:r>
@@ -9392,7 +10024,9 @@
       </m:oMath>
       <w:r>
         <w:rPr>
-          <w:sz w:val="21"/>
+          <w:rFonts w:ascii="Times New Roman" w:hAnsi="Times New Roman" w:eastAsia="宋体" w:cs="Times New Roman"/>
+          <w:sz w:val="21"/>
+          <w:szCs w:val="21"/>
         </w:rPr>
         <w:t>的读数大于电流表</w:t>
       </w:r>
@@ -9421,7 +10055,9 @@
       </m:oMath>
       <w:r>
         <w:rPr>
-          <w:sz w:val="21"/>
+          <w:rFonts w:ascii="Times New Roman" w:hAnsi="Times New Roman" w:eastAsia="宋体" w:cs="Times New Roman"/>
+          <w:sz w:val="21"/>
+          <w:szCs w:val="21"/>
         </w:rPr>
         <w:t>的读数，选项A错误，B正确；</w:t>
       </w:r>
@@ -9437,7 +10073,9 @@
       </w:pPr>
       <w:r>
         <w:rPr>
-          <w:sz w:val="21"/>
+          <w:rFonts w:ascii="Times New Roman" w:hAnsi="Times New Roman" w:eastAsia="宋体" w:cs="Times New Roman"/>
+          <w:sz w:val="21"/>
+          <w:szCs w:val="21"/>
         </w:rPr>
         <w:t>CD．两个电压表</w:t>
       </w:r>
@@ -9466,7 +10104,9 @@
       </m:oMath>
       <w:r>
         <w:rPr>
-          <w:sz w:val="21"/>
+          <w:rFonts w:ascii="Times New Roman" w:hAnsi="Times New Roman" w:eastAsia="宋体" w:cs="Times New Roman"/>
+          <w:sz w:val="21"/>
+          <w:szCs w:val="21"/>
         </w:rPr>
         <w:t>、</w:t>
       </w:r>
@@ -9495,7 +10135,9 @@
       </m:oMath>
       <w:r>
         <w:rPr>
-          <w:sz w:val="21"/>
+          <w:rFonts w:ascii="Times New Roman" w:hAnsi="Times New Roman" w:eastAsia="宋体" w:cs="Times New Roman"/>
+          <w:sz w:val="21"/>
+          <w:szCs w:val="21"/>
         </w:rPr>
         <w:t>是由相同的表头与定值电阻串联改装而成的，两电压表串联，可知通过表头的电流相等，则电压表</w:t>
       </w:r>
@@ -9524,7 +10166,9 @@
       </m:oMath>
       <w:r>
         <w:rPr>
-          <w:sz w:val="21"/>
+          <w:rFonts w:ascii="Times New Roman" w:hAnsi="Times New Roman" w:eastAsia="宋体" w:cs="Times New Roman"/>
+          <w:sz w:val="21"/>
+          <w:szCs w:val="21"/>
         </w:rPr>
         <w:t>的偏转角等于电压表</w:t>
       </w:r>
@@ -9553,7 +10197,9 @@
       </m:oMath>
       <w:r>
         <w:rPr>
-          <w:sz w:val="21"/>
+          <w:rFonts w:ascii="Times New Roman" w:hAnsi="Times New Roman" w:eastAsia="宋体" w:cs="Times New Roman"/>
+          <w:sz w:val="21"/>
+          <w:szCs w:val="21"/>
         </w:rPr>
         <w:t>的偏转角，因电压表</w:t>
       </w:r>
@@ -9582,7 +10228,9 @@
       </m:oMath>
       <w:r>
         <w:rPr>
-          <w:sz w:val="21"/>
+          <w:rFonts w:ascii="Times New Roman" w:hAnsi="Times New Roman" w:eastAsia="宋体" w:cs="Times New Roman"/>
+          <w:sz w:val="21"/>
+          <w:szCs w:val="21"/>
         </w:rPr>
         <w:t>的量程大</w:t>
       </w:r>
@@ -9611,7 +10259,9 @@
       </m:oMath>
       <w:r>
         <w:rPr>
-          <w:sz w:val="21"/>
+          <w:rFonts w:ascii="Times New Roman" w:hAnsi="Times New Roman" w:eastAsia="宋体" w:cs="Times New Roman"/>
+          <w:sz w:val="21"/>
+          <w:szCs w:val="21"/>
         </w:rPr>
         <w:t>的量程，则电压表</w:t>
       </w:r>
@@ -9640,7 +10290,9 @@
       </m:oMath>
       <w:r>
         <w:rPr>
-          <w:sz w:val="21"/>
+          <w:rFonts w:ascii="Times New Roman" w:hAnsi="Times New Roman" w:eastAsia="宋体" w:cs="Times New Roman"/>
+          <w:sz w:val="21"/>
+          <w:szCs w:val="21"/>
         </w:rPr>
         <w:t>的读数大于电压表</w:t>
       </w:r>
@@ -9669,7 +10321,9 @@
       </m:oMath>
       <w:r>
         <w:rPr>
-          <w:sz w:val="21"/>
+          <w:rFonts w:ascii="Times New Roman" w:hAnsi="Times New Roman" w:eastAsia="宋体" w:cs="Times New Roman"/>
+          <w:sz w:val="21"/>
+          <w:szCs w:val="21"/>
         </w:rPr>
         <w:t>的读数，选项CD错误。</w:t>
       </w:r>
@@ -9685,7 +10339,9 @@
       </w:pPr>
       <w:r>
         <w:rPr>
-          <w:sz w:val="21"/>
+          <w:rFonts w:ascii="Times New Roman" w:hAnsi="Times New Roman" w:eastAsia="宋体" w:cs="Times New Roman"/>
+          <w:sz w:val="21"/>
+          <w:szCs w:val="21"/>
         </w:rPr>
         <w:t>故选B。</w:t>
       </w:r>
@@ -9711,7 +10367,9 @@
       </w:pPr>
       <w:r>
         <w:rPr>
-          <w:sz w:val="21"/>
+          <w:rFonts w:ascii="Times New Roman" w:hAnsi="Times New Roman" w:eastAsia="宋体" w:cs="Times New Roman"/>
+          <w:sz w:val="21"/>
+          <w:szCs w:val="21"/>
         </w:rPr>
         <w:t>10．某同学要将一量程为250μA的微安表改装为量程为20 mA的电流表。改装后利用一标准毫安表进行校准（如图1，虚线框内是改装后的电表）。当标准毫安表的示数为16.0 mA时，微安表的指针位置如图2，产生上述问题的原因可能是（</w:t>
       </w:r>
@@ -9726,7 +10384,9 @@
       </w:r>
       <w:r>
         <w:rPr>
-          <w:sz w:val="21"/>
+          <w:rFonts w:ascii="Times New Roman" w:hAnsi="Times New Roman" w:eastAsia="宋体" w:cs="Times New Roman"/>
+          <w:sz w:val="21"/>
+          <w:szCs w:val="21"/>
         </w:rPr>
         <w:t>）</w:t>
       </w:r>
@@ -9799,7 +10459,9 @@
       </w:pPr>
       <w:r>
         <w:rPr>
-          <w:sz w:val="21"/>
+          <w:rFonts w:ascii="Times New Roman" w:hAnsi="Times New Roman" w:eastAsia="宋体" w:cs="Times New Roman"/>
+          <w:sz w:val="21"/>
+          <w:szCs w:val="21"/>
         </w:rPr>
         <w:t>A．微安表串联电阻偏大</w:t>
       </w:r>
@@ -9811,7 +10473,9 @@
       </w:r>
       <w:r>
         <w:rPr>
-          <w:sz w:val="21"/>
+          <w:rFonts w:ascii="Times New Roman" w:hAnsi="Times New Roman" w:eastAsia="宋体" w:cs="Times New Roman"/>
+          <w:sz w:val="21"/>
+          <w:szCs w:val="21"/>
         </w:rPr>
         <w:t>B．微安表串联电阻偏小</w:t>
       </w:r>
@@ -9825,7 +10489,9 @@
       </w:r>
       <w:r>
         <w:rPr>
-          <w:sz w:val="21"/>
+          <w:rFonts w:ascii="Times New Roman" w:hAnsi="Times New Roman" w:eastAsia="宋体" w:cs="Times New Roman"/>
+          <w:sz w:val="21"/>
+          <w:szCs w:val="21"/>
         </w:rPr>
         <w:t>C．微安表并联电阻偏大</w:t>
       </w:r>
@@ -9837,7 +10503,9 @@
       </w:r>
       <w:r>
         <w:rPr>
-          <w:sz w:val="21"/>
+          <w:rFonts w:ascii="Times New Roman" w:hAnsi="Times New Roman" w:eastAsia="宋体" w:cs="Times New Roman"/>
+          <w:sz w:val="21"/>
+          <w:szCs w:val="21"/>
         </w:rPr>
         <w:t>D．微安表并联电阻偏小</w:t>
       </w:r>
@@ -9853,7 +10521,9 @@
       </w:pPr>
       <w:r>
         <w:rPr>
-          <w:sz w:val="21"/>
+          <w:rFonts w:ascii="Times New Roman" w:hAnsi="Times New Roman" w:eastAsia="宋体" w:cs="Times New Roman"/>
+          <w:sz w:val="21"/>
+          <w:szCs w:val="21"/>
         </w:rPr>
         <w:t>【答案】D</w:t>
       </w:r>
@@ -9885,7 +10555,9 @@
       </w:pPr>
       <w:r>
         <w:rPr>
-          <w:sz w:val="21"/>
+          <w:rFonts w:ascii="Times New Roman" w:hAnsi="Times New Roman" w:eastAsia="宋体" w:cs="Times New Roman"/>
+          <w:sz w:val="21"/>
+          <w:szCs w:val="21"/>
         </w:rPr>
         <w:t>【详解】微安表改装为量程为20 mA的电流表要并联分流电阻，由图可知微安表读数为160μA，即改装后的电流表读数应该为</w:t>
       </w:r>
@@ -9973,7 +10645,9 @@
       </w:pPr>
       <w:r>
         <w:rPr>
-          <w:sz w:val="21"/>
+          <w:rFonts w:ascii="Times New Roman" w:hAnsi="Times New Roman" w:eastAsia="宋体" w:cs="Times New Roman"/>
+          <w:sz w:val="21"/>
+          <w:szCs w:val="21"/>
         </w:rPr>
         <w:t>而标准表读数为16.0mA，则改装后的量程偏大，可能的原因是，原微安表内阻测量值偏小或者因为定值电阻</w:t>
       </w:r>
@@ -9982,12 +10656,15 @@
           <w:rFonts w:ascii="Times New Roman" w:eastAsia="宋体" w:hAnsi="Times New Roman" w:cs="Times New Roman"/>
           <w:i/>
           <w:sz w:val="21"/>
+          <w:szCs w:val="21"/>
         </w:rPr>
         <w:t>R</w:t>
       </w:r>
       <w:r>
         <w:rPr>
-          <w:sz w:val="21"/>
+          <w:rFonts w:ascii="Times New Roman" w:hAnsi="Times New Roman" w:eastAsia="宋体" w:cs="Times New Roman"/>
+          <w:sz w:val="21"/>
+          <w:szCs w:val="21"/>
         </w:rPr>
         <w:t>的计算有误，实际并联的电阻</w:t>
       </w:r>
@@ -9996,12 +10673,15 @@
           <w:rFonts w:ascii="Times New Roman" w:eastAsia="宋体" w:hAnsi="Times New Roman" w:cs="Times New Roman"/>
           <w:i/>
           <w:sz w:val="21"/>
+          <w:szCs w:val="21"/>
         </w:rPr>
         <w:t>R</w:t>
       </w:r>
       <w:r>
         <w:rPr>
-          <w:sz w:val="21"/>
+          <w:rFonts w:ascii="Times New Roman" w:hAnsi="Times New Roman" w:eastAsia="宋体" w:cs="Times New Roman"/>
+          <w:sz w:val="21"/>
+          <w:szCs w:val="21"/>
         </w:rPr>
         <w:t>阻值偏小，分流过大。</w:t>
       </w:r>
@@ -10017,7 +10697,9 @@
       </w:pPr>
       <w:r>
         <w:rPr>
-          <w:sz w:val="21"/>
+          <w:rFonts w:ascii="Times New Roman" w:hAnsi="Times New Roman" w:eastAsia="宋体" w:cs="Times New Roman"/>
+          <w:sz w:val="21"/>
+          <w:szCs w:val="21"/>
         </w:rPr>
         <w:t>故选D。</w:t>
       </w:r>
@@ -10065,7 +10747,9 @@
       </w:pPr>
       <w:r>
         <w:rPr>
-          <w:sz w:val="21"/>
+          <w:rFonts w:ascii="Times New Roman" w:hAnsi="Times New Roman" w:eastAsia="宋体" w:cs="Times New Roman"/>
+          <w:sz w:val="21"/>
+          <w:szCs w:val="21"/>
         </w:rPr>
         <w:t>11．（1）在探究“决定导线电阻因素”的实验中。需要进行以下测量：欲用伏安法测定一段电阻丝的电阻，其阻值约为</w:t>
       </w:r>
@@ -10088,7 +10772,9 @@
       </m:oMath>
       <w:r>
         <w:rPr>
-          <w:sz w:val="21"/>
+          <w:rFonts w:ascii="Times New Roman" w:hAnsi="Times New Roman" w:eastAsia="宋体" w:cs="Times New Roman"/>
+          <w:sz w:val="21"/>
+          <w:szCs w:val="21"/>
         </w:rPr>
         <w:t>，要求测量结果尽量准确，这位同学想使被测电阻</w:t>
       </w:r>
@@ -10097,12 +10783,15 @@
           <w:rFonts w:ascii="Times New Roman" w:eastAsia="宋体" w:hAnsi="Times New Roman" w:cs="Times New Roman"/>
           <w:i/>
           <w:sz w:val="21"/>
+          <w:szCs w:val="21"/>
         </w:rPr>
         <w:t>R</w:t>
       </w:r>
       <w:r>
         <w:rPr>
-          <w:sz w:val="21"/>
+          <w:rFonts w:ascii="Times New Roman" w:hAnsi="Times New Roman" w:eastAsia="宋体" w:cs="Times New Roman"/>
+          <w:sz w:val="21"/>
+          <w:szCs w:val="21"/>
         </w:rPr>
         <w:t>两端的电压从零开始调节。他可选用的器材有：</w:t>
       </w:r>
@@ -10118,7 +10807,9 @@
       </w:pPr>
       <w:r>
         <w:rPr>
-          <w:sz w:val="21"/>
+          <w:rFonts w:ascii="Times New Roman" w:hAnsi="Times New Roman" w:eastAsia="宋体" w:cs="Times New Roman"/>
+          <w:sz w:val="21"/>
+          <w:szCs w:val="21"/>
         </w:rPr>
         <w:t>①下列器材中，电流表应选用（填器材的标号</w:t>
       </w:r>
@@ -10150,7 +10841,9 @@
       </m:oMath>
       <w:r>
         <w:rPr>
-          <w:sz w:val="21"/>
+          <w:rFonts w:ascii="Times New Roman" w:hAnsi="Times New Roman" w:eastAsia="宋体" w:cs="Times New Roman"/>
+          <w:sz w:val="21"/>
+          <w:szCs w:val="21"/>
         </w:rPr>
         <w:t>和</w:t>
       </w:r>
@@ -10179,7 +10872,9 @@
       </m:oMath>
       <w:r>
         <w:rPr>
-          <w:sz w:val="21"/>
+          <w:rFonts w:ascii="Times New Roman" w:hAnsi="Times New Roman" w:eastAsia="宋体" w:cs="Times New Roman"/>
+          <w:sz w:val="21"/>
+          <w:szCs w:val="21"/>
         </w:rPr>
         <w:t>下同）__，电压表应选用____，滑动变阻器应选用________。</w:t>
       </w:r>
@@ -10195,7 +10890,9 @@
       </w:pPr>
       <w:r>
         <w:rPr>
-          <w:sz w:val="21"/>
+          <w:rFonts w:ascii="Times New Roman" w:hAnsi="Times New Roman" w:eastAsia="宋体" w:cs="Times New Roman"/>
+          <w:sz w:val="21"/>
+          <w:szCs w:val="21"/>
         </w:rPr>
         <w:t>②在如图的虚线框内画出你设计的实验电路图___</w:t>
       </w:r>
@@ -10265,7 +10962,9 @@
       </w:pPr>
       <w:r>
         <w:rPr>
-          <w:sz w:val="21"/>
+          <w:rFonts w:ascii="Times New Roman" w:hAnsi="Times New Roman" w:eastAsia="宋体" w:cs="Times New Roman"/>
+          <w:sz w:val="21"/>
+          <w:szCs w:val="21"/>
         </w:rPr>
         <w:t>A. 电池组E（6V，内阻很小）</w:t>
       </w:r>
@@ -10279,7 +10978,9 @@
       </w:r>
       <w:r>
         <w:rPr>
-          <w:sz w:val="21"/>
+          <w:rFonts w:ascii="Times New Roman" w:hAnsi="Times New Roman" w:eastAsia="宋体" w:cs="Times New Roman"/>
+          <w:sz w:val="21"/>
+          <w:szCs w:val="21"/>
         </w:rPr>
         <w:t>B. 电流表</w:t>
       </w:r>
@@ -10311,7 +11012,9 @@
       </m:oMath>
       <w:r>
         <w:rPr>
-          <w:sz w:val="21"/>
+          <w:rFonts w:ascii="Times New Roman" w:hAnsi="Times New Roman" w:eastAsia="宋体" w:cs="Times New Roman"/>
+          <w:sz w:val="21"/>
+          <w:szCs w:val="21"/>
         </w:rPr>
         <w:t>（0~3A，内阻约</w:t>
       </w:r>
@@ -10334,7 +11037,9 @@
       </m:oMath>
       <w:r>
         <w:rPr>
-          <w:sz w:val="21"/>
+          <w:rFonts w:ascii="Times New Roman" w:hAnsi="Times New Roman" w:eastAsia="宋体" w:cs="Times New Roman"/>
+          <w:sz w:val="21"/>
+          <w:szCs w:val="21"/>
         </w:rPr>
         <w:t>）</w:t>
       </w:r>
@@ -10350,7 +11055,9 @@
       </w:pPr>
       <w:r>
         <w:rPr>
-          <w:sz w:val="21"/>
+          <w:rFonts w:ascii="Times New Roman" w:hAnsi="Times New Roman" w:eastAsia="宋体" w:cs="Times New Roman"/>
+          <w:sz w:val="21"/>
+          <w:szCs w:val="21"/>
         </w:rPr>
         <w:t>C. 电流表</w:t>
       </w:r>
@@ -10379,7 +11086,9 @@
       </m:oMath>
       <w:r>
         <w:rPr>
-          <w:sz w:val="21"/>
+          <w:rFonts w:ascii="Times New Roman" w:hAnsi="Times New Roman" w:eastAsia="宋体" w:cs="Times New Roman"/>
+          <w:sz w:val="21"/>
+          <w:szCs w:val="21"/>
         </w:rPr>
         <w:t>（0~0.6A，内阻约</w:t>
       </w:r>
@@ -10402,7 +11111,9 @@
       </m:oMath>
       <w:r>
         <w:rPr>
-          <w:sz w:val="21"/>
+          <w:rFonts w:ascii="Times New Roman" w:hAnsi="Times New Roman" w:eastAsia="宋体" w:cs="Times New Roman"/>
+          <w:sz w:val="21"/>
+          <w:szCs w:val="21"/>
         </w:rPr>
         <w:t>）</w:t>
       </w:r>
@@ -10416,7 +11127,9 @@
       </w:r>
       <w:r>
         <w:rPr>
-          <w:sz w:val="21"/>
+          <w:rFonts w:ascii="Times New Roman" w:hAnsi="Times New Roman" w:eastAsia="宋体" w:cs="Times New Roman"/>
+          <w:sz w:val="21"/>
+          <w:szCs w:val="21"/>
         </w:rPr>
         <w:t>D. 电压表</w:t>
       </w:r>
@@ -10448,7 +11161,9 @@
       </m:oMath>
       <w:r>
         <w:rPr>
-          <w:sz w:val="21"/>
+          <w:rFonts w:ascii="Times New Roman" w:hAnsi="Times New Roman" w:eastAsia="宋体" w:cs="Times New Roman"/>
+          <w:sz w:val="21"/>
+          <w:szCs w:val="21"/>
         </w:rPr>
         <w:t>（0~3V，内阻约</w:t>
       </w:r>
@@ -10471,7 +11186,9 @@
       </m:oMath>
       <w:r>
         <w:rPr>
-          <w:sz w:val="21"/>
+          <w:rFonts w:ascii="Times New Roman" w:hAnsi="Times New Roman" w:eastAsia="宋体" w:cs="Times New Roman"/>
+          <w:sz w:val="21"/>
+          <w:szCs w:val="21"/>
         </w:rPr>
         <w:t>）</w:t>
       </w:r>
@@ -10487,7 +11204,9 @@
       </w:pPr>
       <w:r>
         <w:rPr>
-          <w:sz w:val="21"/>
+          <w:rFonts w:ascii="Times New Roman" w:hAnsi="Times New Roman" w:eastAsia="宋体" w:cs="Times New Roman"/>
+          <w:sz w:val="21"/>
+          <w:szCs w:val="21"/>
         </w:rPr>
         <w:t>E. 电压表</w:t>
       </w:r>
@@ -10516,7 +11235,9 @@
       </m:oMath>
       <w:r>
         <w:rPr>
-          <w:sz w:val="21"/>
+          <w:rFonts w:ascii="Times New Roman" w:hAnsi="Times New Roman" w:eastAsia="宋体" w:cs="Times New Roman"/>
+          <w:sz w:val="21"/>
+          <w:szCs w:val="21"/>
         </w:rPr>
         <w:t>（0~6V，内阻约</w:t>
       </w:r>
@@ -10539,7 +11260,9 @@
       </m:oMath>
       <w:r>
         <w:rPr>
-          <w:sz w:val="21"/>
+          <w:rFonts w:ascii="Times New Roman" w:hAnsi="Times New Roman" w:eastAsia="宋体" w:cs="Times New Roman"/>
+          <w:sz w:val="21"/>
+          <w:szCs w:val="21"/>
         </w:rPr>
         <w:t>）</w:t>
       </w:r>
@@ -10555,7 +11278,9 @@
       </w:pPr>
       <w:r>
         <w:rPr>
-          <w:sz w:val="21"/>
+          <w:rFonts w:ascii="Times New Roman" w:hAnsi="Times New Roman" w:eastAsia="宋体" w:cs="Times New Roman"/>
+          <w:sz w:val="21"/>
+          <w:szCs w:val="21"/>
         </w:rPr>
         <w:t>F. 滑动变阻器</w:t>
       </w:r>
@@ -10584,7 +11309,9 @@
       </m:oMath>
       <w:r>
         <w:rPr>
-          <w:sz w:val="21"/>
+          <w:rFonts w:ascii="Times New Roman" w:hAnsi="Times New Roman" w:eastAsia="宋体" w:cs="Times New Roman"/>
+          <w:sz w:val="21"/>
+          <w:szCs w:val="21"/>
         </w:rPr>
         <w:t>（</w:t>
       </w:r>
@@ -10619,7 +11346,9 @@
       </m:oMath>
       <w:r>
         <w:rPr>
-          <w:sz w:val="21"/>
+          <w:rFonts w:ascii="Times New Roman" w:hAnsi="Times New Roman" w:eastAsia="宋体" w:cs="Times New Roman"/>
+          <w:sz w:val="21"/>
+          <w:szCs w:val="21"/>
         </w:rPr>
         <w:t>， 2A）</w:t>
       </w:r>
@@ -10635,7 +11364,9 @@
       </w:pPr>
       <w:r>
         <w:rPr>
-          <w:sz w:val="21"/>
+          <w:rFonts w:ascii="Times New Roman" w:hAnsi="Times New Roman" w:eastAsia="宋体" w:cs="Times New Roman"/>
+          <w:sz w:val="21"/>
+          <w:szCs w:val="21"/>
         </w:rPr>
         <w:t>G. 滑动变阻器</w:t>
       </w:r>
@@ -10661,7 +11392,9 @@
       </m:oMath>
       <w:r>
         <w:rPr>
-          <w:sz w:val="21"/>
+          <w:rFonts w:ascii="Times New Roman" w:hAnsi="Times New Roman" w:eastAsia="宋体" w:cs="Times New Roman"/>
+          <w:sz w:val="21"/>
+          <w:szCs w:val="21"/>
         </w:rPr>
         <w:t>（</w:t>
       </w:r>
@@ -10696,7 +11429,9 @@
       </m:oMath>
       <w:r>
         <w:rPr>
-          <w:sz w:val="21"/>
+          <w:rFonts w:ascii="Times New Roman" w:hAnsi="Times New Roman" w:eastAsia="宋体" w:cs="Times New Roman"/>
+          <w:sz w:val="21"/>
+          <w:szCs w:val="21"/>
         </w:rPr>
         <w:t>， 1A）</w:t>
       </w:r>
@@ -10712,7 +11447,9 @@
       </w:pPr>
       <w:r>
         <w:rPr>
-          <w:sz w:val="21"/>
+          <w:rFonts w:ascii="Times New Roman" w:hAnsi="Times New Roman" w:eastAsia="宋体" w:cs="Times New Roman"/>
+          <w:sz w:val="21"/>
+          <w:szCs w:val="21"/>
         </w:rPr>
         <w:t>H. 电键、导线</w:t>
       </w:r>
@@ -10728,7 +11465,9 @@
       </w:pPr>
       <w:r>
         <w:rPr>
-          <w:sz w:val="21"/>
+          <w:rFonts w:ascii="Times New Roman" w:hAnsi="Times New Roman" w:eastAsia="宋体" w:cs="Times New Roman"/>
+          <w:sz w:val="21"/>
+          <w:szCs w:val="21"/>
         </w:rPr>
         <w:t>【答案】①</w:t>
       </w:r>
@@ -10757,7 +11496,9 @@
       </m:oMath>
       <w:r>
         <w:rPr>
-          <w:sz w:val="21"/>
+          <w:rFonts w:ascii="Times New Roman" w:hAnsi="Times New Roman" w:eastAsia="宋体" w:cs="Times New Roman"/>
+          <w:sz w:val="21"/>
+          <w:szCs w:val="21"/>
         </w:rPr>
         <w:t>，</w:t>
       </w:r>
@@ -10786,7 +11527,9 @@
       </m:oMath>
       <w:r>
         <w:rPr>
-          <w:sz w:val="21"/>
+          <w:rFonts w:ascii="Times New Roman" w:hAnsi="Times New Roman" w:eastAsia="宋体" w:cs="Times New Roman"/>
+          <w:sz w:val="21"/>
+          <w:szCs w:val="21"/>
         </w:rPr>
         <w:t>，</w:t>
       </w:r>
@@ -10812,7 +11555,9 @@
       </m:oMath>
       <w:r>
         <w:rPr>
-          <w:sz w:val="21"/>
+          <w:rFonts w:ascii="Times New Roman" w:hAnsi="Times New Roman" w:eastAsia="宋体" w:cs="Times New Roman"/>
+          <w:sz w:val="21"/>
+          <w:szCs w:val="21"/>
         </w:rPr>
         <w:t>；②</w:t>
       </w:r>
@@ -10888,7 +11633,9 @@
       </w:pPr>
       <w:r>
         <w:rPr>
-          <w:sz w:val="21"/>
+          <w:rFonts w:ascii="Times New Roman" w:hAnsi="Times New Roman" w:eastAsia="宋体" w:cs="Times New Roman"/>
+          <w:sz w:val="21"/>
+          <w:szCs w:val="21"/>
         </w:rPr>
         <w:t>【详解】[1][2][3]电源电压为6V，电压表选</w:t>
       </w:r>
@@ -10917,7 +11664,9 @@
       </m:oMath>
       <w:r>
         <w:rPr>
-          <w:sz w:val="21"/>
+          <w:rFonts w:ascii="Times New Roman" w:hAnsi="Times New Roman" w:eastAsia="宋体" w:cs="Times New Roman"/>
+          <w:sz w:val="21"/>
+          <w:szCs w:val="21"/>
         </w:rPr>
         <w:t>，电路最大电流为</w:t>
       </w:r>
@@ -11041,20 +11790,26 @@
       </w:pPr>
       <w:r>
         <w:rPr>
-          <w:sz w:val="21"/>
+          <w:rFonts w:ascii="Times New Roman" w:hAnsi="Times New Roman" w:eastAsia="宋体" w:cs="Times New Roman"/>
+          <w:sz w:val="21"/>
+          <w:szCs w:val="21"/>
         </w:rPr>
         <w:t>则电流表可选A</w:t>
       </w:r>
       <w:r>
         <w:rPr>
-          <w:sz w:val="21"/>
+          <w:rFonts w:ascii="Times New Roman" w:hAnsi="Times New Roman" w:eastAsia="宋体" w:cs="Times New Roman"/>
+          <w:sz w:val="21"/>
+          <w:szCs w:val="21"/>
           <w:vertAlign w:val="subscript"/>
         </w:rPr>
         <w:t>2</w:t>
       </w:r>
       <w:r>
         <w:rPr>
-          <w:sz w:val="21"/>
+          <w:rFonts w:ascii="Times New Roman" w:hAnsi="Times New Roman" w:eastAsia="宋体" w:cs="Times New Roman"/>
+          <w:sz w:val="21"/>
+          <w:szCs w:val="21"/>
         </w:rPr>
         <w:t>。电压从零开始，滑动变阻器应采用分压接法，由于</w:t>
       </w:r>
@@ -11330,7 +12085,9 @@
       </w:pPr>
       <w:r>
         <w:rPr>
-          <w:sz w:val="21"/>
+          <w:rFonts w:ascii="Times New Roman" w:hAnsi="Times New Roman" w:eastAsia="宋体" w:cs="Times New Roman"/>
+          <w:sz w:val="21"/>
+          <w:szCs w:val="21"/>
         </w:rPr>
         <w:t>则电流表采用外接法，滑动变阻器的范围应与电阻值差不多，方便调节，所以滑动变阻器选</w:t>
       </w:r>
@@ -11356,7 +12113,9 @@
       </m:oMath>
       <w:r>
         <w:rPr>
-          <w:sz w:val="21"/>
+          <w:rFonts w:ascii="Times New Roman" w:hAnsi="Times New Roman" w:eastAsia="宋体" w:cs="Times New Roman"/>
+          <w:sz w:val="21"/>
+          <w:szCs w:val="21"/>
         </w:rPr>
         <w:t>。</w:t>
       </w:r>
@@ -11372,7 +12131,9 @@
       </w:pPr>
       <w:r>
         <w:rPr>
-          <w:sz w:val="21"/>
+          <w:rFonts w:ascii="Times New Roman" w:hAnsi="Times New Roman" w:eastAsia="宋体" w:cs="Times New Roman"/>
+          <w:sz w:val="21"/>
+          <w:szCs w:val="21"/>
         </w:rPr>
         <w:t>②[4]实验电路图如图所示</w:t>
       </w:r>
@@ -11420,7 +12181,9 @@
       </w:pPr>
       <w:r>
         <w:rPr>
-          <w:sz w:val="21"/>
+          <w:rFonts w:ascii="Times New Roman" w:hAnsi="Times New Roman" w:eastAsia="宋体" w:cs="Times New Roman"/>
+          <w:sz w:val="21"/>
+          <w:szCs w:val="21"/>
         </w:rPr>
         <w:t>12．为测量一大捆电阻率为</w:t>
       </w:r>
@@ -11434,7 +12197,9 @@
       </m:oMath>
       <w:r>
         <w:rPr>
-          <w:sz w:val="21"/>
+          <w:rFonts w:ascii="Times New Roman" w:hAnsi="Times New Roman" w:eastAsia="宋体" w:cs="Times New Roman"/>
+          <w:sz w:val="21"/>
+          <w:szCs w:val="21"/>
         </w:rPr>
         <w:t>的铜导线的长度，实验小组设计方案如下：</w:t>
       </w:r>
@@ -11504,7 +12269,9 @@
       </w:pPr>
       <w:r>
         <w:rPr>
-          <w:sz w:val="21"/>
+          <w:rFonts w:ascii="Times New Roman" w:hAnsi="Times New Roman" w:eastAsia="宋体" w:cs="Times New Roman"/>
+          <w:sz w:val="21"/>
+          <w:szCs w:val="21"/>
         </w:rPr>
         <w:t>(1)割去该铜导线的外皮，用螺旋测微器测定裸露铜丝的直径，如图（甲）所示，直径</w:t>
       </w:r>
@@ -11527,12 +12294,15 @@
           <w:rFonts w:ascii="Times New Roman" w:eastAsia="宋体" w:hAnsi="Times New Roman" w:cs="Times New Roman"/>
           <w:b w:val="0"/>
           <w:sz w:val="21"/>
+          <w:szCs w:val="21"/>
         </w:rPr>
         <w:t>______</w:t>
       </w:r>
       <w:r>
         <w:rPr>
-          <w:sz w:val="21"/>
+          <w:rFonts w:ascii="Times New Roman" w:hAnsi="Times New Roman" w:eastAsia="宋体" w:cs="Times New Roman"/>
+          <w:sz w:val="21"/>
+          <w:szCs w:val="21"/>
         </w:rPr>
         <w:t>mm。</w:t>
       </w:r>
@@ -11548,7 +12318,9 @@
       </w:pPr>
       <w:r>
         <w:rPr>
-          <w:sz w:val="21"/>
+          <w:rFonts w:ascii="Times New Roman" w:hAnsi="Times New Roman" w:eastAsia="宋体" w:cs="Times New Roman"/>
+          <w:sz w:val="21"/>
+          <w:szCs w:val="21"/>
         </w:rPr>
         <w:t>(2)设计如图乙电路图测定铜丝电阻</w:t>
       </w:r>
@@ -11574,7 +12346,9 @@
       </m:oMath>
       <w:r>
         <w:rPr>
-          <w:sz w:val="21"/>
+          <w:rFonts w:ascii="Times New Roman" w:hAnsi="Times New Roman" w:eastAsia="宋体" w:cs="Times New Roman"/>
+          <w:sz w:val="21"/>
+          <w:szCs w:val="21"/>
         </w:rPr>
         <w:t>。闭合开关</w:t>
       </w:r>
@@ -11603,7 +12377,9 @@
       </m:oMath>
       <w:r>
         <w:rPr>
-          <w:sz w:val="21"/>
+          <w:rFonts w:ascii="Times New Roman" w:hAnsi="Times New Roman" w:eastAsia="宋体" w:cs="Times New Roman"/>
+          <w:sz w:val="21"/>
+          <w:szCs w:val="21"/>
         </w:rPr>
         <w:t>，把单刀双掷开关</w:t>
       </w:r>
@@ -11632,7 +12408,9 @@
       </m:oMath>
       <w:r>
         <w:rPr>
-          <w:sz w:val="21"/>
+          <w:rFonts w:ascii="Times New Roman" w:hAnsi="Times New Roman" w:eastAsia="宋体" w:cs="Times New Roman"/>
+          <w:sz w:val="21"/>
+          <w:szCs w:val="21"/>
         </w:rPr>
         <w:t>拨向1，调节电阻箱</w:t>
       </w:r>
@@ -11658,7 +12436,9 @@
       </m:oMath>
       <w:r>
         <w:rPr>
-          <w:sz w:val="21"/>
+          <w:rFonts w:ascii="Times New Roman" w:hAnsi="Times New Roman" w:eastAsia="宋体" w:cs="Times New Roman"/>
+          <w:sz w:val="21"/>
+          <w:szCs w:val="21"/>
         </w:rPr>
         <w:t>，记下电流表读数为</w:t>
       </w:r>
@@ -11684,7 +12464,9 @@
       </m:oMath>
       <w:r>
         <w:rPr>
-          <w:sz w:val="21"/>
+          <w:rFonts w:ascii="Times New Roman" w:hAnsi="Times New Roman" w:eastAsia="宋体" w:cs="Times New Roman"/>
+          <w:sz w:val="21"/>
+          <w:szCs w:val="21"/>
         </w:rPr>
         <w:t>；把开关</w:t>
       </w:r>
@@ -11713,7 +12495,9 @@
       </m:oMath>
       <w:r>
         <w:rPr>
-          <w:sz w:val="21"/>
+          <w:rFonts w:ascii="Times New Roman" w:hAnsi="Times New Roman" w:eastAsia="宋体" w:cs="Times New Roman"/>
+          <w:sz w:val="21"/>
+          <w:szCs w:val="21"/>
         </w:rPr>
         <w:t>拨向2，调节电阻箱</w:t>
       </w:r>
@@ -11739,7 +12523,9 @@
       </m:oMath>
       <w:r>
         <w:rPr>
-          <w:sz w:val="21"/>
+          <w:rFonts w:ascii="Times New Roman" w:hAnsi="Times New Roman" w:eastAsia="宋体" w:cs="Times New Roman"/>
+          <w:sz w:val="21"/>
+          <w:szCs w:val="21"/>
         </w:rPr>
         <w:t>的阻值，使电流表的示数也为</w:t>
       </w:r>
@@ -11765,7 +12551,9 @@
       </m:oMath>
       <w:r>
         <w:rPr>
-          <w:sz w:val="21"/>
+          <w:rFonts w:ascii="Times New Roman" w:hAnsi="Times New Roman" w:eastAsia="宋体" w:cs="Times New Roman"/>
+          <w:sz w:val="21"/>
+          <w:szCs w:val="21"/>
         </w:rPr>
         <w:t>。则电阻</w:t>
       </w:r>
@@ -11791,7 +12579,9 @@
       </m:oMath>
       <w:r>
         <w:rPr>
-          <w:sz w:val="21"/>
+          <w:rFonts w:ascii="Times New Roman" w:hAnsi="Times New Roman" w:eastAsia="宋体" w:cs="Times New Roman"/>
+          <w:sz w:val="21"/>
+          <w:szCs w:val="21"/>
         </w:rPr>
         <w:t>的阻值为</w:t>
       </w:r>
@@ -11800,12 +12590,15 @@
           <w:rFonts w:ascii="Times New Roman" w:eastAsia="宋体" w:hAnsi="Times New Roman" w:cs="Times New Roman"/>
           <w:b w:val="0"/>
           <w:sz w:val="21"/>
+          <w:szCs w:val="21"/>
         </w:rPr>
         <w:t>______</w:t>
       </w:r>
       <w:r>
         <w:rPr>
-          <w:sz w:val="21"/>
+          <w:rFonts w:ascii="Times New Roman" w:hAnsi="Times New Roman" w:eastAsia="宋体" w:cs="Times New Roman"/>
+          <w:sz w:val="21"/>
+          <w:szCs w:val="21"/>
         </w:rPr>
         <w:t>的示数。（选填“</w:t>
       </w:r>
@@ -11831,7 +12624,9 @@
       </m:oMath>
       <w:r>
         <w:rPr>
-          <w:sz w:val="21"/>
+          <w:rFonts w:ascii="Times New Roman" w:hAnsi="Times New Roman" w:eastAsia="宋体" w:cs="Times New Roman"/>
+          <w:sz w:val="21"/>
+          <w:szCs w:val="21"/>
         </w:rPr>
         <w:t>”、“</w:t>
       </w:r>
@@ -11857,7 +12652,9 @@
       </m:oMath>
       <w:r>
         <w:rPr>
-          <w:sz w:val="21"/>
+          <w:rFonts w:ascii="Times New Roman" w:hAnsi="Times New Roman" w:eastAsia="宋体" w:cs="Times New Roman"/>
+          <w:sz w:val="21"/>
+          <w:szCs w:val="21"/>
         </w:rPr>
         <w:t>”）</w:t>
       </w:r>
@@ -11927,7 +12724,9 @@
       </w:pPr>
       <w:r>
         <w:rPr>
-          <w:sz w:val="21"/>
+          <w:rFonts w:ascii="Times New Roman" w:hAnsi="Times New Roman" w:eastAsia="宋体" w:cs="Times New Roman"/>
+          <w:sz w:val="21"/>
+          <w:szCs w:val="21"/>
         </w:rPr>
         <w:t>(3)根据以上过程测得的数据和铜的电阻率，得出铜导线长度</w:t>
       </w:r>
@@ -11950,12 +12749,15 @@
           <w:rFonts w:ascii="Times New Roman" w:eastAsia="宋体" w:hAnsi="Times New Roman" w:cs="Times New Roman"/>
           <w:b w:val="0"/>
           <w:sz w:val="21"/>
+          <w:szCs w:val="21"/>
         </w:rPr>
         <w:t>______</w:t>
       </w:r>
       <w:r>
         <w:rPr>
-          <w:sz w:val="21"/>
+          <w:rFonts w:ascii="Times New Roman" w:hAnsi="Times New Roman" w:eastAsia="宋体" w:cs="Times New Roman"/>
+          <w:sz w:val="21"/>
+          <w:szCs w:val="21"/>
         </w:rPr>
         <w:t>（用</w:t>
       </w:r>
@@ -11981,7 +12783,9 @@
       </m:oMath>
       <w:r>
         <w:rPr>
-          <w:sz w:val="21"/>
+          <w:rFonts w:ascii="Times New Roman" w:hAnsi="Times New Roman" w:eastAsia="宋体" w:cs="Times New Roman"/>
+          <w:sz w:val="21"/>
+          <w:szCs w:val="21"/>
         </w:rPr>
         <w:t>，</w:t>
       </w:r>
@@ -11990,12 +12794,15 @@
           <w:rFonts w:ascii="Times New Roman" w:eastAsia="宋体" w:hAnsi="Times New Roman" w:cs="Times New Roman"/>
           <w:i/>
           <w:sz w:val="21"/>
+          <w:szCs w:val="21"/>
         </w:rPr>
         <w:t>d</w:t>
       </w:r>
       <w:r>
         <w:rPr>
-          <w:sz w:val="21"/>
+          <w:rFonts w:ascii="Times New Roman" w:hAnsi="Times New Roman" w:eastAsia="宋体" w:cs="Times New Roman"/>
+          <w:sz w:val="21"/>
+          <w:szCs w:val="21"/>
         </w:rPr>
         <w:t>，</w:t>
       </w:r>
@@ -12009,7 +12816,9 @@
       </m:oMath>
       <w:r>
         <w:rPr>
-          <w:sz w:val="21"/>
+          <w:rFonts w:ascii="Times New Roman" w:hAnsi="Times New Roman" w:eastAsia="宋体" w:cs="Times New Roman"/>
+          <w:sz w:val="21"/>
+          <w:szCs w:val="21"/>
         </w:rPr>
         <w:t>等表示）。</w:t>
       </w:r>
@@ -12025,13 +12834,17 @@
       </w:pPr>
       <w:r>
         <w:rPr>
-          <w:sz w:val="21"/>
+          <w:rFonts w:ascii="Times New Roman" w:hAnsi="Times New Roman" w:eastAsia="宋体" w:cs="Times New Roman"/>
+          <w:sz w:val="21"/>
+          <w:szCs w:val="21"/>
         </w:rPr>
         <w:t>【答案】(1)</w:t>
       </w:r>
       <w:r>
         <w:rPr>
-          <w:sz w:val="21"/>
+          <w:rFonts w:ascii="Times New Roman" w:hAnsi="Times New Roman" w:eastAsia="宋体" w:cs="Times New Roman"/>
+          <w:sz w:val="21"/>
+          <w:szCs w:val="21"/>
         </w:rPr>
         <w:t>1.696##1.697##1.698</w:t>
       </w:r>
@@ -12045,7 +12858,9 @@
       </w:r>
       <w:r>
         <w:rPr>
-          <w:sz w:val="21"/>
+          <w:rFonts w:ascii="Times New Roman" w:hAnsi="Times New Roman" w:eastAsia="宋体" w:cs="Times New Roman"/>
+          <w:sz w:val="21"/>
+          <w:szCs w:val="21"/>
         </w:rPr>
         <w:t>(2)</w:t>
       </w:r>
@@ -12079,7 +12894,9 @@
       </w:r>
       <w:r>
         <w:rPr>
-          <w:sz w:val="21"/>
+          <w:rFonts w:ascii="Times New Roman" w:hAnsi="Times New Roman" w:eastAsia="宋体" w:cs="Times New Roman"/>
+          <w:sz w:val="21"/>
+          <w:szCs w:val="21"/>
         </w:rPr>
         <w:t>(3)</w:t>
       </w:r>
@@ -12176,7 +12993,9 @@
       </w:pPr>
       <w:r>
         <w:rPr>
-          <w:sz w:val="21"/>
+          <w:rFonts w:ascii="Times New Roman" w:hAnsi="Times New Roman" w:eastAsia="宋体" w:cs="Times New Roman"/>
+          <w:sz w:val="21"/>
+          <w:szCs w:val="21"/>
         </w:rPr>
         <w:t>【详解】（1）螺旋测微器的精度为0.01mm，转动刻度估读到0.1格，裸露铜丝的直径为</w:t>
       </w:r>
@@ -12263,7 +13082,9 @@
       </m:oMath>
       <w:r>
         <w:rPr>
-          <w:sz w:val="21"/>
+          <w:rFonts w:ascii="Times New Roman" w:hAnsi="Times New Roman" w:eastAsia="宋体" w:cs="Times New Roman"/>
+          <w:sz w:val="21"/>
+          <w:szCs w:val="21"/>
         </w:rPr>
         <w:t>（1.697mm、1.698mm）</w:t>
       </w:r>
@@ -12279,7 +13100,9 @@
       </w:pPr>
       <w:r>
         <w:rPr>
-          <w:sz w:val="21"/>
+          <w:rFonts w:ascii="Times New Roman" w:hAnsi="Times New Roman" w:eastAsia="宋体" w:cs="Times New Roman"/>
+          <w:sz w:val="21"/>
+          <w:szCs w:val="21"/>
         </w:rPr>
         <w:t>（2）开关接1和2时，电流表读数为</w:t>
       </w:r>
@@ -12305,7 +13128,9 @@
       </m:oMath>
       <w:r>
         <w:rPr>
-          <w:sz w:val="21"/>
+          <w:rFonts w:ascii="Times New Roman" w:hAnsi="Times New Roman" w:eastAsia="宋体" w:cs="Times New Roman"/>
+          <w:sz w:val="21"/>
+          <w:szCs w:val="21"/>
         </w:rPr>
         <w:t>，电源和其余各电阻均保持不变，由部分电路欧姆定律可知两种情况下电路的总电阻相等</w:t>
       </w:r>
@@ -12321,7 +13146,9 @@
       </w:pPr>
       <w:r>
         <w:rPr>
-          <w:sz w:val="21"/>
+          <w:rFonts w:ascii="Times New Roman" w:hAnsi="Times New Roman" w:eastAsia="宋体" w:cs="Times New Roman"/>
+          <w:sz w:val="21"/>
+          <w:szCs w:val="21"/>
         </w:rPr>
         <w:t>利用电阻替代法可得</w:t>
       </w:r>
@@ -12391,7 +13218,9 @@
       </w:pPr>
       <w:r>
         <w:rPr>
-          <w:sz w:val="21"/>
+          <w:rFonts w:ascii="Times New Roman" w:hAnsi="Times New Roman" w:eastAsia="宋体" w:cs="Times New Roman"/>
+          <w:sz w:val="21"/>
+          <w:szCs w:val="21"/>
         </w:rPr>
         <w:t>（3）根据电阻定律可得</w:t>
       </w:r>
@@ -12581,7 +13410,9 @@
       </w:pPr>
       <w:r>
         <w:rPr>
-          <w:sz w:val="21"/>
+          <w:rFonts w:ascii="Times New Roman" w:hAnsi="Times New Roman" w:eastAsia="宋体" w:cs="Times New Roman"/>
+          <w:sz w:val="21"/>
+          <w:szCs w:val="21"/>
         </w:rPr>
         <w:t>解得铜导线长度</w:t>
       </w:r>
@@ -12735,7 +13566,9 @@
       </w:pPr>
       <w:r>
         <w:rPr>
-          <w:sz w:val="21"/>
+          <w:rFonts w:ascii="Times New Roman" w:hAnsi="Times New Roman" w:eastAsia="宋体" w:cs="Times New Roman"/>
+          <w:sz w:val="21"/>
+          <w:szCs w:val="21"/>
         </w:rPr>
         <w:t>13．在“练习使用多用电表”的实验中</w:t>
       </w:r>
@@ -12751,7 +13584,9 @@
       </w:pPr>
       <w:r>
         <w:rPr>
-          <w:sz w:val="21"/>
+          <w:rFonts w:ascii="Times New Roman" w:hAnsi="Times New Roman" w:eastAsia="宋体" w:cs="Times New Roman"/>
+          <w:sz w:val="21"/>
+          <w:szCs w:val="21"/>
         </w:rPr>
         <w:t>（1）前两次测量时，表盘指针如图中</w:t>
       </w:r>
@@ -12760,13 +13595,16 @@
           <w:rFonts w:ascii="Times New Roman" w:eastAsia="宋体" w:hAnsi="Times New Roman" w:cs="Times New Roman"/>
           <w:i/>
           <w:sz w:val="21"/>
+          <w:szCs w:val="21"/>
         </w:rPr>
         <w:t>a</w:t>
       </w:r>
       <w:r>
         <w:rPr>
+          <w:rFonts w:ascii="Times New Roman" w:hAnsi="Times New Roman" w:eastAsia="宋体" w:cs="Times New Roman"/>
           <w:i/>
           <w:sz w:val="21"/>
+          <w:szCs w:val="21"/>
         </w:rPr>
         <w:t>、</w:t>
       </w:r>
@@ -12775,12 +13613,15 @@
           <w:rFonts w:ascii="Times New Roman" w:eastAsia="宋体" w:hAnsi="Times New Roman" w:cs="Times New Roman"/>
           <w:i/>
           <w:sz w:val="21"/>
+          <w:szCs w:val="21"/>
         </w:rPr>
         <w:t>b</w:t>
       </w:r>
       <w:r>
         <w:rPr>
-          <w:sz w:val="21"/>
+          <w:rFonts w:ascii="Times New Roman" w:hAnsi="Times New Roman" w:eastAsia="宋体" w:cs="Times New Roman"/>
+          <w:sz w:val="21"/>
+          <w:szCs w:val="21"/>
         </w:rPr>
         <w:t>所示。请据此完成记录表中的①和②；</w:t>
       </w:r>
@@ -12924,7 +13765,9 @@
             </w:pPr>
             <w:r>
               <w:rPr>
+                <w:rFonts w:ascii="Times New Roman" w:hAnsi="Times New Roman" w:eastAsia="宋体" w:cs="Times New Roman"/>
                 <w:sz w:val="21"/>
+                <w:szCs w:val="21"/>
               </w:rPr>
               <w:t>所测物理量</w:t>
             </w:r>
@@ -12956,7 +13799,9 @@
             </w:pPr>
             <w:r>
               <w:rPr>
+                <w:rFonts w:ascii="Times New Roman" w:hAnsi="Times New Roman" w:eastAsia="宋体" w:cs="Times New Roman"/>
                 <w:sz w:val="21"/>
+                <w:szCs w:val="21"/>
               </w:rPr>
               <w:t>量程或倍率</w:t>
             </w:r>
@@ -12988,7 +13833,9 @@
             </w:pPr>
             <w:r>
               <w:rPr>
+                <w:rFonts w:ascii="Times New Roman" w:hAnsi="Times New Roman" w:eastAsia="宋体" w:cs="Times New Roman"/>
                 <w:sz w:val="21"/>
+                <w:szCs w:val="21"/>
               </w:rPr>
               <w:t>指针</w:t>
             </w:r>
@@ -13020,7 +13867,9 @@
             </w:pPr>
             <w:r>
               <w:rPr>
+                <w:rFonts w:ascii="Times New Roman" w:hAnsi="Times New Roman" w:eastAsia="宋体" w:cs="Times New Roman"/>
                 <w:sz w:val="21"/>
+                <w:szCs w:val="21"/>
               </w:rPr>
               <w:t>读数</w:t>
             </w:r>
@@ -13060,7 +13909,9 @@
             </w:pPr>
             <w:r>
               <w:rPr>
+                <w:rFonts w:ascii="Times New Roman" w:hAnsi="Times New Roman" w:eastAsia="宋体" w:cs="Times New Roman"/>
                 <w:sz w:val="21"/>
+                <w:szCs w:val="21"/>
               </w:rPr>
               <w:t>第1次</w:t>
             </w:r>
@@ -13092,7 +13943,9 @@
             </w:pPr>
             <w:r>
               <w:rPr>
+                <w:rFonts w:ascii="Times New Roman" w:hAnsi="Times New Roman" w:eastAsia="宋体" w:cs="Times New Roman"/>
                 <w:sz w:val="21"/>
+                <w:szCs w:val="21"/>
               </w:rPr>
               <w:t>直流电压</w:t>
             </w:r>
@@ -13124,7 +13977,9 @@
             </w:pPr>
             <w:r>
               <w:rPr>
+                <w:rFonts w:ascii="Times New Roman" w:hAnsi="Times New Roman" w:eastAsia="宋体" w:cs="Times New Roman"/>
                 <w:sz w:val="21"/>
+                <w:szCs w:val="21"/>
               </w:rPr>
               <w:t>0~50V</w:t>
             </w:r>
@@ -13156,7 +14011,9 @@
             </w:pPr>
             <w:r>
               <w:rPr>
+                <w:rFonts w:ascii="Times New Roman" w:hAnsi="Times New Roman" w:eastAsia="宋体" w:cs="Times New Roman"/>
                 <w:sz w:val="21"/>
+                <w:szCs w:val="21"/>
               </w:rPr>
               <w:t>①</w:t>
             </w:r>
@@ -13165,12 +14022,15 @@
                 <w:rFonts w:ascii="Times New Roman" w:eastAsia="宋体" w:hAnsi="Times New Roman" w:cs="Times New Roman"/>
                 <w:b w:val="0"/>
                 <w:sz w:val="21"/>
+                <w:szCs w:val="21"/>
               </w:rPr>
               <w:t>______</w:t>
             </w:r>
             <w:r>
               <w:rPr>
+                <w:rFonts w:ascii="Times New Roman" w:hAnsi="Times New Roman" w:eastAsia="宋体" w:cs="Times New Roman"/>
                 <w:sz w:val="21"/>
+                <w:szCs w:val="21"/>
               </w:rPr>
               <w:t>（选填“</w:t>
             </w:r>
@@ -13179,12 +14039,15 @@
                 <w:rFonts w:ascii="Times New Roman" w:eastAsia="宋体" w:hAnsi="Times New Roman" w:cs="Times New Roman"/>
                 <w:i/>
                 <w:sz w:val="21"/>
+                <w:szCs w:val="21"/>
               </w:rPr>
               <w:t>a</w:t>
             </w:r>
             <w:r>
               <w:rPr>
+                <w:rFonts w:ascii="Times New Roman" w:hAnsi="Times New Roman" w:eastAsia="宋体" w:cs="Times New Roman"/>
                 <w:sz w:val="21"/>
+                <w:szCs w:val="21"/>
               </w:rPr>
               <w:t>”“</w:t>
             </w:r>
@@ -13193,12 +14056,15 @@
                 <w:rFonts w:ascii="Times New Roman" w:eastAsia="宋体" w:hAnsi="Times New Roman" w:cs="Times New Roman"/>
                 <w:i/>
                 <w:sz w:val="21"/>
+                <w:szCs w:val="21"/>
               </w:rPr>
               <w:t>b</w:t>
             </w:r>
             <w:r>
               <w:rPr>
+                <w:rFonts w:ascii="Times New Roman" w:hAnsi="Times New Roman" w:eastAsia="宋体" w:cs="Times New Roman"/>
                 <w:sz w:val="21"/>
+                <w:szCs w:val="21"/>
               </w:rPr>
               <w:t>”）</w:t>
             </w:r>
@@ -13230,7 +14096,9 @@
             </w:pPr>
             <w:r>
               <w:rPr>
+                <w:rFonts w:ascii="Times New Roman" w:hAnsi="Times New Roman" w:eastAsia="宋体" w:cs="Times New Roman"/>
                 <w:sz w:val="21"/>
+                <w:szCs w:val="21"/>
               </w:rPr>
               <w:t>34.0V</w:t>
             </w:r>
@@ -13270,7 +14138,9 @@
             </w:pPr>
             <w:r>
               <w:rPr>
+                <w:rFonts w:ascii="Times New Roman" w:hAnsi="Times New Roman" w:eastAsia="宋体" w:cs="Times New Roman"/>
                 <w:sz w:val="21"/>
+                <w:szCs w:val="21"/>
               </w:rPr>
               <w:t>第2次</w:t>
             </w:r>
@@ -13302,7 +14172,9 @@
             </w:pPr>
             <w:r>
               <w:rPr>
+                <w:rFonts w:ascii="Times New Roman" w:hAnsi="Times New Roman" w:eastAsia="宋体" w:cs="Times New Roman"/>
                 <w:sz w:val="21"/>
+                <w:szCs w:val="21"/>
               </w:rPr>
               <w:t>直流电流</w:t>
             </w:r>
@@ -13334,7 +14206,9 @@
             </w:pPr>
             <w:r>
               <w:rPr>
+                <w:rFonts w:ascii="Times New Roman" w:hAnsi="Times New Roman" w:eastAsia="宋体" w:cs="Times New Roman"/>
                 <w:sz w:val="21"/>
+                <w:szCs w:val="21"/>
               </w:rPr>
               <w:t>0~10mA</w:t>
             </w:r>
@@ -13366,7 +14240,9 @@
             </w:pPr>
             <w:r>
               <w:rPr>
+                <w:rFonts w:ascii="Times New Roman" w:hAnsi="Times New Roman" w:eastAsia="宋体" w:cs="Times New Roman"/>
                 <w:sz w:val="21"/>
+                <w:szCs w:val="21"/>
               </w:rPr>
               <w:t>②</w:t>
             </w:r>
@@ -13375,12 +14251,15 @@
                 <w:rFonts w:ascii="Times New Roman" w:eastAsia="宋体" w:hAnsi="Times New Roman" w:cs="Times New Roman"/>
                 <w:b w:val="0"/>
                 <w:sz w:val="21"/>
+                <w:szCs w:val="21"/>
               </w:rPr>
               <w:t>______</w:t>
             </w:r>
             <w:r>
               <w:rPr>
+                <w:rFonts w:ascii="Times New Roman" w:hAnsi="Times New Roman" w:eastAsia="宋体" w:cs="Times New Roman"/>
                 <w:sz w:val="21"/>
+                <w:szCs w:val="21"/>
               </w:rPr>
               <w:t>（选填“</w:t>
             </w:r>
@@ -13389,12 +14268,15 @@
                 <w:rFonts w:ascii="Times New Roman" w:eastAsia="宋体" w:hAnsi="Times New Roman" w:cs="Times New Roman"/>
                 <w:i/>
                 <w:sz w:val="21"/>
+                <w:szCs w:val="21"/>
               </w:rPr>
               <w:t>a</w:t>
             </w:r>
             <w:r>
               <w:rPr>
+                <w:rFonts w:ascii="Times New Roman" w:hAnsi="Times New Roman" w:eastAsia="宋体" w:cs="Times New Roman"/>
                 <w:sz w:val="21"/>
+                <w:szCs w:val="21"/>
               </w:rPr>
               <w:t>”“</w:t>
             </w:r>
@@ -13403,12 +14285,15 @@
                 <w:rFonts w:ascii="Times New Roman" w:eastAsia="宋体" w:hAnsi="Times New Roman" w:cs="Times New Roman"/>
                 <w:i/>
                 <w:sz w:val="21"/>
+                <w:szCs w:val="21"/>
               </w:rPr>
               <w:t>b</w:t>
             </w:r>
             <w:r>
               <w:rPr>
+                <w:rFonts w:ascii="Times New Roman" w:hAnsi="Times New Roman" w:eastAsia="宋体" w:cs="Times New Roman"/>
                 <w:sz w:val="21"/>
+                <w:szCs w:val="21"/>
               </w:rPr>
               <w:t>”）</w:t>
             </w:r>
@@ -13440,7 +14325,9 @@
             </w:pPr>
             <w:r>
               <w:rPr>
+                <w:rFonts w:ascii="Times New Roman" w:hAnsi="Times New Roman" w:eastAsia="宋体" w:cs="Times New Roman"/>
                 <w:sz w:val="21"/>
+                <w:szCs w:val="21"/>
               </w:rPr>
               <w:t>4.4mA</w:t>
             </w:r>
@@ -13480,7 +14367,9 @@
             </w:pPr>
             <w:r>
               <w:rPr>
+                <w:rFonts w:ascii="Times New Roman" w:hAnsi="Times New Roman" w:eastAsia="宋体" w:cs="Times New Roman"/>
                 <w:sz w:val="21"/>
+                <w:szCs w:val="21"/>
               </w:rPr>
               <w:t>第3次</w:t>
             </w:r>
@@ -13512,7 +14401,9 @@
             </w:pPr>
             <w:r>
               <w:rPr>
+                <w:rFonts w:ascii="Times New Roman" w:hAnsi="Times New Roman" w:eastAsia="宋体" w:cs="Times New Roman"/>
                 <w:sz w:val="21"/>
+                <w:szCs w:val="21"/>
               </w:rPr>
               <w:t>电阻</w:t>
             </w:r>
@@ -13587,6 +14478,7 @@
                 <w:rFonts w:ascii="Times New Roman" w:eastAsia="宋体" w:hAnsi="Times New Roman" w:cs="Times New Roman"/>
                 <w:i/>
                 <w:sz w:val="21"/>
+                <w:szCs w:val="21"/>
               </w:rPr>
               <w:t>c</w:t>
             </w:r>
@@ -13672,7 +14564,9 @@
       </w:pPr>
       <w:r>
         <w:rPr>
-          <w:sz w:val="21"/>
+          <w:rFonts w:ascii="Times New Roman" w:hAnsi="Times New Roman" w:eastAsia="宋体" w:cs="Times New Roman"/>
+          <w:sz w:val="21"/>
+          <w:szCs w:val="21"/>
         </w:rPr>
         <w:t>（2）第3次测量时，用“</w:t>
       </w:r>
@@ -13692,7 +14586,9 @@
       </m:oMath>
       <w:r>
         <w:rPr>
-          <w:sz w:val="21"/>
+          <w:rFonts w:ascii="Times New Roman" w:hAnsi="Times New Roman" w:eastAsia="宋体" w:cs="Times New Roman"/>
+          <w:sz w:val="21"/>
+          <w:szCs w:val="21"/>
         </w:rPr>
         <w:t>”欧姆挡测量电阻，表盘指针如图中</w:t>
       </w:r>
@@ -13701,12 +14597,15 @@
           <w:rFonts w:ascii="Times New Roman" w:eastAsia="宋体" w:hAnsi="Times New Roman" w:cs="Times New Roman"/>
           <w:i/>
           <w:sz w:val="21"/>
+          <w:szCs w:val="21"/>
         </w:rPr>
         <w:t>c</w:t>
       </w:r>
       <w:r>
         <w:rPr>
-          <w:sz w:val="21"/>
+          <w:rFonts w:ascii="Times New Roman" w:hAnsi="Times New Roman" w:eastAsia="宋体" w:cs="Times New Roman"/>
+          <w:sz w:val="21"/>
+          <w:szCs w:val="21"/>
         </w:rPr>
         <w:t>所示，为了更准确测量需要换成</w:t>
       </w:r>
@@ -13715,12 +14614,15 @@
           <w:rFonts w:ascii="Times New Roman" w:eastAsia="宋体" w:hAnsi="Times New Roman" w:cs="Times New Roman"/>
           <w:b w:val="0"/>
           <w:sz w:val="21"/>
+          <w:szCs w:val="21"/>
         </w:rPr>
         <w:t>______</w:t>
       </w:r>
       <w:r>
         <w:rPr>
-          <w:sz w:val="21"/>
+          <w:rFonts w:ascii="Times New Roman" w:hAnsi="Times New Roman" w:eastAsia="宋体" w:cs="Times New Roman"/>
+          <w:sz w:val="21"/>
+          <w:szCs w:val="21"/>
         </w:rPr>
         <w:t>（选填“</w:t>
       </w:r>
@@ -13740,7 +14642,9 @@
       </m:oMath>
       <w:r>
         <w:rPr>
-          <w:sz w:val="21"/>
+          <w:rFonts w:ascii="Times New Roman" w:hAnsi="Times New Roman" w:eastAsia="宋体" w:cs="Times New Roman"/>
+          <w:sz w:val="21"/>
+          <w:szCs w:val="21"/>
         </w:rPr>
         <w:t>”“</w:t>
       </w:r>
@@ -13769,7 +14673,9 @@
       </m:oMath>
       <w:r>
         <w:rPr>
-          <w:sz w:val="21"/>
+          <w:rFonts w:ascii="Times New Roman" w:hAnsi="Times New Roman" w:eastAsia="宋体" w:cs="Times New Roman"/>
+          <w:sz w:val="21"/>
+          <w:szCs w:val="21"/>
         </w:rPr>
         <w:t>”）挡进行重新测量；</w:t>
       </w:r>
@@ -13785,7 +14691,9 @@
       </w:pPr>
       <w:r>
         <w:rPr>
-          <w:sz w:val="21"/>
+          <w:rFonts w:ascii="Times New Roman" w:hAnsi="Times New Roman" w:eastAsia="宋体" w:cs="Times New Roman"/>
+          <w:sz w:val="21"/>
+          <w:szCs w:val="21"/>
         </w:rPr>
         <w:t>（3）多用电表改变不同倍率的欧姆挡后，测量电阻前</w:t>
       </w:r>
@@ -13794,12 +14702,15 @@
           <w:rFonts w:ascii="Times New Roman" w:eastAsia="宋体" w:hAnsi="Times New Roman" w:cs="Times New Roman"/>
           <w:b w:val="0"/>
           <w:sz w:val="21"/>
+          <w:szCs w:val="21"/>
         </w:rPr>
         <w:t>______</w:t>
       </w:r>
       <w:r>
         <w:rPr>
-          <w:sz w:val="21"/>
+          <w:rFonts w:ascii="Times New Roman" w:hAnsi="Times New Roman" w:eastAsia="宋体" w:cs="Times New Roman"/>
+          <w:sz w:val="21"/>
+          <w:szCs w:val="21"/>
         </w:rPr>
         <w:t>（选填“需要”“不需要”）重新调零。</w:t>
       </w:r>
@@ -13815,7 +14726,9 @@
       </w:pPr>
       <w:r>
         <w:rPr>
-          <w:sz w:val="21"/>
+          <w:rFonts w:ascii="Times New Roman" w:hAnsi="Times New Roman" w:eastAsia="宋体" w:cs="Times New Roman"/>
+          <w:sz w:val="21"/>
+          <w:szCs w:val="21"/>
         </w:rPr>
         <w:t xml:space="preserve">【答案】     </w:t>
       </w:r>
@@ -13824,6 +14737,7 @@
           <w:rFonts w:ascii="Times New Roman" w:eastAsia="宋体" w:hAnsi="Times New Roman" w:cs="Times New Roman"/>
           <w:i/>
           <w:sz w:val="21"/>
+          <w:szCs w:val="21"/>
         </w:rPr>
         <w:t>b</w:t>
       </w:r>
@@ -13838,6 +14752,7 @@
           <w:rFonts w:ascii="Times New Roman" w:eastAsia="宋体" w:hAnsi="Times New Roman" w:cs="Times New Roman"/>
           <w:i/>
           <w:sz w:val="21"/>
+          <w:szCs w:val="21"/>
         </w:rPr>
         <w:t>a</w:t>
       </w:r>
@@ -13863,7 +14778,9 @@
       </m:oMath>
       <w:r>
         <w:rPr>
-          <w:sz w:val="21"/>
+          <w:rFonts w:ascii="Times New Roman" w:hAnsi="Times New Roman" w:eastAsia="宋体" w:cs="Times New Roman"/>
+          <w:sz w:val="21"/>
+          <w:szCs w:val="21"/>
         </w:rPr>
         <w:t xml:space="preserve">     需要</w:t>
       </w:r>
@@ -13895,7 +14812,9 @@
       </w:pPr>
       <w:r>
         <w:rPr>
-          <w:sz w:val="21"/>
+          <w:rFonts w:ascii="Times New Roman" w:hAnsi="Times New Roman" w:eastAsia="宋体" w:cs="Times New Roman"/>
+          <w:sz w:val="21"/>
+          <w:szCs w:val="21"/>
         </w:rPr>
         <w:t>【详解】（1）[1]多用电表表盘刻度线有三条，上为电阻专用，中间为电流、直流电压、交流电压共用，下面为交流电压2.5V专用。由表格知，测量直流电压，且读数为34.0V，应选</w:t>
       </w:r>
@@ -13930,7 +14849,9 @@
       </m:oMath>
       <w:r>
         <w:rPr>
-          <w:sz w:val="21"/>
+          <w:rFonts w:ascii="Times New Roman" w:hAnsi="Times New Roman" w:eastAsia="宋体" w:cs="Times New Roman"/>
+          <w:sz w:val="21"/>
+          <w:szCs w:val="21"/>
         </w:rPr>
         <w:t>量程范围，观察中间刻度线三个指针刻度，</w:t>
       </w:r>
@@ -13939,12 +14860,15 @@
           <w:rFonts w:ascii="Times New Roman" w:eastAsia="宋体" w:hAnsi="Times New Roman" w:cs="Times New Roman"/>
           <w:i/>
           <w:sz w:val="21"/>
+          <w:szCs w:val="21"/>
         </w:rPr>
         <w:t>b</w:t>
       </w:r>
       <w:r>
         <w:rPr>
-          <w:sz w:val="21"/>
+          <w:rFonts w:ascii="Times New Roman" w:hAnsi="Times New Roman" w:eastAsia="宋体" w:cs="Times New Roman"/>
+          <w:sz w:val="21"/>
+          <w:szCs w:val="21"/>
         </w:rPr>
         <w:t>指针刻度读数满足要求，故选填“</w:t>
       </w:r>
@@ -13953,12 +14877,15 @@
           <w:rFonts w:ascii="Times New Roman" w:eastAsia="宋体" w:hAnsi="Times New Roman" w:cs="Times New Roman"/>
           <w:i/>
           <w:sz w:val="21"/>
+          <w:szCs w:val="21"/>
         </w:rPr>
         <w:t>b</w:t>
       </w:r>
       <w:r>
         <w:rPr>
-          <w:sz w:val="21"/>
+          <w:rFonts w:ascii="Times New Roman" w:hAnsi="Times New Roman" w:eastAsia="宋体" w:cs="Times New Roman"/>
+          <w:sz w:val="21"/>
+          <w:szCs w:val="21"/>
         </w:rPr>
         <w:t>”。</w:t>
       </w:r>
@@ -13974,7 +14901,9 @@
       </w:pPr>
       <w:r>
         <w:rPr>
-          <w:sz w:val="21"/>
+          <w:rFonts w:ascii="Times New Roman" w:hAnsi="Times New Roman" w:eastAsia="宋体" w:cs="Times New Roman"/>
+          <w:sz w:val="21"/>
+          <w:szCs w:val="21"/>
         </w:rPr>
         <w:t>[2]由表格知，测量直流电流，且读数为4.4mA，由[1]知，应选</w:t>
       </w:r>
@@ -14009,7 +14938,9 @@
       </m:oMath>
       <w:r>
         <w:rPr>
-          <w:sz w:val="21"/>
+          <w:rFonts w:ascii="Times New Roman" w:hAnsi="Times New Roman" w:eastAsia="宋体" w:cs="Times New Roman"/>
+          <w:sz w:val="21"/>
+          <w:szCs w:val="21"/>
         </w:rPr>
         <w:t>量程范围，观察中间刻度线三个指针刻度，</w:t>
       </w:r>
@@ -14018,12 +14949,15 @@
           <w:rFonts w:ascii="Times New Roman" w:eastAsia="宋体" w:hAnsi="Times New Roman" w:cs="Times New Roman"/>
           <w:i/>
           <w:sz w:val="21"/>
+          <w:szCs w:val="21"/>
         </w:rPr>
         <w:t>a</w:t>
       </w:r>
       <w:r>
         <w:rPr>
-          <w:sz w:val="21"/>
+          <w:rFonts w:ascii="Times New Roman" w:hAnsi="Times New Roman" w:eastAsia="宋体" w:cs="Times New Roman"/>
+          <w:sz w:val="21"/>
+          <w:szCs w:val="21"/>
         </w:rPr>
         <w:t>指针刻度读数满足要求，用故选填“</w:t>
       </w:r>
@@ -14032,12 +14966,15 @@
           <w:rFonts w:ascii="Times New Roman" w:eastAsia="宋体" w:hAnsi="Times New Roman" w:cs="Times New Roman"/>
           <w:i/>
           <w:sz w:val="21"/>
+          <w:szCs w:val="21"/>
         </w:rPr>
         <w:t>a</w:t>
       </w:r>
       <w:r>
         <w:rPr>
-          <w:sz w:val="21"/>
+          <w:rFonts w:ascii="Times New Roman" w:hAnsi="Times New Roman" w:eastAsia="宋体" w:cs="Times New Roman"/>
+          <w:sz w:val="21"/>
+          <w:szCs w:val="21"/>
         </w:rPr>
         <w:t>”。</w:t>
       </w:r>
@@ -14053,7 +14990,9 @@
       </w:pPr>
       <w:r>
         <w:rPr>
-          <w:sz w:val="21"/>
+          <w:rFonts w:ascii="Times New Roman" w:hAnsi="Times New Roman" w:eastAsia="宋体" w:cs="Times New Roman"/>
+          <w:sz w:val="21"/>
+          <w:szCs w:val="21"/>
         </w:rPr>
         <w:t>（2）[3]欧姆挡测量电阻，指针偏角太小，换大倍率挡；指针偏角太大，换小倍率挡。由图知应选小倍率挡，故选填“</w:t>
       </w:r>
@@ -14073,7 +15012,9 @@
       </m:oMath>
       <w:r>
         <w:rPr>
-          <w:sz w:val="21"/>
+          <w:rFonts w:ascii="Times New Roman" w:hAnsi="Times New Roman" w:eastAsia="宋体" w:cs="Times New Roman"/>
+          <w:sz w:val="21"/>
+          <w:szCs w:val="21"/>
         </w:rPr>
         <w:t>”。</w:t>
       </w:r>
@@ -14089,7 +15030,9 @@
       </w:pPr>
       <w:r>
         <w:rPr>
-          <w:sz w:val="21"/>
+          <w:rFonts w:ascii="Times New Roman" w:hAnsi="Times New Roman" w:eastAsia="宋体" w:cs="Times New Roman"/>
+          <w:sz w:val="21"/>
+          <w:szCs w:val="21"/>
         </w:rPr>
         <w:t>（3）[4]将电阻挡，由低档逐次变换到高挡时，其表头电压也逐次降低，电流逐次减小，指针偏转就会不到欧姆零位，这将造成很大的测量误差。所以必须调整调零旋钮使表头线圈电流维持不变，使指针重新在欧姆零位上，以保证各档在测量时的准确性，故选填“需要”。</w:t>
       </w:r>
@@ -14176,7 +15119,7 @@
         <w:rFonts w:ascii="Times New Roman" w:eastAsia="宋体" w:hAnsi="Times New Roman" w:cs="Times New Roman"/>
         <w:kern w:val="2"/>
         <w:sz w:val="21"/>
-        <w:szCs w:val="22"/>
+        <w:szCs w:val="21"/>
         <w:lang w:val="en-US" w:eastAsia="zh-CN" w:bidi="ar-SA"/>
       </w:rPr>
     </w:rPrDefault>

--- a/高中物理/高中物理同步/人教版必修3 第11章 电路及其应用·中档卷（13题）.docx
+++ b/高中物理/高中物理同步/人教版必修3 第11章 电路及其应用·中档卷（13题）.docx
@@ -6,7 +6,7 @@
     <w:p>
       <w:pPr>
         <w:jc w:val="left"/>
-        <w:spacing w:before="0" w:after="0" w:line="300" w:lineRule="multiple"/>
+        <w:spacing w:before="0" w:after="0" w:line="300" w:lineRule="auto"/>
         <w:rPr>
           <w:b/>
           <w:bCs/>
@@ -28,17 +28,17 @@
     <w:p>
       <w:pPr>
         <w:jc w:val="left"/>
-        <w:spacing w:before="0" w:after="0" w:line="300" w:lineRule="multiple"/>
-        <w:rPr>
-          <w:sz w:val="21"/>
-          <w:szCs w:val="21"/>
-        </w:rPr>
-      </w:pPr>
-    </w:p>
-    <w:p>
-      <w:pPr>
-        <w:jc w:val="left"/>
-        <w:spacing w:before="0" w:after="0" w:line="300" w:lineRule="multiple"/>
+        <w:spacing w:before="0" w:after="0" w:line="300" w:lineRule="auto"/>
+        <w:rPr>
+          <w:sz w:val="21"/>
+          <w:szCs w:val="21"/>
+        </w:rPr>
+      </w:pPr>
+    </w:p>
+    <w:p>
+      <w:pPr>
+        <w:jc w:val="left"/>
+        <w:spacing w:before="0" w:after="0" w:line="300" w:lineRule="auto"/>
         <w:rPr>
           <w:b/>
           <w:bCs/>
@@ -60,7 +60,7 @@
     <w:p>
       <w:pPr>
         <w:jc w:val="left"/>
-        <w:spacing w:before="0" w:after="0" w:line="300" w:lineRule="multiple"/>
+        <w:spacing w:before="0" w:after="0" w:line="300" w:lineRule="auto"/>
         <w:rPr>
           <w:b/>
           <w:bCs/>
@@ -82,7 +82,7 @@
     <w:p>
       <w:pPr>
         <w:shd w:val="clear" w:color="auto" w:fill="auto"/>
-        <w:spacing w:line="300" w:lineRule="auto"/>
+        <w:spacing w:line="300" w:lineRule="auto" w:before="0" w:after="0"/>
         <w:jc w:val="left"/>
         <w:rPr>
           <w:sz w:val="21"/>
@@ -168,7 +168,7 @@
     <w:p>
       <w:pPr>
         <w:shd w:val="clear" w:color="auto" w:fill="auto"/>
-        <w:spacing w:line="300" w:lineRule="auto"/>
+        <w:spacing w:line="300" w:lineRule="auto" w:before="0" w:after="0"/>
         <w:jc w:val="left"/>
         <w:rPr>
           <w:sz w:val="21"/>
@@ -186,7 +186,7 @@
     <w:p>
       <w:pPr>
         <w:shd w:val="clear" w:color="auto" w:fill="auto"/>
-        <w:spacing w:line="300" w:lineRule="auto"/>
+        <w:spacing w:line="300" w:lineRule="auto" w:before="0" w:after="0"/>
         <w:jc w:val="left"/>
         <w:rPr>
           <w:sz w:val="21"/>
@@ -221,7 +221,7 @@
     <w:p>
       <w:pPr>
         <w:shd w:val="clear" w:color="auto" w:fill="auto"/>
-        <w:spacing w:line="300" w:lineRule="auto"/>
+        <w:spacing w:line="300" w:lineRule="auto" w:before="0" w:after="0"/>
         <w:jc w:val="left"/>
         <w:rPr>
           <w:sz w:val="21"/>
@@ -383,7 +383,7 @@
     <w:p>
       <w:pPr>
         <w:shd w:val="clear" w:color="auto" w:fill="auto"/>
-        <w:spacing w:line="300" w:lineRule="auto"/>
+        <w:spacing w:line="300" w:lineRule="auto" w:before="0" w:after="0"/>
         <w:jc w:val="left"/>
         <w:rPr>
           <w:sz w:val="21"/>
@@ -418,7 +418,7 @@
     <w:p>
       <w:pPr>
         <w:shd w:val="clear" w:color="auto" w:fill="auto"/>
-        <w:spacing w:line="300" w:lineRule="auto"/>
+        <w:spacing w:line="300" w:lineRule="auto" w:before="0" w:after="0"/>
         <w:jc w:val="left"/>
         <w:rPr>
           <w:sz w:val="21"/>
@@ -520,7 +520,7 @@
     <w:p>
       <w:pPr>
         <w:shd w:val="clear" w:color="auto" w:fill="auto"/>
-        <w:spacing w:line="300" w:lineRule="auto"/>
+        <w:spacing w:line="300" w:lineRule="auto" w:before="0" w:after="0"/>
         <w:jc w:val="left"/>
         <w:rPr>
           <w:sz w:val="21"/>
@@ -538,7 +538,7 @@
     <w:p>
       <w:pPr>
         <w:shd w:val="clear" w:color="auto" w:fill="auto"/>
-        <w:spacing w:line="300" w:lineRule="auto"/>
+        <w:spacing w:line="300" w:lineRule="auto" w:before="0" w:after="0"/>
         <w:jc w:val="left"/>
         <w:rPr>
           <w:sz w:val="21"/>
@@ -619,7 +619,7 @@
     <w:p>
       <w:pPr>
         <w:shd w:val="clear" w:color="auto" w:fill="auto"/>
-        <w:spacing w:line="300" w:lineRule="auto"/>
+        <w:spacing w:line="300" w:lineRule="auto" w:before="0" w:after="0"/>
         <w:jc w:val="left"/>
         <w:rPr>
           <w:sz w:val="21"/>
@@ -637,7 +637,7 @@
     <w:p>
       <w:pPr>
         <w:shd w:val="clear" w:color="auto" w:fill="auto"/>
-        <w:spacing w:line="300" w:lineRule="auto"/>
+        <w:spacing w:line="300" w:lineRule="auto" w:before="0" w:after="0"/>
         <w:jc w:val="left"/>
         <w:rPr>
           <w:sz w:val="21"/>
@@ -718,7 +718,7 @@
     <w:p>
       <w:pPr>
         <w:shd w:val="clear" w:color="auto" w:fill="auto"/>
-        <w:spacing w:line="300" w:lineRule="auto"/>
+        <w:spacing w:line="300" w:lineRule="auto" w:before="0" w:after="0"/>
         <w:jc w:val="left"/>
         <w:rPr>
           <w:sz w:val="21"/>
@@ -736,7 +736,7 @@
     <w:p>
       <w:pPr>
         <w:shd w:val="clear" w:color="auto" w:fill="auto"/>
-        <w:spacing w:line="300" w:lineRule="auto"/>
+        <w:spacing w:line="300" w:lineRule="auto" w:before="0" w:after="0"/>
         <w:jc w:val="left"/>
         <w:rPr>
           <w:sz w:val="21"/>
@@ -778,7 +778,7 @@
     <w:p>
       <w:pPr>
         <w:shd w:val="clear" w:color="auto" w:fill="auto"/>
-        <w:spacing w:line="300" w:lineRule="auto"/>
+        <w:spacing w:line="300" w:lineRule="auto" w:before="0" w:after="0"/>
         <w:jc w:val="left"/>
         <w:rPr>
           <w:sz w:val="21"/>
@@ -813,7 +813,7 @@
     <w:p>
       <w:pPr>
         <w:shd w:val="clear" w:color="auto" w:fill="auto"/>
-        <w:spacing w:line="300" w:lineRule="auto"/>
+        <w:spacing w:line="300" w:lineRule="auto" w:before="0" w:after="0"/>
         <w:jc w:val="left"/>
         <w:rPr>
           <w:sz w:val="21"/>
@@ -939,7 +939,7 @@
     <w:p>
       <w:pPr>
         <w:shd w:val="clear" w:color="auto" w:fill="auto"/>
-        <w:spacing w:line="300" w:lineRule="auto"/>
+        <w:spacing w:line="300" w:lineRule="auto" w:before="0" w:after="0"/>
         <w:jc w:val="left"/>
         <w:rPr>
           <w:sz w:val="21"/>
@@ -957,7 +957,7 @@
     <w:p>
       <w:pPr>
         <w:shd w:val="clear" w:color="auto" w:fill="auto"/>
-        <w:spacing w:line="300" w:lineRule="auto"/>
+        <w:spacing w:line="300" w:lineRule="auto" w:before="0" w:after="0"/>
         <w:jc w:val="left"/>
         <w:rPr>
           <w:sz w:val="21"/>
@@ -1055,17 +1055,17 @@
     <w:p>
       <w:pPr>
         <w:jc w:val="left"/>
-        <w:spacing w:before="0" w:after="0" w:line="300" w:lineRule="multiple"/>
-        <w:rPr>
-          <w:sz w:val="21"/>
-          <w:szCs w:val="21"/>
-        </w:rPr>
-      </w:pPr>
-    </w:p>
-    <w:p>
-      <w:pPr>
-        <w:jc w:val="left"/>
-        <w:spacing w:before="0" w:after="0" w:line="300" w:lineRule="multiple"/>
+        <w:spacing w:before="0" w:after="0" w:line="300" w:lineRule="auto"/>
+        <w:rPr>
+          <w:sz w:val="21"/>
+          <w:szCs w:val="21"/>
+        </w:rPr>
+      </w:pPr>
+    </w:p>
+    <w:p>
+      <w:pPr>
+        <w:jc w:val="left"/>
+        <w:spacing w:before="0" w:after="0" w:line="300" w:lineRule="auto"/>
         <w:rPr>
           <w:b/>
           <w:bCs/>
@@ -1087,7 +1087,7 @@
     <w:p>
       <w:pPr>
         <w:shd w:val="clear" w:color="auto" w:fill="auto"/>
-        <w:spacing w:line="300" w:lineRule="auto"/>
+        <w:spacing w:line="300" w:lineRule="auto" w:before="0" w:after="0"/>
         <w:jc w:val="left"/>
         <w:rPr>
           <w:sz w:val="21"/>
@@ -1207,7 +1207,7 @@
     <w:p>
       <w:pPr>
         <w:shd w:val="clear" w:color="auto" w:fill="auto"/>
-        <w:spacing w:line="300" w:lineRule="auto"/>
+        <w:spacing w:line="300" w:lineRule="auto" w:before="0" w:after="0"/>
         <w:jc w:val="left"/>
         <w:rPr>
           <w:sz w:val="21"/>
@@ -1266,7 +1266,7 @@
           <w:tab w:val="left" w:pos="4156"/>
           <w:tab w:val="left" w:pos="6234"/>
         </w:tabs>
-        <w:spacing w:line="300" w:lineRule="auto"/>
+        <w:spacing w:line="300" w:lineRule="auto" w:before="0" w:after="0"/>
         <w:jc w:val="left"/>
         <w:rPr>
           <w:sz w:val="21"/>
@@ -1418,7 +1418,7 @@
     <w:p>
       <w:pPr>
         <w:shd w:val="clear" w:color="auto" w:fill="auto"/>
-        <w:spacing w:line="300" w:lineRule="auto"/>
+        <w:spacing w:line="300" w:lineRule="auto" w:before="0" w:after="0"/>
         <w:jc w:val="left"/>
         <w:rPr>
           <w:sz w:val="21"/>
@@ -1452,7 +1452,7 @@
     <w:p>
       <w:pPr>
         <w:shd w:val="clear" w:color="auto" w:fill="auto"/>
-        <w:spacing w:line="300" w:lineRule="auto"/>
+        <w:spacing w:line="300" w:lineRule="auto" w:before="0" w:after="0"/>
         <w:jc w:val="left"/>
         <w:rPr>
           <w:sz w:val="21"/>
@@ -1487,7 +1487,7 @@
     <w:p>
       <w:pPr>
         <w:shd w:val="clear" w:color="auto" w:fill="auto"/>
-        <w:spacing w:line="300" w:lineRule="auto"/>
+        <w:spacing w:line="300" w:lineRule="auto" w:before="0" w:after="0"/>
         <w:jc w:val="left"/>
         <w:rPr>
           <w:sz w:val="21"/>
@@ -1529,7 +1529,7 @@
     <w:p>
       <w:pPr>
         <w:shd w:val="clear" w:color="auto" w:fill="auto"/>
-        <w:spacing w:line="300" w:lineRule="auto"/>
+        <w:spacing w:line="300" w:lineRule="auto" w:before="0" w:after="0"/>
         <w:jc w:val="left"/>
         <w:rPr>
           <w:sz w:val="21"/>
@@ -1547,7 +1547,7 @@
     <w:p>
       <w:pPr>
         <w:shd w:val="clear" w:color="auto" w:fill="auto"/>
-        <w:spacing w:line="300" w:lineRule="auto"/>
+        <w:spacing w:line="300" w:lineRule="auto" w:before="0" w:after="0"/>
         <w:jc w:val="left"/>
         <w:rPr>
           <w:sz w:val="21"/>
@@ -1589,7 +1589,7 @@
     <w:p>
       <w:pPr>
         <w:shd w:val="clear" w:color="auto" w:fill="auto"/>
-        <w:spacing w:line="300" w:lineRule="auto"/>
+        <w:spacing w:line="300" w:lineRule="auto" w:before="0" w:after="0"/>
         <w:jc w:val="left"/>
         <w:rPr>
           <w:sz w:val="21"/>
@@ -1607,7 +1607,7 @@
     <w:p>
       <w:pPr>
         <w:shd w:val="clear" w:color="auto" w:fill="auto"/>
-        <w:spacing w:line="300" w:lineRule="auto"/>
+        <w:spacing w:line="300" w:lineRule="auto" w:before="0" w:after="0"/>
         <w:jc w:val="left"/>
         <w:rPr>
           <w:sz w:val="21"/>
@@ -1721,7 +1721,7 @@
     <w:p>
       <w:pPr>
         <w:shd w:val="clear" w:color="auto" w:fill="auto"/>
-        <w:spacing w:line="300" w:lineRule="auto"/>
+        <w:spacing w:line="300" w:lineRule="auto" w:before="0" w:after="0"/>
         <w:jc w:val="left"/>
         <w:rPr>
           <w:sz w:val="21"/>
@@ -1739,17 +1739,17 @@
     <w:p>
       <w:pPr>
         <w:jc w:val="left"/>
-        <w:spacing w:before="0" w:after="0" w:line="300" w:lineRule="multiple"/>
-        <w:rPr>
-          <w:sz w:val="21"/>
-          <w:szCs w:val="21"/>
-        </w:rPr>
-      </w:pPr>
-    </w:p>
-    <w:p>
-      <w:pPr>
-        <w:jc w:val="left"/>
-        <w:spacing w:before="0" w:after="0" w:line="300" w:lineRule="multiple"/>
+        <w:spacing w:before="0" w:after="0" w:line="300" w:lineRule="auto"/>
+        <w:rPr>
+          <w:sz w:val="21"/>
+          <w:szCs w:val="21"/>
+        </w:rPr>
+      </w:pPr>
+    </w:p>
+    <w:p>
+      <w:pPr>
+        <w:jc w:val="left"/>
+        <w:spacing w:before="0" w:after="0" w:line="300" w:lineRule="auto"/>
         <w:rPr>
           <w:b/>
           <w:bCs/>
@@ -1771,7 +1771,7 @@
     <w:p>
       <w:pPr>
         <w:jc w:val="left"/>
-        <w:spacing w:before="0" w:after="0" w:line="300" w:lineRule="multiple"/>
+        <w:spacing w:before="0" w:after="0" w:line="300" w:lineRule="auto"/>
         <w:rPr>
           <w:b/>
           <w:bCs/>
@@ -1793,7 +1793,7 @@
     <w:p>
       <w:pPr>
         <w:shd w:val="clear" w:color="auto" w:fill="auto"/>
-        <w:spacing w:line="300" w:lineRule="auto"/>
+        <w:spacing w:line="300" w:lineRule="auto" w:before="0" w:after="0"/>
         <w:jc w:val="left"/>
         <w:rPr>
           <w:sz w:val="21"/>
@@ -1894,7 +1894,7 @@
     <w:p>
       <w:pPr>
         <w:shd w:val="clear" w:color="auto" w:fill="auto"/>
-        <w:spacing w:line="300" w:lineRule="auto"/>
+        <w:spacing w:line="300" w:lineRule="auto" w:before="0" w:after="0"/>
         <w:jc w:val="left"/>
         <w:rPr>
           <w:sz w:val="21"/>
@@ -1951,7 +1951,7 @@
         <w:tabs>
           <w:tab w:val="left" w:pos="4156"/>
         </w:tabs>
-        <w:spacing w:line="300" w:lineRule="auto"/>
+        <w:spacing w:line="300" w:lineRule="auto" w:before="0" w:after="0"/>
         <w:jc w:val="left"/>
         <w:rPr>
           <w:sz w:val="21"/>
@@ -2187,7 +2187,7 @@
     <w:p>
       <w:pPr>
         <w:shd w:val="clear" w:color="auto" w:fill="auto"/>
-        <w:spacing w:line="300" w:lineRule="auto"/>
+        <w:spacing w:line="300" w:lineRule="auto" w:before="0" w:after="0"/>
         <w:jc w:val="left"/>
         <w:rPr>
           <w:sz w:val="21"/>
@@ -2221,7 +2221,7 @@
     <w:p>
       <w:pPr>
         <w:shd w:val="clear" w:color="auto" w:fill="auto"/>
-        <w:spacing w:line="300" w:lineRule="auto"/>
+        <w:spacing w:line="300" w:lineRule="auto" w:before="0" w:after="0"/>
         <w:jc w:val="left"/>
         <w:rPr>
           <w:sz w:val="21"/>
@@ -2239,7 +2239,7 @@
     <w:p>
       <w:pPr>
         <w:shd w:val="clear" w:color="auto" w:fill="auto"/>
-        <w:spacing w:line="300" w:lineRule="auto"/>
+        <w:spacing w:line="300" w:lineRule="auto" w:before="0" w:after="0"/>
         <w:jc w:val="left"/>
         <w:rPr>
           <w:sz w:val="21"/>
@@ -2274,7 +2274,7 @@
     <w:p>
       <w:pPr>
         <w:shd w:val="clear" w:color="auto" w:fill="auto"/>
-        <w:spacing w:line="300" w:lineRule="auto"/>
+        <w:spacing w:line="300" w:lineRule="auto" w:before="0" w:after="0"/>
         <w:jc w:val="left"/>
         <w:rPr>
           <w:sz w:val="21"/>
@@ -2340,7 +2340,7 @@
     <w:p>
       <w:pPr>
         <w:shd w:val="clear" w:color="auto" w:fill="auto"/>
-        <w:spacing w:line="300" w:lineRule="auto"/>
+        <w:spacing w:line="300" w:lineRule="auto" w:before="0" w:after="0"/>
         <w:jc w:val="left"/>
         <w:rPr>
           <w:sz w:val="21"/>
@@ -2383,7 +2383,7 @@
     <w:p>
       <w:pPr>
         <w:shd w:val="clear" w:color="auto" w:fill="auto"/>
-        <w:spacing w:line="300" w:lineRule="auto"/>
+        <w:spacing w:line="300" w:lineRule="auto" w:before="0" w:after="0"/>
         <w:jc w:val="left"/>
         <w:rPr>
           <w:sz w:val="21"/>
@@ -2418,7 +2418,7 @@
     <w:p>
       <w:pPr>
         <w:shd w:val="clear" w:color="auto" w:fill="auto"/>
-        <w:spacing w:line="300" w:lineRule="auto"/>
+        <w:spacing w:line="300" w:lineRule="auto" w:before="0" w:after="0"/>
         <w:jc w:val="left"/>
         <w:rPr>
           <w:sz w:val="21"/>
@@ -2478,7 +2478,7 @@
     <w:p>
       <w:pPr>
         <w:shd w:val="clear" w:color="auto" w:fill="auto"/>
-        <w:spacing w:line="300" w:lineRule="auto"/>
+        <w:spacing w:line="300" w:lineRule="auto" w:before="0" w:after="0"/>
         <w:jc w:val="left"/>
         <w:rPr>
           <w:sz w:val="21"/>
@@ -2496,7 +2496,7 @@
     <w:p>
       <w:pPr>
         <w:shd w:val="clear" w:color="auto" w:fill="auto"/>
-        <w:spacing w:line="300" w:lineRule="auto"/>
+        <w:spacing w:line="300" w:lineRule="auto" w:before="0" w:after="0"/>
         <w:jc w:val="left"/>
         <w:rPr>
           <w:sz w:val="21"/>
@@ -2514,17 +2514,17 @@
     <w:p>
       <w:pPr>
         <w:jc w:val="left"/>
-        <w:spacing w:before="0" w:after="0" w:line="300" w:lineRule="multiple"/>
-        <w:rPr>
-          <w:sz w:val="21"/>
-          <w:szCs w:val="21"/>
-        </w:rPr>
-      </w:pPr>
-    </w:p>
-    <w:p>
-      <w:pPr>
-        <w:jc w:val="left"/>
-        <w:spacing w:before="0" w:after="0" w:line="300" w:lineRule="multiple"/>
+        <w:spacing w:before="0" w:after="0" w:line="300" w:lineRule="auto"/>
+        <w:rPr>
+          <w:sz w:val="21"/>
+          <w:szCs w:val="21"/>
+        </w:rPr>
+      </w:pPr>
+    </w:p>
+    <w:p>
+      <w:pPr>
+        <w:jc w:val="left"/>
+        <w:spacing w:before="0" w:after="0" w:line="300" w:lineRule="auto"/>
         <w:rPr>
           <w:b/>
           <w:bCs/>
@@ -2546,7 +2546,7 @@
     <w:p>
       <w:pPr>
         <w:shd w:val="clear" w:color="auto" w:fill="auto"/>
-        <w:spacing w:line="300" w:lineRule="auto"/>
+        <w:spacing w:line="300" w:lineRule="auto" w:before="0" w:after="0"/>
         <w:jc w:val="left"/>
         <w:rPr>
           <w:sz w:val="21"/>
@@ -2616,7 +2616,7 @@
     <w:p>
       <w:pPr>
         <w:shd w:val="clear" w:color="auto" w:fill="auto"/>
-        <w:spacing w:line="300" w:lineRule="auto"/>
+        <w:spacing w:line="300" w:lineRule="auto" w:before="0" w:after="0"/>
         <w:jc w:val="left"/>
         <w:rPr>
           <w:sz w:val="21"/>
@@ -2670,7 +2670,7 @@
     <w:p>
       <w:pPr>
         <w:shd w:val="clear" w:color="auto" w:fill="auto"/>
-        <w:spacing w:line="300" w:lineRule="auto"/>
+        <w:spacing w:line="300" w:lineRule="auto" w:before="0" w:after="0"/>
         <w:jc w:val="left"/>
         <w:rPr>
           <w:sz w:val="21"/>
@@ -2744,7 +2744,7 @@
     <w:p>
       <w:pPr>
         <w:shd w:val="clear" w:color="auto" w:fill="auto"/>
-        <w:spacing w:line="300" w:lineRule="auto"/>
+        <w:spacing w:line="300" w:lineRule="auto" w:before="0" w:after="0"/>
         <w:jc w:val="left"/>
         <w:rPr>
           <w:sz w:val="21"/>
@@ -2818,7 +2818,7 @@
     <w:p>
       <w:pPr>
         <w:shd w:val="clear" w:color="auto" w:fill="auto"/>
-        <w:spacing w:line="300" w:lineRule="auto"/>
+        <w:spacing w:line="300" w:lineRule="auto" w:before="0" w:after="0"/>
         <w:jc w:val="left"/>
         <w:rPr>
           <w:sz w:val="21"/>
@@ -2852,7 +2852,7 @@
     <w:p>
       <w:pPr>
         <w:shd w:val="clear" w:color="auto" w:fill="auto"/>
-        <w:spacing w:line="300" w:lineRule="auto"/>
+        <w:spacing w:line="300" w:lineRule="auto" w:before="0" w:after="0"/>
         <w:jc w:val="left"/>
         <w:rPr>
           <w:sz w:val="21"/>
@@ -2921,7 +2921,7 @@
     <w:p>
       <w:pPr>
         <w:shd w:val="clear" w:color="auto" w:fill="auto"/>
-        <w:spacing w:line="300" w:lineRule="auto"/>
+        <w:spacing w:line="300" w:lineRule="auto" w:before="0" w:after="0"/>
         <w:jc w:val="left"/>
         <w:rPr>
           <w:sz w:val="21"/>
@@ -2969,7 +2969,7 @@
     <w:p>
       <w:pPr>
         <w:shd w:val="clear" w:color="auto" w:fill="auto"/>
-        <w:spacing w:line="300" w:lineRule="auto"/>
+        <w:spacing w:line="300" w:lineRule="auto" w:before="0" w:after="0"/>
         <w:jc w:val="left"/>
         <w:rPr>
           <w:sz w:val="21"/>
@@ -2987,7 +2987,7 @@
     <w:p>
       <w:pPr>
         <w:shd w:val="clear" w:color="auto" w:fill="auto"/>
-        <w:spacing w:line="300" w:lineRule="auto"/>
+        <w:spacing w:line="300" w:lineRule="auto" w:before="0" w:after="0"/>
         <w:jc w:val="left"/>
         <w:rPr>
           <w:sz w:val="21"/>
@@ -3149,7 +3149,7 @@
     <w:p>
       <w:pPr>
         <w:shd w:val="clear" w:color="auto" w:fill="auto"/>
-        <w:spacing w:line="300" w:lineRule="auto"/>
+        <w:spacing w:line="300" w:lineRule="auto" w:before="0" w:after="0"/>
         <w:jc w:val="left"/>
         <w:rPr>
           <w:sz w:val="21"/>
@@ -3167,7 +3167,7 @@
     <w:p>
       <w:pPr>
         <w:shd w:val="clear" w:color="auto" w:fill="auto"/>
-        <w:spacing w:line="300" w:lineRule="auto"/>
+        <w:spacing w:line="300" w:lineRule="auto" w:before="0" w:after="0"/>
         <w:jc w:val="left"/>
         <w:rPr>
           <w:sz w:val="21"/>
@@ -3213,7 +3213,7 @@
     <w:p>
       <w:pPr>
         <w:shd w:val="clear" w:color="auto" w:fill="auto"/>
-        <w:spacing w:line="300" w:lineRule="auto"/>
+        <w:spacing w:line="300" w:lineRule="auto" w:before="0" w:after="0"/>
         <w:jc w:val="left"/>
         <w:rPr>
           <w:sz w:val="21"/>
@@ -3231,7 +3231,7 @@
     <w:p>
       <w:pPr>
         <w:shd w:val="clear" w:color="auto" w:fill="auto"/>
-        <w:spacing w:line="300" w:lineRule="auto"/>
+        <w:spacing w:line="300" w:lineRule="auto" w:before="0" w:after="0"/>
         <w:jc w:val="left"/>
         <w:rPr>
           <w:sz w:val="21"/>
@@ -3369,7 +3369,7 @@
     <w:p>
       <w:pPr>
         <w:shd w:val="clear" w:color="auto" w:fill="auto"/>
-        <w:spacing w:line="300" w:lineRule="auto"/>
+        <w:spacing w:line="300" w:lineRule="auto" w:before="0" w:after="0"/>
         <w:jc w:val="left"/>
         <w:rPr>
           <w:sz w:val="21"/>
@@ -3387,7 +3387,7 @@
     <w:p>
       <w:pPr>
         <w:shd w:val="clear" w:color="auto" w:fill="auto"/>
-        <w:spacing w:line="300" w:lineRule="auto"/>
+        <w:spacing w:line="300" w:lineRule="auto" w:before="0" w:after="0"/>
         <w:jc w:val="left"/>
         <w:rPr>
           <w:sz w:val="21"/>
@@ -3405,17 +3405,17 @@
     <w:p>
       <w:pPr>
         <w:jc w:val="left"/>
-        <w:spacing w:before="0" w:after="0" w:line="300" w:lineRule="multiple"/>
-        <w:rPr>
-          <w:sz w:val="21"/>
-          <w:szCs w:val="21"/>
-        </w:rPr>
-      </w:pPr>
-    </w:p>
-    <w:p>
-      <w:pPr>
-        <w:jc w:val="left"/>
-        <w:spacing w:before="0" w:after="0" w:line="300" w:lineRule="multiple"/>
+        <w:spacing w:before="0" w:after="0" w:line="300" w:lineRule="auto"/>
+        <w:rPr>
+          <w:sz w:val="21"/>
+          <w:szCs w:val="21"/>
+        </w:rPr>
+      </w:pPr>
+    </w:p>
+    <w:p>
+      <w:pPr>
+        <w:jc w:val="left"/>
+        <w:spacing w:before="0" w:after="0" w:line="300" w:lineRule="auto"/>
         <w:rPr>
           <w:b/>
           <w:bCs/>
@@ -3437,7 +3437,7 @@
     <w:p>
       <w:pPr>
         <w:jc w:val="left"/>
-        <w:spacing w:before="0" w:after="0" w:line="300" w:lineRule="multiple"/>
+        <w:spacing w:before="0" w:after="0" w:line="300" w:lineRule="auto"/>
         <w:rPr>
           <w:b/>
           <w:bCs/>
@@ -3459,7 +3459,7 @@
     <w:p>
       <w:pPr>
         <w:shd w:val="clear" w:color="auto" w:fill="auto"/>
-        <w:spacing w:line="300" w:lineRule="auto"/>
+        <w:spacing w:line="300" w:lineRule="auto" w:before="0" w:after="0"/>
         <w:jc w:val="left"/>
         <w:rPr>
           <w:sz w:val="21"/>
@@ -3511,7 +3511,7 @@
     <w:p>
       <w:pPr>
         <w:shd w:val="clear" w:color="auto" w:fill="auto"/>
-        <w:spacing w:line="300" w:lineRule="auto"/>
+        <w:spacing w:line="300" w:lineRule="auto" w:before="0" w:after="0"/>
         <w:jc w:val="left"/>
         <w:rPr>
           <w:sz w:val="21"/>
@@ -3529,7 +3529,7 @@
     <w:p>
       <w:pPr>
         <w:shd w:val="clear" w:color="auto" w:fill="auto"/>
-        <w:spacing w:line="300" w:lineRule="auto"/>
+        <w:spacing w:line="300" w:lineRule="auto" w:before="0" w:after="0"/>
         <w:jc w:val="left"/>
         <w:rPr>
           <w:sz w:val="21"/>
@@ -3547,7 +3547,7 @@
     <w:p>
       <w:pPr>
         <w:shd w:val="clear" w:color="auto" w:fill="auto"/>
-        <w:spacing w:line="300" w:lineRule="auto"/>
+        <w:spacing w:line="300" w:lineRule="auto" w:before="0" w:after="0"/>
         <w:jc w:val="left"/>
         <w:rPr>
           <w:sz w:val="21"/>
@@ -3565,7 +3565,7 @@
     <w:p>
       <w:pPr>
         <w:shd w:val="clear" w:color="auto" w:fill="auto"/>
-        <w:spacing w:line="300" w:lineRule="auto"/>
+        <w:spacing w:line="300" w:lineRule="auto" w:before="0" w:after="0"/>
         <w:jc w:val="left"/>
         <w:rPr>
           <w:sz w:val="21"/>
@@ -3611,7 +3611,7 @@
     <w:p>
       <w:pPr>
         <w:shd w:val="clear" w:color="auto" w:fill="auto"/>
-        <w:spacing w:line="300" w:lineRule="auto"/>
+        <w:spacing w:line="300" w:lineRule="auto" w:before="0" w:after="0"/>
         <w:jc w:val="left"/>
         <w:rPr>
           <w:sz w:val="21"/>
@@ -3657,7 +3657,7 @@
     <w:p>
       <w:pPr>
         <w:shd w:val="clear" w:color="auto" w:fill="auto"/>
-        <w:spacing w:line="300" w:lineRule="auto"/>
+        <w:spacing w:line="300" w:lineRule="auto" w:before="0" w:after="0"/>
         <w:jc w:val="left"/>
         <w:rPr>
           <w:sz w:val="21"/>
@@ -3675,7 +3675,7 @@
     <w:p>
       <w:pPr>
         <w:shd w:val="clear" w:color="auto" w:fill="auto"/>
-        <w:spacing w:line="300" w:lineRule="auto"/>
+        <w:spacing w:line="300" w:lineRule="auto" w:before="0" w:after="0"/>
         <w:jc w:val="left"/>
         <w:rPr>
           <w:sz w:val="21"/>
@@ -3729,7 +3729,7 @@
     <w:p>
       <w:pPr>
         <w:shd w:val="clear" w:color="auto" w:fill="auto"/>
-        <w:spacing w:line="300" w:lineRule="auto"/>
+        <w:spacing w:line="300" w:lineRule="auto" w:before="0" w:after="0"/>
         <w:jc w:val="left"/>
         <w:rPr>
           <w:sz w:val="21"/>
@@ -3764,7 +3764,7 @@
     <w:p>
       <w:pPr>
         <w:shd w:val="clear" w:color="auto" w:fill="auto"/>
-        <w:spacing w:line="300" w:lineRule="auto"/>
+        <w:spacing w:line="300" w:lineRule="auto" w:before="0" w:after="0"/>
         <w:jc w:val="left"/>
         <w:rPr>
           <w:sz w:val="21"/>
@@ -3906,7 +3906,7 @@
     <w:p>
       <w:pPr>
         <w:shd w:val="clear" w:color="auto" w:fill="auto"/>
-        <w:spacing w:line="300" w:lineRule="auto"/>
+        <w:spacing w:line="300" w:lineRule="auto" w:before="0" w:after="0"/>
         <w:jc w:val="left"/>
         <w:rPr>
           <w:sz w:val="21"/>
@@ -3958,7 +3958,7 @@
     <w:p>
       <w:pPr>
         <w:shd w:val="clear" w:color="auto" w:fill="auto"/>
-        <w:spacing w:line="300" w:lineRule="auto"/>
+        <w:spacing w:line="300" w:lineRule="auto" w:before="0" w:after="0"/>
         <w:jc w:val="left"/>
         <w:rPr>
           <w:sz w:val="21"/>
@@ -4129,7 +4129,7 @@
     <w:p>
       <w:pPr>
         <w:shd w:val="clear" w:color="auto" w:fill="auto"/>
-        <w:spacing w:line="300" w:lineRule="auto"/>
+        <w:spacing w:line="300" w:lineRule="auto" w:before="0" w:after="0"/>
         <w:jc w:val="left"/>
         <w:rPr>
           <w:sz w:val="21"/>
@@ -4164,7 +4164,7 @@
     <w:p>
       <w:pPr>
         <w:shd w:val="clear" w:color="auto" w:fill="auto"/>
-        <w:spacing w:line="300" w:lineRule="auto"/>
+        <w:spacing w:line="300" w:lineRule="auto" w:before="0" w:after="0"/>
         <w:jc w:val="left"/>
         <w:rPr>
           <w:sz w:val="21"/>
@@ -4341,7 +4341,7 @@
     <w:p>
       <w:pPr>
         <w:shd w:val="clear" w:color="auto" w:fill="auto"/>
-        <w:spacing w:line="300" w:lineRule="auto"/>
+        <w:spacing w:line="300" w:lineRule="auto" w:before="0" w:after="0"/>
         <w:jc w:val="left"/>
         <w:rPr>
           <w:sz w:val="21"/>
@@ -4359,7 +4359,7 @@
     <w:p>
       <w:pPr>
         <w:shd w:val="clear" w:color="auto" w:fill="auto"/>
-        <w:spacing w:line="300" w:lineRule="auto"/>
+        <w:spacing w:line="300" w:lineRule="auto" w:before="0" w:after="0"/>
         <w:jc w:val="left"/>
         <w:rPr>
           <w:sz w:val="21"/>
@@ -4413,7 +4413,7 @@
     <w:p>
       <w:pPr>
         <w:shd w:val="clear" w:color="auto" w:fill="auto"/>
-        <w:spacing w:line="300" w:lineRule="auto"/>
+        <w:spacing w:line="300" w:lineRule="auto" w:before="0" w:after="0"/>
         <w:jc w:val="left"/>
         <w:rPr>
           <w:sz w:val="21"/>
@@ -4515,7 +4515,7 @@
     <w:p>
       <w:pPr>
         <w:shd w:val="clear" w:color="auto" w:fill="auto"/>
-        <w:spacing w:line="300" w:lineRule="auto"/>
+        <w:spacing w:line="300" w:lineRule="auto" w:before="0" w:after="0"/>
         <w:jc w:val="left"/>
         <w:rPr>
           <w:sz w:val="21"/>
@@ -4550,7 +4550,7 @@
     <w:p>
       <w:pPr>
         <w:shd w:val="clear" w:color="auto" w:fill="auto"/>
-        <w:spacing w:line="300" w:lineRule="auto"/>
+        <w:spacing w:line="300" w:lineRule="auto" w:before="0" w:after="0"/>
         <w:jc w:val="left"/>
         <w:rPr>
           <w:sz w:val="21"/>
@@ -4593,7 +4593,7 @@
     <w:p>
       <w:pPr>
         <w:shd w:val="clear" w:color="auto" w:fill="auto"/>
-        <w:spacing w:line="300" w:lineRule="auto"/>
+        <w:spacing w:line="300" w:lineRule="auto" w:before="0" w:after="0"/>
         <w:jc w:val="left"/>
         <w:rPr>
           <w:sz w:val="21"/>
@@ -4686,7 +4686,7 @@
     <w:p>
       <w:pPr>
         <w:shd w:val="clear" w:color="auto" w:fill="auto"/>
-        <w:spacing w:line="300" w:lineRule="auto"/>
+        <w:spacing w:line="300" w:lineRule="auto" w:before="0" w:after="0"/>
         <w:jc w:val="left"/>
         <w:rPr>
           <w:sz w:val="21"/>
@@ -4704,7 +4704,7 @@
     <w:p>
       <w:pPr>
         <w:shd w:val="clear" w:color="auto" w:fill="auto"/>
-        <w:spacing w:line="300" w:lineRule="auto"/>
+        <w:spacing w:line="300" w:lineRule="auto" w:before="0" w:after="0"/>
         <w:jc w:val="left"/>
         <w:rPr>
           <w:sz w:val="21"/>
@@ -4818,7 +4818,7 @@
     <w:p>
       <w:pPr>
         <w:shd w:val="clear" w:color="auto" w:fill="auto"/>
-        <w:spacing w:line="300" w:lineRule="auto"/>
+        <w:spacing w:line="300" w:lineRule="auto" w:before="0" w:after="0"/>
         <w:jc w:val="left"/>
         <w:rPr>
           <w:sz w:val="21"/>
@@ -4876,7 +4876,7 @@
     <w:p>
       <w:pPr>
         <w:shd w:val="clear" w:color="auto" w:fill="auto"/>
-        <w:spacing w:line="300" w:lineRule="auto"/>
+        <w:spacing w:line="300" w:lineRule="auto" w:before="0" w:after="0"/>
         <w:jc w:val="left"/>
         <w:rPr>
           <w:sz w:val="21"/>
@@ -4942,7 +4942,7 @@
     <w:p>
       <w:pPr>
         <w:shd w:val="clear" w:color="auto" w:fill="auto"/>
-        <w:spacing w:line="300" w:lineRule="auto"/>
+        <w:spacing w:line="300" w:lineRule="auto" w:before="0" w:after="0"/>
         <w:jc w:val="left"/>
         <w:rPr>
           <w:sz w:val="21"/>
@@ -4960,7 +4960,7 @@
     <w:p>
       <w:pPr>
         <w:shd w:val="clear" w:color="auto" w:fill="auto"/>
-        <w:spacing w:line="300" w:lineRule="auto"/>
+        <w:spacing w:line="300" w:lineRule="auto" w:before="0" w:after="0"/>
         <w:jc w:val="left"/>
         <w:rPr>
           <w:sz w:val="21"/>
@@ -5026,7 +5026,7 @@
     <w:p>
       <w:pPr>
         <w:shd w:val="clear" w:color="auto" w:fill="auto"/>
-        <w:spacing w:line="300" w:lineRule="auto"/>
+        <w:spacing w:line="300" w:lineRule="auto" w:before="0" w:after="0"/>
         <w:jc w:val="left"/>
         <w:rPr>
           <w:sz w:val="21"/>
@@ -5044,7 +5044,7 @@
     <w:p>
       <w:pPr>
         <w:shd w:val="clear" w:color="auto" w:fill="auto"/>
-        <w:spacing w:line="300" w:lineRule="auto"/>
+        <w:spacing w:line="300" w:lineRule="auto" w:before="0" w:after="0"/>
         <w:jc w:val="left"/>
         <w:rPr>
           <w:sz w:val="21"/>
@@ -5104,7 +5104,7 @@
     <w:p>
       <w:pPr>
         <w:shd w:val="clear" w:color="auto" w:fill="auto"/>
-        <w:spacing w:line="300" w:lineRule="auto"/>
+        <w:spacing w:line="300" w:lineRule="auto" w:before="0" w:after="0"/>
         <w:jc w:val="left"/>
         <w:rPr>
           <w:sz w:val="21"/>
@@ -5122,17 +5122,17 @@
     <w:p>
       <w:pPr>
         <w:jc w:val="left"/>
-        <w:spacing w:before="0" w:after="0" w:line="300" w:lineRule="multiple"/>
-        <w:rPr>
-          <w:sz w:val="21"/>
-          <w:szCs w:val="21"/>
-        </w:rPr>
-      </w:pPr>
-    </w:p>
-    <w:p>
-      <w:pPr>
-        <w:shd w:val="clear" w:color="auto" w:fill="auto"/>
-        <w:spacing w:line="300" w:lineRule="auto"/>
+        <w:spacing w:before="0" w:after="0" w:line="300" w:lineRule="auto"/>
+        <w:rPr>
+          <w:sz w:val="21"/>
+          <w:szCs w:val="21"/>
+        </w:rPr>
+      </w:pPr>
+    </w:p>
+    <w:p>
+      <w:pPr>
+        <w:shd w:val="clear" w:color="auto" w:fill="auto"/>
+        <w:spacing w:line="300" w:lineRule="auto" w:before="0" w:after="0"/>
         <w:jc w:val="left"/>
         <w:rPr>
           <w:sz w:val="21"/>
@@ -5150,7 +5150,7 @@
     <w:p>
       <w:pPr>
         <w:shd w:val="clear" w:color="auto" w:fill="auto"/>
-        <w:spacing w:line="300" w:lineRule="auto"/>
+        <w:spacing w:line="300" w:lineRule="auto" w:before="0" w:after="0"/>
         <w:jc w:val="left"/>
         <w:rPr>
           <w:sz w:val="21"/>
@@ -5204,7 +5204,7 @@
     <w:p>
       <w:pPr>
         <w:shd w:val="clear" w:color="auto" w:fill="auto"/>
-        <w:spacing w:line="300" w:lineRule="auto"/>
+        <w:spacing w:line="300" w:lineRule="auto" w:before="0" w:after="0"/>
         <w:jc w:val="left"/>
         <w:rPr>
           <w:sz w:val="21"/>
@@ -5268,7 +5268,7 @@
     <w:p>
       <w:pPr>
         <w:shd w:val="clear" w:color="auto" w:fill="auto"/>
-        <w:spacing w:line="300" w:lineRule="auto"/>
+        <w:spacing w:line="300" w:lineRule="auto" w:before="0" w:after="0"/>
         <w:jc w:val="left"/>
         <w:rPr>
           <w:sz w:val="21"/>
@@ -5345,7 +5345,7 @@
     <w:p>
       <w:pPr>
         <w:shd w:val="clear" w:color="auto" w:fill="auto"/>
-        <w:spacing w:line="300" w:lineRule="auto"/>
+        <w:spacing w:line="300" w:lineRule="auto" w:before="0" w:after="0"/>
         <w:jc w:val="left"/>
         <w:rPr>
           <w:sz w:val="21"/>
@@ -5416,7 +5416,7 @@
     <w:p>
       <w:pPr>
         <w:shd w:val="clear" w:color="auto" w:fill="auto"/>
-        <w:spacing w:line="300" w:lineRule="auto"/>
+        <w:spacing w:line="300" w:lineRule="auto" w:before="0" w:after="0"/>
         <w:jc w:val="left"/>
         <w:rPr>
           <w:sz w:val="21"/>
@@ -5487,7 +5487,7 @@
     <w:p>
       <w:pPr>
         <w:shd w:val="clear" w:color="auto" w:fill="auto"/>
-        <w:spacing w:line="300" w:lineRule="auto"/>
+        <w:spacing w:line="300" w:lineRule="auto" w:before="0" w:after="0"/>
         <w:jc w:val="left"/>
         <w:rPr>
           <w:sz w:val="21"/>
@@ -5559,7 +5559,7 @@
     <w:p>
       <w:pPr>
         <w:shd w:val="clear" w:color="auto" w:fill="auto"/>
-        <w:spacing w:line="300" w:lineRule="auto"/>
+        <w:spacing w:line="300" w:lineRule="auto" w:before="0" w:after="0"/>
         <w:jc w:val="left"/>
         <w:rPr>
           <w:sz w:val="21"/>
@@ -5615,7 +5615,7 @@
     <w:p>
       <w:pPr>
         <w:shd w:val="clear" w:color="auto" w:fill="auto"/>
-        <w:spacing w:line="300" w:lineRule="auto"/>
+        <w:spacing w:line="300" w:lineRule="auto" w:before="0" w:after="0"/>
         <w:jc w:val="left"/>
         <w:rPr>
           <w:sz w:val="21"/>
@@ -5633,7 +5633,7 @@
     <w:p>
       <w:pPr>
         <w:shd w:val="clear" w:color="auto" w:fill="auto"/>
-        <w:spacing w:line="300" w:lineRule="auto"/>
+        <w:spacing w:line="300" w:lineRule="auto" w:before="0" w:after="0"/>
         <w:jc w:val="left"/>
         <w:rPr>
           <w:sz w:val="21"/>
@@ -5753,7 +5753,7 @@
     <w:p>
       <w:pPr>
         <w:shd w:val="clear" w:color="auto" w:fill="auto"/>
-        <w:spacing w:line="300" w:lineRule="auto"/>
+        <w:spacing w:line="300" w:lineRule="auto" w:before="0" w:after="0"/>
         <w:jc w:val="left"/>
         <w:rPr>
           <w:sz w:val="21"/>
@@ -5934,7 +5934,7 @@
     <w:p>
       <w:pPr>
         <w:shd w:val="clear" w:color="auto" w:fill="auto"/>
-        <w:spacing w:line="300" w:lineRule="auto"/>
+        <w:spacing w:line="300" w:lineRule="auto" w:before="0" w:after="0"/>
         <w:jc w:val="left"/>
         <w:rPr>
           <w:sz w:val="21"/>
@@ -5988,7 +5988,7 @@
     <w:p>
       <w:pPr>
         <w:shd w:val="clear" w:color="auto" w:fill="auto"/>
-        <w:spacing w:line="300" w:lineRule="auto"/>
+        <w:spacing w:line="300" w:lineRule="auto" w:before="0" w:after="0"/>
         <w:jc w:val="left"/>
         <w:rPr>
           <w:sz w:val="21"/>
@@ -6161,7 +6161,7 @@
     <w:p>
       <w:pPr>
         <w:shd w:val="clear" w:color="auto" w:fill="auto"/>
-        <w:spacing w:line="300" w:lineRule="auto"/>
+        <w:spacing w:line="300" w:lineRule="auto" w:before="0" w:after="0"/>
         <w:jc w:val="left"/>
         <w:rPr>
           <w:sz w:val="21"/>
@@ -6227,7 +6227,7 @@
     <w:p>
       <w:pPr>
         <w:shd w:val="clear" w:color="auto" w:fill="auto"/>
-        <w:spacing w:line="300" w:lineRule="auto"/>
+        <w:spacing w:line="300" w:lineRule="auto" w:before="0" w:after="0"/>
         <w:jc w:val="left"/>
         <w:rPr>
           <w:sz w:val="21"/>
@@ -6262,7 +6262,7 @@
     <w:p>
       <w:pPr>
         <w:shd w:val="clear" w:color="auto" w:fill="auto"/>
-        <w:spacing w:line="300" w:lineRule="auto"/>
+        <w:spacing w:line="300" w:lineRule="auto" w:before="0" w:after="0"/>
         <w:jc w:val="left"/>
         <w:rPr>
           <w:sz w:val="21"/>
@@ -6297,7 +6297,7 @@
     <w:p>
       <w:pPr>
         <w:shd w:val="clear" w:color="auto" w:fill="auto"/>
-        <w:spacing w:line="300" w:lineRule="auto"/>
+        <w:spacing w:line="300" w:lineRule="auto" w:before="0" w:after="0"/>
         <w:jc w:val="left"/>
         <w:rPr>
           <w:sz w:val="21"/>
@@ -6393,7 +6393,7 @@
     <w:p>
       <w:pPr>
         <w:shd w:val="clear" w:color="auto" w:fill="auto"/>
-        <w:spacing w:line="300" w:lineRule="auto"/>
+        <w:spacing w:line="300" w:lineRule="auto" w:before="0" w:after="0"/>
         <w:jc w:val="left"/>
         <w:rPr>
           <w:sz w:val="21"/>
@@ -6411,7 +6411,7 @@
     <w:p>
       <w:pPr>
         <w:shd w:val="clear" w:color="auto" w:fill="auto"/>
-        <w:spacing w:line="300" w:lineRule="auto"/>
+        <w:spacing w:line="300" w:lineRule="auto" w:before="0" w:after="0"/>
         <w:jc w:val="left"/>
         <w:rPr>
           <w:sz w:val="21"/>
@@ -6579,7 +6579,7 @@
     <w:p>
       <w:pPr>
         <w:shd w:val="clear" w:color="auto" w:fill="auto"/>
-        <w:spacing w:line="300" w:lineRule="auto"/>
+        <w:spacing w:line="300" w:lineRule="auto" w:before="0" w:after="0"/>
         <w:jc w:val="left"/>
         <w:rPr>
           <w:sz w:val="21"/>
@@ -6597,7 +6597,7 @@
     <w:p>
       <w:pPr>
         <w:shd w:val="clear" w:color="auto" w:fill="auto"/>
-        <w:spacing w:line="300" w:lineRule="auto"/>
+        <w:spacing w:line="300" w:lineRule="auto" w:before="0" w:after="0"/>
         <w:jc w:val="left"/>
         <w:rPr>
           <w:sz w:val="21"/>
@@ -6669,7 +6669,7 @@
     <w:p>
       <w:pPr>
         <w:shd w:val="clear" w:color="auto" w:fill="auto"/>
-        <w:spacing w:line="300" w:lineRule="auto"/>
+        <w:spacing w:line="300" w:lineRule="auto" w:before="0" w:after="0"/>
         <w:jc w:val="left"/>
         <w:rPr>
           <w:sz w:val="21"/>
@@ -6687,7 +6687,7 @@
     <w:p>
       <w:pPr>
         <w:shd w:val="clear" w:color="auto" w:fill="auto"/>
-        <w:spacing w:line="300" w:lineRule="auto"/>
+        <w:spacing w:line="300" w:lineRule="auto" w:before="0" w:after="0"/>
         <w:jc w:val="left"/>
         <w:rPr>
           <w:sz w:val="21"/>
@@ -6741,7 +6741,7 @@
     <w:p>
       <w:pPr>
         <w:shd w:val="clear" w:color="auto" w:fill="auto"/>
-        <w:spacing w:line="300" w:lineRule="auto"/>
+        <w:spacing w:line="300" w:lineRule="auto" w:before="0" w:after="0"/>
         <w:jc w:val="left"/>
         <w:rPr>
           <w:sz w:val="21"/>
@@ -6759,7 +6759,7 @@
     <w:p>
       <w:pPr>
         <w:shd w:val="clear" w:color="auto" w:fill="auto"/>
-        <w:spacing w:line="300" w:lineRule="auto"/>
+        <w:spacing w:line="300" w:lineRule="auto" w:before="0" w:after="0"/>
         <w:jc w:val="left"/>
         <w:rPr>
           <w:sz w:val="21"/>
@@ -6813,7 +6813,7 @@
     <w:p>
       <w:pPr>
         <w:shd w:val="clear" w:color="auto" w:fill="auto"/>
-        <w:spacing w:line="300" w:lineRule="auto"/>
+        <w:spacing w:line="300" w:lineRule="auto" w:before="0" w:after="0"/>
         <w:jc w:val="left"/>
         <w:rPr>
           <w:sz w:val="21"/>
@@ -6867,7 +6867,7 @@
     <w:p>
       <w:pPr>
         <w:shd w:val="clear" w:color="auto" w:fill="auto"/>
-        <w:spacing w:line="300" w:lineRule="auto"/>
+        <w:spacing w:line="300" w:lineRule="auto" w:before="0" w:after="0"/>
         <w:jc w:val="left"/>
         <w:rPr>
           <w:sz w:val="21"/>
@@ -6885,7 +6885,7 @@
     <w:p>
       <w:pPr>
         <w:shd w:val="clear" w:color="auto" w:fill="auto"/>
-        <w:spacing w:line="300" w:lineRule="auto"/>
+        <w:spacing w:line="300" w:lineRule="auto" w:before="0" w:after="0"/>
         <w:jc w:val="left"/>
         <w:rPr>
           <w:sz w:val="21"/>
@@ -6945,7 +6945,7 @@
     <w:p>
       <w:pPr>
         <w:shd w:val="clear" w:color="auto" w:fill="auto"/>
-        <w:spacing w:line="300" w:lineRule="auto"/>
+        <w:spacing w:line="300" w:lineRule="auto" w:before="0" w:after="0"/>
         <w:jc w:val="left"/>
         <w:rPr>
           <w:sz w:val="21"/>
@@ -6963,7 +6963,7 @@
     <w:p>
       <w:pPr>
         <w:shd w:val="clear" w:color="auto" w:fill="auto"/>
-        <w:spacing w:line="300" w:lineRule="auto"/>
+        <w:spacing w:line="300" w:lineRule="auto" w:before="0" w:after="0"/>
         <w:jc w:val="left"/>
         <w:rPr>
           <w:sz w:val="21"/>
@@ -7023,17 +7023,17 @@
     <w:p>
       <w:pPr>
         <w:jc w:val="left"/>
-        <w:spacing w:before="0" w:after="0" w:line="300" w:lineRule="multiple"/>
-        <w:rPr>
-          <w:sz w:val="21"/>
-          <w:szCs w:val="21"/>
-        </w:rPr>
-      </w:pPr>
-    </w:p>
-    <w:p>
-      <w:pPr>
-        <w:jc w:val="left"/>
-        <w:spacing w:before="0" w:after="0" w:line="300" w:lineRule="multiple"/>
+        <w:spacing w:before="0" w:after="0" w:line="300" w:lineRule="auto"/>
+        <w:rPr>
+          <w:sz w:val="21"/>
+          <w:szCs w:val="21"/>
+        </w:rPr>
+      </w:pPr>
+    </w:p>
+    <w:p>
+      <w:pPr>
+        <w:jc w:val="left"/>
+        <w:spacing w:before="0" w:after="0" w:line="300" w:lineRule="auto"/>
         <w:rPr>
           <w:b/>
           <w:bCs/>
@@ -7055,7 +7055,7 @@
     <w:p>
       <w:pPr>
         <w:jc w:val="left"/>
-        <w:spacing w:before="0" w:after="0" w:line="300" w:lineRule="multiple"/>
+        <w:spacing w:before="0" w:after="0" w:line="300" w:lineRule="auto"/>
         <w:rPr>
           <w:b/>
           <w:bCs/>
@@ -7077,7 +7077,7 @@
     <w:p>
       <w:pPr>
         <w:shd w:val="clear" w:color="auto" w:fill="auto"/>
-        <w:spacing w:line="300" w:lineRule="auto"/>
+        <w:spacing w:line="300" w:lineRule="auto" w:before="0" w:after="0"/>
         <w:jc w:val="left"/>
         <w:rPr>
           <w:sz w:val="21"/>
@@ -7325,7 +7325,7 @@
     <w:p>
       <w:pPr>
         <w:shd w:val="clear" w:color="auto" w:fill="auto"/>
-        <w:spacing w:line="300" w:lineRule="auto"/>
+        <w:spacing w:line="300" w:lineRule="auto" w:before="0" w:after="0"/>
         <w:jc w:val="left"/>
         <w:rPr>
           <w:sz w:val="21"/>
@@ -7379,7 +7379,7 @@
     <w:p>
       <w:pPr>
         <w:shd w:val="clear" w:color="auto" w:fill="auto"/>
-        <w:spacing w:line="300" w:lineRule="auto"/>
+        <w:spacing w:line="300" w:lineRule="auto" w:before="0" w:after="0"/>
         <w:jc w:val="left"/>
         <w:rPr>
           <w:sz w:val="21"/>
@@ -7557,7 +7557,7 @@
     <w:p>
       <w:pPr>
         <w:shd w:val="clear" w:color="auto" w:fill="auto"/>
-        <w:spacing w:line="300" w:lineRule="auto"/>
+        <w:spacing w:line="300" w:lineRule="auto" w:before="0" w:after="0"/>
         <w:jc w:val="left"/>
         <w:rPr>
           <w:sz w:val="21"/>
@@ -7591,7 +7591,7 @@
     <w:p>
       <w:pPr>
         <w:shd w:val="clear" w:color="auto" w:fill="auto"/>
-        <w:spacing w:line="300" w:lineRule="auto"/>
+        <w:spacing w:line="300" w:lineRule="auto" w:before="0" w:after="0"/>
         <w:jc w:val="left"/>
         <w:rPr>
           <w:sz w:val="21"/>
@@ -7665,7 +7665,7 @@
     <w:p>
       <w:pPr>
         <w:shd w:val="clear" w:color="auto" w:fill="auto"/>
-        <w:spacing w:line="300" w:lineRule="auto"/>
+        <w:spacing w:line="300" w:lineRule="auto" w:before="0" w:after="0"/>
         <w:jc w:val="left"/>
         <w:rPr>
           <w:sz w:val="21"/>
@@ -7773,7 +7773,7 @@
     <w:p>
       <w:pPr>
         <w:shd w:val="clear" w:color="auto" w:fill="auto"/>
-        <w:spacing w:line="300" w:lineRule="auto"/>
+        <w:spacing w:line="300" w:lineRule="auto" w:before="0" w:after="0"/>
         <w:jc w:val="left"/>
         <w:rPr>
           <w:sz w:val="21"/>
@@ -7825,7 +7825,7 @@
     <w:p>
       <w:pPr>
         <w:shd w:val="clear" w:color="auto" w:fill="auto"/>
-        <w:spacing w:line="300" w:lineRule="auto"/>
+        <w:spacing w:line="300" w:lineRule="auto" w:before="0" w:after="0"/>
         <w:jc w:val="left"/>
         <w:rPr>
           <w:sz w:val="21"/>
@@ -7948,7 +7948,7 @@
     <w:p>
       <w:pPr>
         <w:shd w:val="clear" w:color="auto" w:fill="auto"/>
-        <w:spacing w:line="300" w:lineRule="auto"/>
+        <w:spacing w:line="300" w:lineRule="auto" w:before="0" w:after="0"/>
         <w:jc w:val="left"/>
         <w:rPr>
           <w:sz w:val="21"/>
@@ -8022,7 +8022,7 @@
     <w:p>
       <w:pPr>
         <w:shd w:val="clear" w:color="auto" w:fill="auto"/>
-        <w:spacing w:line="300" w:lineRule="auto"/>
+        <w:spacing w:line="300" w:lineRule="auto" w:before="0" w:after="0"/>
         <w:jc w:val="left"/>
         <w:rPr>
           <w:sz w:val="21"/>
@@ -8096,7 +8096,7 @@
     <w:p>
       <w:pPr>
         <w:shd w:val="clear" w:color="auto" w:fill="auto"/>
-        <w:spacing w:line="300" w:lineRule="auto"/>
+        <w:spacing w:line="300" w:lineRule="auto" w:before="0" w:after="0"/>
         <w:jc w:val="left"/>
         <w:rPr>
           <w:sz w:val="21"/>
@@ -8237,7 +8237,7 @@
     <w:p>
       <w:pPr>
         <w:shd w:val="clear" w:color="auto" w:fill="auto"/>
-        <w:spacing w:line="300" w:lineRule="auto"/>
+        <w:spacing w:line="300" w:lineRule="auto" w:before="0" w:after="0"/>
         <w:jc w:val="left"/>
         <w:rPr>
           <w:sz w:val="21"/>
@@ -8378,7 +8378,7 @@
     <w:p>
       <w:pPr>
         <w:shd w:val="clear" w:color="auto" w:fill="auto"/>
-        <w:spacing w:line="300" w:lineRule="auto"/>
+        <w:spacing w:line="300" w:lineRule="auto" w:before="0" w:after="0"/>
         <w:jc w:val="left"/>
         <w:rPr>
           <w:sz w:val="21"/>
@@ -8396,7 +8396,7 @@
     <w:p>
       <w:pPr>
         <w:shd w:val="clear" w:color="auto" w:fill="auto"/>
-        <w:spacing w:line="300" w:lineRule="auto"/>
+        <w:spacing w:line="300" w:lineRule="auto" w:before="0" w:after="0"/>
         <w:jc w:val="left"/>
         <w:rPr>
           <w:sz w:val="21"/>
@@ -8414,17 +8414,17 @@
     <w:p>
       <w:pPr>
         <w:jc w:val="left"/>
-        <w:spacing w:before="0" w:after="0" w:line="300" w:lineRule="multiple"/>
-        <w:rPr>
-          <w:sz w:val="21"/>
-          <w:szCs w:val="21"/>
-        </w:rPr>
-      </w:pPr>
-    </w:p>
-    <w:p>
-      <w:pPr>
-        <w:shd w:val="clear" w:color="auto" w:fill="auto"/>
-        <w:spacing w:line="300" w:lineRule="auto"/>
+        <w:spacing w:before="0" w:after="0" w:line="300" w:lineRule="auto"/>
+        <w:rPr>
+          <w:sz w:val="21"/>
+          <w:szCs w:val="21"/>
+        </w:rPr>
+      </w:pPr>
+    </w:p>
+    <w:p>
+      <w:pPr>
+        <w:shd w:val="clear" w:color="auto" w:fill="auto"/>
+        <w:spacing w:line="300" w:lineRule="auto" w:before="0" w:after="0"/>
         <w:jc w:val="left"/>
         <w:rPr>
           <w:sz w:val="21"/>
@@ -8621,7 +8621,7 @@
     <w:p>
       <w:pPr>
         <w:shd w:val="clear" w:color="auto" w:fill="auto"/>
-        <w:spacing w:line="300" w:lineRule="auto"/>
+        <w:spacing w:line="300" w:lineRule="auto" w:before="0" w:after="0"/>
         <w:jc w:val="left"/>
         <w:rPr>
           <w:sz w:val="21"/>
@@ -8678,7 +8678,7 @@
         <w:tabs>
           <w:tab w:val="left" w:pos="4156"/>
         </w:tabs>
-        <w:spacing w:line="300" w:lineRule="auto"/>
+        <w:spacing w:line="300" w:lineRule="auto" w:before="0" w:after="0"/>
         <w:jc w:val="left"/>
         <w:rPr>
           <w:sz w:val="21"/>
@@ -8740,7 +8740,7 @@
     <w:p>
       <w:pPr>
         <w:shd w:val="clear" w:color="auto" w:fill="auto"/>
-        <w:spacing w:line="300" w:lineRule="auto"/>
+        <w:spacing w:line="300" w:lineRule="auto" w:before="0" w:after="0"/>
         <w:jc w:val="left"/>
         <w:rPr>
           <w:sz w:val="21"/>
@@ -8774,7 +8774,7 @@
     <w:p>
       <w:pPr>
         <w:shd w:val="clear" w:color="auto" w:fill="auto"/>
-        <w:spacing w:line="300" w:lineRule="auto"/>
+        <w:spacing w:line="300" w:lineRule="auto" w:before="0" w:after="0"/>
         <w:jc w:val="left"/>
         <w:rPr>
           <w:sz w:val="21"/>
@@ -9079,7 +9079,7 @@
     <w:p>
       <w:pPr>
         <w:shd w:val="clear" w:color="auto" w:fill="auto"/>
-        <w:spacing w:line="300" w:lineRule="auto"/>
+        <w:spacing w:line="300" w:lineRule="auto" w:before="0" w:after="0"/>
         <w:jc w:val="left"/>
         <w:rPr>
           <w:sz w:val="21"/>
@@ -9097,17 +9097,17 @@
     <w:p>
       <w:pPr>
         <w:jc w:val="left"/>
-        <w:spacing w:before="0" w:after="0" w:line="300" w:lineRule="multiple"/>
-        <w:rPr>
-          <w:sz w:val="21"/>
-          <w:szCs w:val="21"/>
-        </w:rPr>
-      </w:pPr>
-    </w:p>
-    <w:p>
-      <w:pPr>
-        <w:jc w:val="left"/>
-        <w:spacing w:before="0" w:after="0" w:line="300" w:lineRule="multiple"/>
+        <w:spacing w:before="0" w:after="0" w:line="300" w:lineRule="auto"/>
+        <w:rPr>
+          <w:sz w:val="21"/>
+          <w:szCs w:val="21"/>
+        </w:rPr>
+      </w:pPr>
+    </w:p>
+    <w:p>
+      <w:pPr>
+        <w:jc w:val="left"/>
+        <w:spacing w:before="0" w:after="0" w:line="300" w:lineRule="auto"/>
         <w:rPr>
           <w:b/>
           <w:bCs/>
@@ -9129,7 +9129,7 @@
     <w:p>
       <w:pPr>
         <w:shd w:val="clear" w:color="auto" w:fill="auto"/>
-        <w:spacing w:line="300" w:lineRule="auto"/>
+        <w:spacing w:line="300" w:lineRule="auto" w:before="0" w:after="0"/>
         <w:jc w:val="left"/>
         <w:rPr>
           <w:sz w:val="21"/>
@@ -9395,7 +9395,7 @@
     <w:p>
       <w:pPr>
         <w:shd w:val="clear" w:color="auto" w:fill="auto"/>
-        <w:spacing w:line="300" w:lineRule="auto"/>
+        <w:spacing w:line="300" w:lineRule="auto" w:before="0" w:after="0"/>
         <w:jc w:val="left"/>
         <w:rPr>
           <w:sz w:val="21"/>
@@ -9449,7 +9449,7 @@
     <w:p>
       <w:pPr>
         <w:shd w:val="clear" w:color="auto" w:fill="auto"/>
-        <w:spacing w:line="300" w:lineRule="auto"/>
+        <w:spacing w:line="300" w:lineRule="auto" w:before="0" w:after="0"/>
         <w:jc w:val="left"/>
         <w:rPr>
           <w:sz w:val="21"/>
@@ -9607,7 +9607,7 @@
     <w:p>
       <w:pPr>
         <w:shd w:val="clear" w:color="auto" w:fill="auto"/>
-        <w:spacing w:line="300" w:lineRule="auto"/>
+        <w:spacing w:line="300" w:lineRule="auto" w:before="0" w:after="0"/>
         <w:jc w:val="left"/>
         <w:rPr>
           <w:sz w:val="21"/>
@@ -9765,7 +9765,7 @@
     <w:p>
       <w:pPr>
         <w:shd w:val="clear" w:color="auto" w:fill="auto"/>
-        <w:spacing w:line="300" w:lineRule="auto"/>
+        <w:spacing w:line="300" w:lineRule="auto" w:before="0" w:after="0"/>
         <w:jc w:val="left"/>
         <w:rPr>
           <w:sz w:val="21"/>
@@ -9799,7 +9799,7 @@
     <w:p>
       <w:pPr>
         <w:shd w:val="clear" w:color="auto" w:fill="auto"/>
-        <w:spacing w:line="300" w:lineRule="auto"/>
+        <w:spacing w:line="300" w:lineRule="auto" w:before="0" w:after="0"/>
         <w:jc w:val="left"/>
         <w:rPr>
           <w:sz w:val="21"/>
@@ -10065,7 +10065,7 @@
     <w:p>
       <w:pPr>
         <w:shd w:val="clear" w:color="auto" w:fill="auto"/>
-        <w:spacing w:line="300" w:lineRule="auto"/>
+        <w:spacing w:line="300" w:lineRule="auto" w:before="0" w:after="0"/>
         <w:jc w:val="left"/>
         <w:rPr>
           <w:sz w:val="21"/>
@@ -10331,7 +10331,7 @@
     <w:p>
       <w:pPr>
         <w:shd w:val="clear" w:color="auto" w:fill="auto"/>
-        <w:spacing w:line="300" w:lineRule="auto"/>
+        <w:spacing w:line="300" w:lineRule="auto" w:before="0" w:after="0"/>
         <w:jc w:val="left"/>
         <w:rPr>
           <w:sz w:val="21"/>
@@ -10349,17 +10349,17 @@
     <w:p>
       <w:pPr>
         <w:jc w:val="left"/>
-        <w:spacing w:before="0" w:after="0" w:line="300" w:lineRule="multiple"/>
-        <w:rPr>
-          <w:sz w:val="21"/>
-          <w:szCs w:val="21"/>
-        </w:rPr>
-      </w:pPr>
-    </w:p>
-    <w:p>
-      <w:pPr>
-        <w:shd w:val="clear" w:color="auto" w:fill="auto"/>
-        <w:spacing w:line="300" w:lineRule="auto"/>
+        <w:spacing w:before="0" w:after="0" w:line="300" w:lineRule="auto"/>
+        <w:rPr>
+          <w:sz w:val="21"/>
+          <w:szCs w:val="21"/>
+        </w:rPr>
+      </w:pPr>
+    </w:p>
+    <w:p>
+      <w:pPr>
+        <w:shd w:val="clear" w:color="auto" w:fill="auto"/>
+        <w:spacing w:line="300" w:lineRule="auto" w:before="0" w:after="0"/>
         <w:jc w:val="left"/>
         <w:rPr>
           <w:sz w:val="21"/>
@@ -10394,7 +10394,7 @@
     <w:p>
       <w:pPr>
         <w:shd w:val="clear" w:color="auto" w:fill="auto"/>
-        <w:spacing w:line="300" w:lineRule="auto"/>
+        <w:spacing w:line="300" w:lineRule="auto" w:before="0" w:after="0"/>
         <w:jc w:val="left"/>
         <w:rPr>
           <w:sz w:val="21"/>
@@ -10451,7 +10451,7 @@
         <w:tabs>
           <w:tab w:val="left" w:pos="4156"/>
         </w:tabs>
-        <w:spacing w:line="300" w:lineRule="auto"/>
+        <w:spacing w:line="300" w:lineRule="auto" w:before="0" w:after="0"/>
         <w:jc w:val="left"/>
         <w:rPr>
           <w:sz w:val="21"/>
@@ -10513,7 +10513,7 @@
     <w:p>
       <w:pPr>
         <w:shd w:val="clear" w:color="auto" w:fill="auto"/>
-        <w:spacing w:line="300" w:lineRule="auto"/>
+        <w:spacing w:line="300" w:lineRule="auto" w:before="0" w:after="0"/>
         <w:jc w:val="left"/>
         <w:rPr>
           <w:sz w:val="21"/>
@@ -10547,7 +10547,7 @@
     <w:p>
       <w:pPr>
         <w:shd w:val="clear" w:color="auto" w:fill="auto"/>
-        <w:spacing w:line="300" w:lineRule="auto"/>
+        <w:spacing w:line="300" w:lineRule="auto" w:before="0" w:after="0"/>
         <w:jc w:val="left"/>
         <w:rPr>
           <w:sz w:val="21"/>
@@ -10565,7 +10565,7 @@
     <w:p>
       <w:pPr>
         <w:shd w:val="clear" w:color="auto" w:fill="auto"/>
-        <w:spacing w:line="300" w:lineRule="auto"/>
+        <w:spacing w:line="300" w:lineRule="auto" w:before="0" w:after="0"/>
         <w:jc w:val="left"/>
         <w:rPr>
           <w:sz w:val="21"/>
@@ -10637,7 +10637,7 @@
     <w:p>
       <w:pPr>
         <w:shd w:val="clear" w:color="auto" w:fill="auto"/>
-        <w:spacing w:line="300" w:lineRule="auto"/>
+        <w:spacing w:line="300" w:lineRule="auto" w:before="0" w:after="0"/>
         <w:jc w:val="left"/>
         <w:rPr>
           <w:sz w:val="21"/>
@@ -10689,7 +10689,7 @@
     <w:p>
       <w:pPr>
         <w:shd w:val="clear" w:color="auto" w:fill="auto"/>
-        <w:spacing w:line="300" w:lineRule="auto"/>
+        <w:spacing w:line="300" w:lineRule="auto" w:before="0" w:after="0"/>
         <w:jc w:val="left"/>
         <w:rPr>
           <w:sz w:val="21"/>
@@ -10707,17 +10707,17 @@
     <w:p>
       <w:pPr>
         <w:jc w:val="left"/>
-        <w:spacing w:before="0" w:after="0" w:line="300" w:lineRule="multiple"/>
-        <w:rPr>
-          <w:sz w:val="21"/>
-          <w:szCs w:val="21"/>
-        </w:rPr>
-      </w:pPr>
-    </w:p>
-    <w:p>
-      <w:pPr>
-        <w:jc w:val="left"/>
-        <w:spacing w:before="0" w:after="0" w:line="300" w:lineRule="multiple"/>
+        <w:spacing w:before="0" w:after="0" w:line="300" w:lineRule="auto"/>
+        <w:rPr>
+          <w:sz w:val="21"/>
+          <w:szCs w:val="21"/>
+        </w:rPr>
+      </w:pPr>
+    </w:p>
+    <w:p>
+      <w:pPr>
+        <w:jc w:val="left"/>
+        <w:spacing w:before="0" w:after="0" w:line="300" w:lineRule="auto"/>
         <w:rPr>
           <w:b/>
           <w:bCs/>
@@ -10739,7 +10739,7 @@
     <w:p>
       <w:pPr>
         <w:shd w:val="clear" w:color="auto" w:fill="auto"/>
-        <w:spacing w:line="300" w:lineRule="auto"/>
+        <w:spacing w:line="300" w:lineRule="auto" w:before="0" w:after="0"/>
         <w:jc w:val="left"/>
         <w:rPr>
           <w:sz w:val="21"/>
@@ -10799,7 +10799,7 @@
     <w:p>
       <w:pPr>
         <w:shd w:val="clear" w:color="auto" w:fill="auto"/>
-        <w:spacing w:line="300" w:lineRule="auto"/>
+        <w:spacing w:line="300" w:lineRule="auto" w:before="0" w:after="0"/>
         <w:jc w:val="left"/>
         <w:rPr>
           <w:sz w:val="21"/>
@@ -10882,7 +10882,7 @@
     <w:p>
       <w:pPr>
         <w:shd w:val="clear" w:color="auto" w:fill="auto"/>
-        <w:spacing w:line="300" w:lineRule="auto"/>
+        <w:spacing w:line="300" w:lineRule="auto" w:before="0" w:after="0"/>
         <w:jc w:val="left"/>
         <w:rPr>
           <w:sz w:val="21"/>
@@ -10900,7 +10900,7 @@
     <w:p>
       <w:pPr>
         <w:shd w:val="clear" w:color="auto" w:fill="auto"/>
-        <w:spacing w:line="300" w:lineRule="auto"/>
+        <w:spacing w:line="300" w:lineRule="auto" w:before="0" w:after="0"/>
         <w:jc w:val="left"/>
         <w:rPr>
           <w:sz w:val="21"/>
@@ -10954,7 +10954,7 @@
     <w:p>
       <w:pPr>
         <w:shd w:val="clear" w:color="auto" w:fill="auto"/>
-        <w:spacing w:line="300" w:lineRule="auto"/>
+        <w:spacing w:line="300" w:lineRule="auto" w:before="0" w:after="0"/>
         <w:jc w:val="left"/>
         <w:rPr>
           <w:sz w:val="21"/>
@@ -11047,7 +11047,7 @@
     <w:p>
       <w:pPr>
         <w:shd w:val="clear" w:color="auto" w:fill="auto"/>
-        <w:spacing w:line="300" w:lineRule="auto"/>
+        <w:spacing w:line="300" w:lineRule="auto" w:before="0" w:after="0"/>
         <w:jc w:val="left"/>
         <w:rPr>
           <w:sz w:val="21"/>
@@ -11196,7 +11196,7 @@
     <w:p>
       <w:pPr>
         <w:shd w:val="clear" w:color="auto" w:fill="auto"/>
-        <w:spacing w:line="300" w:lineRule="auto"/>
+        <w:spacing w:line="300" w:lineRule="auto" w:before="0" w:after="0"/>
         <w:jc w:val="left"/>
         <w:rPr>
           <w:sz w:val="21"/>
@@ -11270,7 +11270,7 @@
     <w:p>
       <w:pPr>
         <w:shd w:val="clear" w:color="auto" w:fill="auto"/>
-        <w:spacing w:line="300" w:lineRule="auto"/>
+        <w:spacing w:line="300" w:lineRule="auto" w:before="0" w:after="0"/>
         <w:jc w:val="left"/>
         <w:rPr>
           <w:sz w:val="21"/>
@@ -11356,7 +11356,7 @@
     <w:p>
       <w:pPr>
         <w:shd w:val="clear" w:color="auto" w:fill="auto"/>
-        <w:spacing w:line="300" w:lineRule="auto"/>
+        <w:spacing w:line="300" w:lineRule="auto" w:before="0" w:after="0"/>
         <w:jc w:val="left"/>
         <w:rPr>
           <w:sz w:val="21"/>
@@ -11439,7 +11439,7 @@
     <w:p>
       <w:pPr>
         <w:shd w:val="clear" w:color="auto" w:fill="auto"/>
-        <w:spacing w:line="300" w:lineRule="auto"/>
+        <w:spacing w:line="300" w:lineRule="auto" w:before="0" w:after="0"/>
         <w:jc w:val="left"/>
         <w:rPr>
           <w:sz w:val="21"/>
@@ -11457,7 +11457,7 @@
     <w:p>
       <w:pPr>
         <w:shd w:val="clear" w:color="auto" w:fill="auto"/>
-        <w:spacing w:line="300" w:lineRule="auto"/>
+        <w:spacing w:line="300" w:lineRule="auto" w:before="0" w:after="0"/>
         <w:jc w:val="left"/>
         <w:rPr>
           <w:sz w:val="21"/>
@@ -11625,7 +11625,7 @@
     <w:p>
       <w:pPr>
         <w:shd w:val="clear" w:color="auto" w:fill="auto"/>
-        <w:spacing w:line="300" w:lineRule="auto"/>
+        <w:spacing w:line="300" w:lineRule="auto" w:before="0" w:after="0"/>
         <w:jc w:val="left"/>
         <w:rPr>
           <w:sz w:val="21"/>
@@ -11674,7 +11674,7 @@
     <w:p>
       <w:pPr>
         <w:shd w:val="clear" w:color="auto" w:fill="auto"/>
-        <w:spacing w:line="300" w:lineRule="auto"/>
+        <w:spacing w:line="300" w:lineRule="auto" w:before="0" w:after="0"/>
         <w:jc w:val="left"/>
         <w:rPr>
           <w:sz w:val="21"/>
@@ -11782,7 +11782,7 @@
     <w:p>
       <w:pPr>
         <w:shd w:val="clear" w:color="auto" w:fill="auto"/>
-        <w:spacing w:line="300" w:lineRule="auto"/>
+        <w:spacing w:line="300" w:lineRule="auto" w:before="0" w:after="0"/>
         <w:jc w:val="left"/>
         <w:rPr>
           <w:sz w:val="21"/>
@@ -11817,7 +11817,7 @@
     <w:p>
       <w:pPr>
         <w:shd w:val="clear" w:color="auto" w:fill="auto"/>
-        <w:spacing w:line="300" w:lineRule="auto"/>
+        <w:spacing w:line="300" w:lineRule="auto" w:before="0" w:after="0"/>
         <w:jc w:val="left"/>
         <w:rPr>
           <w:sz w:val="21"/>
@@ -12077,7 +12077,7 @@
     <w:p>
       <w:pPr>
         <w:shd w:val="clear" w:color="auto" w:fill="auto"/>
-        <w:spacing w:line="300" w:lineRule="auto"/>
+        <w:spacing w:line="300" w:lineRule="auto" w:before="0" w:after="0"/>
         <w:jc w:val="left"/>
         <w:rPr>
           <w:sz w:val="21"/>
@@ -12123,7 +12123,7 @@
     <w:p>
       <w:pPr>
         <w:shd w:val="clear" w:color="auto" w:fill="auto"/>
-        <w:spacing w:line="300" w:lineRule="auto"/>
+        <w:spacing w:line="300" w:lineRule="auto" w:before="0" w:after="0"/>
         <w:jc w:val="left"/>
         <w:rPr>
           <w:sz w:val="21"/>
@@ -12141,17 +12141,17 @@
     <w:p>
       <w:pPr>
         <w:jc w:val="left"/>
-        <w:spacing w:before="0" w:after="0" w:line="300" w:lineRule="multiple"/>
-        <w:rPr>
-          <w:sz w:val="21"/>
-          <w:szCs w:val="21"/>
-        </w:rPr>
-      </w:pPr>
-    </w:p>
-    <w:p>
-      <w:pPr>
-        <w:jc w:val="left"/>
-        <w:spacing w:before="0" w:after="0" w:line="300" w:lineRule="multiple"/>
+        <w:spacing w:before="0" w:after="0" w:line="300" w:lineRule="auto"/>
+        <w:rPr>
+          <w:sz w:val="21"/>
+          <w:szCs w:val="21"/>
+        </w:rPr>
+      </w:pPr>
+    </w:p>
+    <w:p>
+      <w:pPr>
+        <w:jc w:val="left"/>
+        <w:spacing w:before="0" w:after="0" w:line="300" w:lineRule="auto"/>
         <w:rPr>
           <w:b/>
           <w:bCs/>
@@ -12173,7 +12173,7 @@
     <w:p>
       <w:pPr>
         <w:shd w:val="clear" w:color="auto" w:fill="auto"/>
-        <w:spacing w:line="300" w:lineRule="auto"/>
+        <w:spacing w:line="300" w:lineRule="auto" w:before="0" w:after="0"/>
         <w:jc w:val="left"/>
         <w:rPr>
           <w:sz w:val="21"/>
@@ -12207,7 +12207,7 @@
     <w:p>
       <w:pPr>
         <w:shd w:val="clear" w:color="auto" w:fill="auto"/>
-        <w:spacing w:line="300" w:lineRule="auto"/>
+        <w:spacing w:line="300" w:lineRule="auto" w:before="0" w:after="0"/>
         <w:jc w:val="left"/>
         <w:rPr>
           <w:sz w:val="21"/>
@@ -12261,7 +12261,7 @@
     <w:p>
       <w:pPr>
         <w:shd w:val="clear" w:color="auto" w:fill="auto"/>
-        <w:spacing w:line="300" w:lineRule="auto"/>
+        <w:spacing w:line="300" w:lineRule="auto" w:before="0" w:after="0"/>
         <w:jc w:val="left"/>
         <w:rPr>
           <w:sz w:val="21"/>
@@ -12310,7 +12310,7 @@
     <w:p>
       <w:pPr>
         <w:shd w:val="clear" w:color="auto" w:fill="auto"/>
-        <w:spacing w:line="300" w:lineRule="auto"/>
+        <w:spacing w:line="300" w:lineRule="auto" w:before="0" w:after="0"/>
         <w:jc w:val="left"/>
         <w:rPr>
           <w:sz w:val="21"/>
@@ -12662,7 +12662,7 @@
     <w:p>
       <w:pPr>
         <w:shd w:val="clear" w:color="auto" w:fill="auto"/>
-        <w:spacing w:line="300" w:lineRule="auto"/>
+        <w:spacing w:line="300" w:lineRule="auto" w:before="0" w:after="0"/>
         <w:jc w:val="left"/>
         <w:rPr>
           <w:sz w:val="21"/>
@@ -12716,7 +12716,7 @@
     <w:p>
       <w:pPr>
         <w:shd w:val="clear" w:color="auto" w:fill="auto"/>
-        <w:spacing w:line="300" w:lineRule="auto"/>
+        <w:spacing w:line="300" w:lineRule="auto" w:before="0" w:after="0"/>
         <w:jc w:val="left"/>
         <w:rPr>
           <w:sz w:val="21"/>
@@ -12826,7 +12826,7 @@
     <w:p>
       <w:pPr>
         <w:shd w:val="clear" w:color="auto" w:fill="auto"/>
-        <w:spacing w:line="300" w:lineRule="auto"/>
+        <w:spacing w:line="300" w:lineRule="auto" w:before="0" w:after="0"/>
         <w:jc w:val="left"/>
         <w:rPr>
           <w:sz w:val="21"/>
@@ -12985,7 +12985,7 @@
     <w:p>
       <w:pPr>
         <w:shd w:val="clear" w:color="auto" w:fill="auto"/>
-        <w:spacing w:line="300" w:lineRule="auto"/>
+        <w:spacing w:line="300" w:lineRule="auto" w:before="0" w:after="0"/>
         <w:jc w:val="left"/>
         <w:rPr>
           <w:sz w:val="21"/>
@@ -13003,7 +13003,7 @@
     <w:p>
       <w:pPr>
         <w:shd w:val="clear" w:color="auto" w:fill="auto"/>
-        <w:spacing w:line="300" w:lineRule="auto"/>
+        <w:spacing w:line="300" w:lineRule="auto" w:before="0" w:after="0"/>
         <w:jc w:val="left"/>
         <w:rPr>
           <w:sz w:val="21"/>
@@ -13092,7 +13092,7 @@
     <w:p>
       <w:pPr>
         <w:shd w:val="clear" w:color="auto" w:fill="auto"/>
-        <w:spacing w:line="300" w:lineRule="auto"/>
+        <w:spacing w:line="300" w:lineRule="auto" w:before="0" w:after="0"/>
         <w:jc w:val="left"/>
         <w:rPr>
           <w:sz w:val="21"/>
@@ -13138,7 +13138,7 @@
     <w:p>
       <w:pPr>
         <w:shd w:val="clear" w:color="auto" w:fill="auto"/>
-        <w:spacing w:line="300" w:lineRule="auto"/>
+        <w:spacing w:line="300" w:lineRule="auto" w:before="0" w:after="0"/>
         <w:jc w:val="left"/>
         <w:rPr>
           <w:sz w:val="21"/>
@@ -13156,7 +13156,7 @@
     <w:p>
       <w:pPr>
         <w:shd w:val="clear" w:color="auto" w:fill="auto"/>
-        <w:spacing w:line="300" w:lineRule="auto"/>
+        <w:spacing w:line="300" w:lineRule="auto" w:before="0" w:after="0"/>
         <w:jc w:val="left"/>
         <w:rPr>
           <w:sz w:val="21"/>
@@ -13210,7 +13210,7 @@
     <w:p>
       <w:pPr>
         <w:shd w:val="clear" w:color="auto" w:fill="auto"/>
-        <w:spacing w:line="300" w:lineRule="auto"/>
+        <w:spacing w:line="300" w:lineRule="auto" w:before="0" w:after="0"/>
         <w:jc w:val="left"/>
         <w:rPr>
           <w:sz w:val="21"/>
@@ -13228,7 +13228,7 @@
     <w:p>
       <w:pPr>
         <w:shd w:val="clear" w:color="auto" w:fill="auto"/>
-        <w:spacing w:line="300" w:lineRule="auto"/>
+        <w:spacing w:line="300" w:lineRule="auto" w:before="0" w:after="0"/>
         <w:jc w:val="left"/>
         <w:rPr>
           <w:sz w:val="21"/>
@@ -13402,7 +13402,7 @@
     <w:p>
       <w:pPr>
         <w:shd w:val="clear" w:color="auto" w:fill="auto"/>
-        <w:spacing w:line="300" w:lineRule="auto"/>
+        <w:spacing w:line="300" w:lineRule="auto" w:before="0" w:after="0"/>
         <w:jc w:val="left"/>
         <w:rPr>
           <w:sz w:val="21"/>
@@ -13420,7 +13420,7 @@
     <w:p>
       <w:pPr>
         <w:shd w:val="clear" w:color="auto" w:fill="auto"/>
-        <w:spacing w:line="300" w:lineRule="auto"/>
+        <w:spacing w:line="300" w:lineRule="auto" w:before="0" w:after="0"/>
         <w:jc w:val="left"/>
         <w:rPr>
           <w:sz w:val="21"/>
@@ -13504,17 +13504,17 @@
     <w:p>
       <w:pPr>
         <w:jc w:val="left"/>
-        <w:spacing w:before="0" w:after="0" w:line="300" w:lineRule="multiple"/>
-        <w:rPr>
-          <w:sz w:val="21"/>
-          <w:szCs w:val="21"/>
-        </w:rPr>
-      </w:pPr>
-    </w:p>
-    <w:p>
-      <w:pPr>
-        <w:jc w:val="left"/>
-        <w:spacing w:before="0" w:after="0" w:line="300" w:lineRule="multiple"/>
+        <w:spacing w:before="0" w:after="0" w:line="300" w:lineRule="auto"/>
+        <w:rPr>
+          <w:sz w:val="21"/>
+          <w:szCs w:val="21"/>
+        </w:rPr>
+      </w:pPr>
+    </w:p>
+    <w:p>
+      <w:pPr>
+        <w:jc w:val="left"/>
+        <w:spacing w:before="0" w:after="0" w:line="300" w:lineRule="auto"/>
         <w:rPr>
           <w:b/>
           <w:bCs/>
@@ -13536,7 +13536,7 @@
     <w:p>
       <w:pPr>
         <w:jc w:val="left"/>
-        <w:spacing w:before="0" w:after="0" w:line="300" w:lineRule="multiple"/>
+        <w:spacing w:before="0" w:after="0" w:line="300" w:lineRule="auto"/>
         <w:rPr>
           <w:b/>
           <w:bCs/>
@@ -13558,7 +13558,7 @@
     <w:p>
       <w:pPr>
         <w:shd w:val="clear" w:color="auto" w:fill="auto"/>
-        <w:spacing w:line="300" w:lineRule="auto"/>
+        <w:spacing w:line="300" w:lineRule="auto" w:before="0" w:after="0"/>
         <w:jc w:val="left"/>
         <w:rPr>
           <w:sz w:val="21"/>
@@ -13576,7 +13576,7 @@
     <w:p>
       <w:pPr>
         <w:shd w:val="clear" w:color="auto" w:fill="auto"/>
-        <w:spacing w:line="300" w:lineRule="auto"/>
+        <w:spacing w:line="300" w:lineRule="auto" w:before="0" w:after="0"/>
         <w:jc w:val="left"/>
         <w:rPr>
           <w:sz w:val="21"/>
@@ -13629,7 +13629,7 @@
     <w:p>
       <w:pPr>
         <w:shd w:val="clear" w:color="auto" w:fill="auto"/>
-        <w:spacing w:line="300" w:lineRule="auto"/>
+        <w:spacing w:line="300" w:lineRule="auto" w:before="0" w:after="0"/>
         <w:jc w:val="left"/>
         <w:rPr>
           <w:sz w:val="21"/>
@@ -13731,7 +13731,7 @@
           <w:p>
             <w:pPr>
               <w:shd w:val="clear" w:color="auto" w:fill="auto"/>
-              <w:spacing w:line="300" w:lineRule="auto"/>
+              <w:spacing w:line="300" w:lineRule="auto" w:before="0" w:after="0"/>
               <w:jc w:val="left"/>
               <w:rPr>
                 <w:sz w:val="21"/>
@@ -13757,7 +13757,7 @@
           <w:p>
             <w:pPr>
               <w:shd w:val="clear" w:color="auto" w:fill="auto"/>
-              <w:spacing w:line="300" w:lineRule="auto"/>
+              <w:spacing w:line="300" w:lineRule="auto" w:before="0" w:after="0"/>
               <w:jc w:val="left"/>
               <w:rPr>
                 <w:sz w:val="21"/>
@@ -13791,7 +13791,7 @@
           <w:p>
             <w:pPr>
               <w:shd w:val="clear" w:color="auto" w:fill="auto"/>
-              <w:spacing w:line="300" w:lineRule="auto"/>
+              <w:spacing w:line="300" w:lineRule="auto" w:before="0" w:after="0"/>
               <w:jc w:val="left"/>
               <w:rPr>
                 <w:sz w:val="21"/>
@@ -13825,7 +13825,7 @@
           <w:p>
             <w:pPr>
               <w:shd w:val="clear" w:color="auto" w:fill="auto"/>
-              <w:spacing w:line="300" w:lineRule="auto"/>
+              <w:spacing w:line="300" w:lineRule="auto" w:before="0" w:after="0"/>
               <w:jc w:val="left"/>
               <w:rPr>
                 <w:sz w:val="21"/>
@@ -13859,7 +13859,7 @@
           <w:p>
             <w:pPr>
               <w:shd w:val="clear" w:color="auto" w:fill="auto"/>
-              <w:spacing w:line="300" w:lineRule="auto"/>
+              <w:spacing w:line="300" w:lineRule="auto" w:before="0" w:after="0"/>
               <w:jc w:val="left"/>
               <w:rPr>
                 <w:sz w:val="21"/>
@@ -13901,7 +13901,7 @@
           <w:p>
             <w:pPr>
               <w:shd w:val="clear" w:color="auto" w:fill="auto"/>
-              <w:spacing w:line="300" w:lineRule="auto"/>
+              <w:spacing w:line="300" w:lineRule="auto" w:before="0" w:after="0"/>
               <w:jc w:val="left"/>
               <w:rPr>
                 <w:sz w:val="21"/>
@@ -13935,7 +13935,7 @@
           <w:p>
             <w:pPr>
               <w:shd w:val="clear" w:color="auto" w:fill="auto"/>
-              <w:spacing w:line="300" w:lineRule="auto"/>
+              <w:spacing w:line="300" w:lineRule="auto" w:before="0" w:after="0"/>
               <w:jc w:val="left"/>
               <w:rPr>
                 <w:sz w:val="21"/>
@@ -13969,7 +13969,7 @@
           <w:p>
             <w:pPr>
               <w:shd w:val="clear" w:color="auto" w:fill="auto"/>
-              <w:spacing w:line="300" w:lineRule="auto"/>
+              <w:spacing w:line="300" w:lineRule="auto" w:before="0" w:after="0"/>
               <w:jc w:val="left"/>
               <w:rPr>
                 <w:sz w:val="21"/>
@@ -14003,7 +14003,7 @@
           <w:p>
             <w:pPr>
               <w:shd w:val="clear" w:color="auto" w:fill="auto"/>
-              <w:spacing w:line="300" w:lineRule="auto"/>
+              <w:spacing w:line="300" w:lineRule="auto" w:before="0" w:after="0"/>
               <w:jc w:val="left"/>
               <w:rPr>
                 <w:sz w:val="21"/>
@@ -14088,7 +14088,7 @@
           <w:p>
             <w:pPr>
               <w:shd w:val="clear" w:color="auto" w:fill="auto"/>
-              <w:spacing w:line="300" w:lineRule="auto"/>
+              <w:spacing w:line="300" w:lineRule="auto" w:before="0" w:after="0"/>
               <w:jc w:val="left"/>
               <w:rPr>
                 <w:sz w:val="21"/>
@@ -14130,7 +14130,7 @@
           <w:p>
             <w:pPr>
               <w:shd w:val="clear" w:color="auto" w:fill="auto"/>
-              <w:spacing w:line="300" w:lineRule="auto"/>
+              <w:spacing w:line="300" w:lineRule="auto" w:before="0" w:after="0"/>
               <w:jc w:val="left"/>
               <w:rPr>
                 <w:sz w:val="21"/>
@@ -14164,7 +14164,7 @@
           <w:p>
             <w:pPr>
               <w:shd w:val="clear" w:color="auto" w:fill="auto"/>
-              <w:spacing w:line="300" w:lineRule="auto"/>
+              <w:spacing w:line="300" w:lineRule="auto" w:before="0" w:after="0"/>
               <w:jc w:val="left"/>
               <w:rPr>
                 <w:sz w:val="21"/>
@@ -14198,7 +14198,7 @@
           <w:p>
             <w:pPr>
               <w:shd w:val="clear" w:color="auto" w:fill="auto"/>
-              <w:spacing w:line="300" w:lineRule="auto"/>
+              <w:spacing w:line="300" w:lineRule="auto" w:before="0" w:after="0"/>
               <w:jc w:val="left"/>
               <w:rPr>
                 <w:sz w:val="21"/>
@@ -14232,7 +14232,7 @@
           <w:p>
             <w:pPr>
               <w:shd w:val="clear" w:color="auto" w:fill="auto"/>
-              <w:spacing w:line="300" w:lineRule="auto"/>
+              <w:spacing w:line="300" w:lineRule="auto" w:before="0" w:after="0"/>
               <w:jc w:val="left"/>
               <w:rPr>
                 <w:sz w:val="21"/>
@@ -14317,7 +14317,7 @@
           <w:p>
             <w:pPr>
               <w:shd w:val="clear" w:color="auto" w:fill="auto"/>
-              <w:spacing w:line="300" w:lineRule="auto"/>
+              <w:spacing w:line="300" w:lineRule="auto" w:before="0" w:after="0"/>
               <w:jc w:val="left"/>
               <w:rPr>
                 <w:sz w:val="21"/>
@@ -14359,7 +14359,7 @@
           <w:p>
             <w:pPr>
               <w:shd w:val="clear" w:color="auto" w:fill="auto"/>
-              <w:spacing w:line="300" w:lineRule="auto"/>
+              <w:spacing w:line="300" w:lineRule="auto" w:before="0" w:after="0"/>
               <w:jc w:val="left"/>
               <w:rPr>
                 <w:sz w:val="21"/>
@@ -14393,7 +14393,7 @@
           <w:p>
             <w:pPr>
               <w:shd w:val="clear" w:color="auto" w:fill="auto"/>
-              <w:spacing w:line="300" w:lineRule="auto"/>
+              <w:spacing w:line="300" w:lineRule="auto" w:before="0" w:after="0"/>
               <w:jc w:val="left"/>
               <w:rPr>
                 <w:sz w:val="21"/>
@@ -14427,7 +14427,7 @@
           <w:p>
             <w:pPr>
               <w:shd w:val="clear" w:color="auto" w:fill="auto"/>
-              <w:spacing w:line="300" w:lineRule="auto"/>
+              <w:spacing w:line="300" w:lineRule="auto" w:before="0" w:after="0"/>
               <w:jc w:val="left"/>
               <w:rPr>
                 <w:sz w:val="21"/>
@@ -14467,7 +14467,7 @@
           <w:p>
             <w:pPr>
               <w:shd w:val="clear" w:color="auto" w:fill="auto"/>
-              <w:spacing w:line="300" w:lineRule="auto"/>
+              <w:spacing w:line="300" w:lineRule="auto" w:before="0" w:after="0"/>
               <w:jc w:val="left"/>
               <w:rPr>
                 <w:sz w:val="21"/>
@@ -14502,7 +14502,7 @@
           <w:p>
             <w:pPr>
               <w:shd w:val="clear" w:color="auto" w:fill="auto"/>
-              <w:spacing w:line="300" w:lineRule="auto"/>
+              <w:spacing w:line="300" w:lineRule="auto" w:before="0" w:after="0"/>
               <w:jc w:val="left"/>
               <w:rPr>
                 <w:sz w:val="21"/>
@@ -14556,7 +14556,7 @@
     <w:p>
       <w:pPr>
         <w:shd w:val="clear" w:color="auto" w:fill="auto"/>
-        <w:spacing w:line="300" w:lineRule="auto"/>
+        <w:spacing w:line="300" w:lineRule="auto" w:before="0" w:after="0"/>
         <w:jc w:val="left"/>
         <w:rPr>
           <w:sz w:val="21"/>
@@ -14683,7 +14683,7 @@
     <w:p>
       <w:pPr>
         <w:shd w:val="clear" w:color="auto" w:fill="auto"/>
-        <w:spacing w:line="300" w:lineRule="auto"/>
+        <w:spacing w:line="300" w:lineRule="auto" w:before="0" w:after="0"/>
         <w:jc w:val="left"/>
         <w:rPr>
           <w:sz w:val="21"/>
@@ -14718,7 +14718,7 @@
     <w:p>
       <w:pPr>
         <w:shd w:val="clear" w:color="auto" w:fill="auto"/>
-        <w:spacing w:line="300" w:lineRule="auto"/>
+        <w:spacing w:line="300" w:lineRule="auto" w:before="0" w:after="0"/>
         <w:jc w:val="left"/>
         <w:rPr>
           <w:sz w:val="21"/>
@@ -14804,7 +14804,7 @@
     <w:p>
       <w:pPr>
         <w:shd w:val="clear" w:color="auto" w:fill="auto"/>
-        <w:spacing w:line="300" w:lineRule="auto"/>
+        <w:spacing w:line="300" w:lineRule="auto" w:before="0" w:after="0"/>
         <w:jc w:val="left"/>
         <w:rPr>
           <w:sz w:val="21"/>
@@ -14893,7 +14893,7 @@
     <w:p>
       <w:pPr>
         <w:shd w:val="clear" w:color="auto" w:fill="auto"/>
-        <w:spacing w:line="300" w:lineRule="auto"/>
+        <w:spacing w:line="300" w:lineRule="auto" w:before="0" w:after="0"/>
         <w:jc w:val="left"/>
         <w:rPr>
           <w:sz w:val="21"/>
@@ -14982,7 +14982,7 @@
     <w:p>
       <w:pPr>
         <w:shd w:val="clear" w:color="auto" w:fill="auto"/>
-        <w:spacing w:line="300" w:lineRule="auto"/>
+        <w:spacing w:line="300" w:lineRule="auto" w:before="0" w:after="0"/>
         <w:jc w:val="left"/>
         <w:rPr>
           <w:sz w:val="21"/>
@@ -15022,7 +15022,7 @@
     <w:p>
       <w:pPr>
         <w:shd w:val="clear" w:color="auto" w:fill="auto"/>
-        <w:spacing w:line="300" w:lineRule="auto"/>
+        <w:spacing w:line="300" w:lineRule="auto" w:before="0" w:after="0"/>
         <w:jc w:val="left"/>
         <w:rPr>
           <w:sz w:val="21"/>
@@ -15050,14 +15050,14 @@
 </file>
 
 <file path=word/footer1.xml><?xml version="1.0" encoding="utf-8"?>
-<w:ftr xmlns:w="http://schemas.openxmlformats.org/wordprocessingml/2006/main" xmlns:r="http://schemas.openxmlformats.org/officeDocument/2006/relationships">
-  <w:p>
+<w:ftr xmlns:w="http://schemas.openxmlformats.org/wordprocessingml/2006/main">
+  <w:p xmlns:w="http://schemas.openxmlformats.org/wordprocessingml/2006/main">
     <w:pPr>
       <w:jc w:val="center"/>
     </w:pPr>
     <w:r>
       <w:rPr>
-        <w:rFonts w:ascii="Times New Roman" w:hAnsi="Times New Roman" w:eastAsia="宋体"/>
+        <w:rFonts w:ascii="Times New Roman" w:hAnsi="Times New Roman" w:eastAsia="宋体" w:cs="Times New Roman"/>
         <w:sz w:val="21"/>
         <w:szCs w:val="21"/>
       </w:rPr>
@@ -15065,47 +15065,107 @@
     </w:r>
     <w:r>
       <w:rPr>
-        <w:rFonts w:ascii="Times New Roman" w:hAnsi="Times New Roman" w:eastAsia="宋体"/>
+        <w:rFonts w:ascii="Times New Roman" w:hAnsi="Times New Roman" w:eastAsia="宋体" w:cs="Times New Roman"/>
         <w:sz w:val="21"/>
         <w:szCs w:val="21"/>
       </w:rPr>
-      <w:t xml:space="preserve">第</w:t>
+      <w:t>第</w:t>
     </w:r>
-    <w:fldSimple w:instr=" PAGE ">
-      <w:r>
-        <w:rPr>
-          <w:rFonts w:ascii="Times New Roman" w:hAnsi="Times New Roman" w:eastAsia="宋体"/>
-          <w:sz w:val="21"/>
-          <w:szCs w:val="21"/>
-        </w:rPr>
-        <w:t xml:space="preserve">1</w:t>
-      </w:r>
-    </w:fldSimple>
     <w:r>
       <w:rPr>
-        <w:rFonts w:ascii="Times New Roman" w:hAnsi="Times New Roman" w:eastAsia="宋体"/>
+        <w:rFonts w:ascii="Times New Roman" w:hAnsi="Times New Roman" w:eastAsia="宋体" w:cs="Times New Roman"/>
         <w:sz w:val="21"/>
         <w:szCs w:val="21"/>
       </w:rPr>
-      <w:t xml:space="preserve">页（共</w:t>
+      <w:fldChar w:fldCharType="begin"/>
     </w:r>
-    <w:fldSimple w:instr=" NUMPAGES ">
-      <w:r>
-        <w:rPr>
-          <w:rFonts w:ascii="Times New Roman" w:hAnsi="Times New Roman" w:eastAsia="宋体"/>
-          <w:sz w:val="21"/>
-          <w:szCs w:val="21"/>
-        </w:rPr>
-        <w:t xml:space="preserve">1</w:t>
-      </w:r>
-    </w:fldSimple>
     <w:r>
       <w:rPr>
-        <w:rFonts w:ascii="Times New Roman" w:hAnsi="Times New Roman" w:eastAsia="宋体"/>
+        <w:rFonts w:ascii="Times New Roman" w:hAnsi="Times New Roman" w:eastAsia="宋体" w:cs="Times New Roman"/>
         <w:sz w:val="21"/>
         <w:szCs w:val="21"/>
       </w:rPr>
-      <w:t xml:space="preserve">页）</w:t>
+      <w:instrText xml:space="preserve"> PAGE </w:instrText>
+    </w:r>
+    <w:r>
+      <w:rPr>
+        <w:rFonts w:ascii="Times New Roman" w:hAnsi="Times New Roman" w:eastAsia="宋体" w:cs="Times New Roman"/>
+        <w:sz w:val="21"/>
+        <w:szCs w:val="21"/>
+      </w:rPr>
+      <w:fldChar w:fldCharType="separate"/>
+    </w:r>
+    <w:r>
+      <w:rPr>
+        <w:rFonts w:ascii="Times New Roman" w:hAnsi="Times New Roman" w:eastAsia="宋体" w:cs="Times New Roman"/>
+        <w:sz w:val="21"/>
+        <w:szCs w:val="21"/>
+      </w:rPr>
+      <w:t>1</w:t>
+    </w:r>
+    <w:r>
+      <w:rPr>
+        <w:rFonts w:ascii="Times New Roman" w:hAnsi="Times New Roman" w:eastAsia="宋体" w:cs="Times New Roman"/>
+        <w:sz w:val="21"/>
+        <w:szCs w:val="21"/>
+      </w:rPr>
+      <w:fldChar w:fldCharType="end"/>
+    </w:r>
+    <w:r>
+      <w:rPr>
+        <w:rFonts w:ascii="Times New Roman" w:hAnsi="Times New Roman" w:eastAsia="宋体" w:cs="Times New Roman"/>
+        <w:sz w:val="21"/>
+        <w:szCs w:val="21"/>
+      </w:rPr>
+      <w:t>页（共</w:t>
+    </w:r>
+    <w:r>
+      <w:rPr>
+        <w:rFonts w:ascii="Times New Roman" w:hAnsi="Times New Roman" w:eastAsia="宋体" w:cs="Times New Roman"/>
+        <w:sz w:val="21"/>
+        <w:szCs w:val="21"/>
+      </w:rPr>
+      <w:fldChar w:fldCharType="begin"/>
+    </w:r>
+    <w:r>
+      <w:rPr>
+        <w:rFonts w:ascii="Times New Roman" w:hAnsi="Times New Roman" w:eastAsia="宋体" w:cs="Times New Roman"/>
+        <w:sz w:val="21"/>
+        <w:szCs w:val="21"/>
+      </w:rPr>
+      <w:instrText xml:space="preserve"> NUMPAGES </w:instrText>
+    </w:r>
+    <w:r>
+      <w:rPr>
+        <w:rFonts w:ascii="Times New Roman" w:hAnsi="Times New Roman" w:eastAsia="宋体" w:cs="Times New Roman"/>
+        <w:sz w:val="21"/>
+        <w:szCs w:val="21"/>
+      </w:rPr>
+      <w:fldChar w:fldCharType="separate"/>
+    </w:r>
+    <w:r>
+      <w:rPr>
+        <w:rFonts w:ascii="Times New Roman" w:hAnsi="Times New Roman" w:eastAsia="宋体" w:cs="Times New Roman"/>
+        <w:sz w:val="21"/>
+        <w:szCs w:val="21"/>
+      </w:rPr>
+      <w:t>11</w:t>
+    </w:r>
+    <w:r>
+      <w:rPr>
+        <w:rFonts w:ascii="Times New Roman" w:hAnsi="Times New Roman" w:eastAsia="宋体" w:cs="Times New Roman"/>
+        <w:sz w:val="21"/>
+        <w:szCs w:val="21"/>
+      </w:rPr>
+      <w:fldChar w:fldCharType="end"/>
+    </w:r>
+    <w:r>
+      <w:rPr>
+        <w:rFonts w:ascii="Times New Roman" w:hAnsi="Times New Roman" w:eastAsia="宋体" w:cs="Times New Roman"/>
+        <w:sz w:val="21"/>
+        <w:szCs w:val="21"/>
+      </w:rPr>
+      <w:t>页）</w:t>
     </w:r>
   </w:p>
 </w:ftr>
@@ -15116,14 +15176,16 @@
   <w:docDefaults>
     <w:rPrDefault>
       <w:rPr>
-        <w:rFonts w:ascii="Times New Roman" w:eastAsia="宋体" w:hAnsi="Times New Roman" w:cs="Times New Roman"/>
-        <w:kern w:val="2"/>
+        <w:rFonts w:ascii="Times New Roman" w:hAnsi="Times New Roman" w:eastAsia="宋体" w:cs="Times New Roman"/>
         <w:sz w:val="21"/>
         <w:szCs w:val="21"/>
-        <w:lang w:val="en-US" w:eastAsia="zh-CN" w:bidi="ar-SA"/>
       </w:rPr>
     </w:rPrDefault>
-    <w:pPrDefault/>
+    <w:pPrDefault>
+      <w:pPr>
+        <w:spacing w:before="0" w:after="0" w:line="300" w:lineRule="auto"/>
+      </w:pPr>
+    </w:pPrDefault>
   </w:docDefaults>
   <w:latentStyles w:defLockedState="0" w:defUIPriority="99" w:defSemiHidden="1" w:defUnhideWhenUsed="1" w:defQFormat="0" w:count="267">
     <w:lsdException w:name="Normal" w:semiHidden="0" w:uiPriority="0" w:unhideWhenUsed="0" w:qFormat="1"/>

--- a/高中物理/高中物理同步/人教版必修3 第11章 电路及其应用·中档卷（13题）.docx
+++ b/高中物理/高中物理同步/人教版必修3 第11章 电路及其应用·中档卷（13题）.docx
@@ -15053,7 +15053,7 @@
 <w:ftr xmlns:w="http://schemas.openxmlformats.org/wordprocessingml/2006/main">
   <w:p xmlns:w="http://schemas.openxmlformats.org/wordprocessingml/2006/main">
     <w:pPr>
-      <w:jc w:val="center"/>
+      <w:jc w:val="left"/>
     </w:pPr>
     <w:r>
       <w:rPr>

--- a/高中物理/高中物理同步/人教版必修3 第11章 电路及其应用·中档卷（13题）.docx
+++ b/高中物理/高中物理同步/人教版必修3 第11章 电路及其应用·中档卷（13题）.docx
@@ -15133,31 +15133,7 @@
         <w:sz w:val="21"/>
         <w:szCs w:val="21"/>
       </w:rPr>
-      <w:instrText xml:space="preserve"> NUMPAGES </w:instrText>
-    </w:r>
-    <w:r>
-      <w:rPr>
-        <w:rFonts w:ascii="Times New Roman" w:hAnsi="Times New Roman" w:eastAsia="宋体" w:cs="Times New Roman"/>
-        <w:sz w:val="21"/>
-        <w:szCs w:val="21"/>
-      </w:rPr>
-      <w:fldChar w:fldCharType="separate"/>
-    </w:r>
-    <w:r>
-      <w:rPr>
-        <w:rFonts w:ascii="Times New Roman" w:hAnsi="Times New Roman" w:eastAsia="宋体" w:cs="Times New Roman"/>
-        <w:sz w:val="21"/>
-        <w:szCs w:val="21"/>
-      </w:rPr>
       <w:t>11</w:t>
-    </w:r>
-    <w:r>
-      <w:rPr>
-        <w:rFonts w:ascii="Times New Roman" w:hAnsi="Times New Roman" w:eastAsia="宋体" w:cs="Times New Roman"/>
-        <w:sz w:val="21"/>
-        <w:szCs w:val="21"/>
-      </w:rPr>
-      <w:fldChar w:fldCharType="end"/>
     </w:r>
     <w:r>
       <w:rPr>
